--- a/notes/HELP.docx
+++ b/notes/HELP.docx
@@ -1,6 +1,6 @@
 
 <file path=word/document.xml><?xml version="1.0" encoding="utf-8"?>
-<w:document xmlns:wpc="http://schemas.microsoft.com/office/word/2010/wordprocessingCanvas" xmlns:cx="http://schemas.microsoft.com/office/drawing/2014/chartex" xmlns:cx1="http://schemas.microsoft.com/office/drawing/2015/9/8/chartex" xmlns:cx2="http://schemas.microsoft.com/office/drawing/2015/10/21/chartex" xmlns:cx3="http://schemas.microsoft.com/office/drawing/2016/5/9/chartex" xmlns:cx4="http://schemas.microsoft.com/office/drawing/2016/5/10/chartex" xmlns:cx5="http://schemas.microsoft.com/office/drawing/2016/5/11/chartex" xmlns:cx6="http://schemas.microsoft.com/office/drawing/2016/5/12/chartex" xmlns:cx7="http://schemas.microsoft.com/office/drawing/2016/5/13/chartex" xmlns:cx8="http://schemas.microsoft.com/office/drawing/2016/5/14/chartex" xmlns:mc="http://schemas.openxmlformats.org/markup-compatibility/2006" xmlns:aink="http://schemas.microsoft.com/office/drawing/2016/ink" xmlns:am3d="http://schemas.microsoft.com/office/drawing/2017/model3d" xmlns:o="urn:schemas-microsoft-com:office:office" xmlns:r="http://schemas.openxmlformats.org/officeDocument/2006/relationships" xmlns:m="http://schemas.openxmlformats.org/officeDocument/2006/math" xmlns:v="urn:schemas-microsoft-com:vml" xmlns:wp14="http://schemas.microsoft.com/office/word/2010/wordprocessingDrawing" xmlns:wp="http://schemas.openxmlformats.org/drawingml/2006/wordprocessingDrawing" xmlns:w10="urn:schemas-microsoft-com:office:word" xmlns:w="http://schemas.openxmlformats.org/wordprocessingml/2006/main" xmlns:w14="http://schemas.microsoft.com/office/word/2010/wordml" xmlns:w15="http://schemas.microsoft.com/office/word/2012/wordml" xmlns:w16cex="http://schemas.microsoft.com/office/word/2018/wordml/cex" xmlns:w16cid="http://schemas.microsoft.com/office/word/2016/wordml/cid" xmlns:w16="http://schemas.microsoft.com/office/word/2018/wordml" xmlns:w16se="http://schemas.microsoft.com/office/word/2015/wordml/symex" xmlns:wpg="http://schemas.microsoft.com/office/word/2010/wordprocessingGroup" xmlns:wpi="http://schemas.microsoft.com/office/word/2010/wordprocessingInk" xmlns:wne="http://schemas.microsoft.com/office/word/2006/wordml" xmlns:wps="http://schemas.microsoft.com/office/word/2010/wordprocessingShape" mc:Ignorable="w14 w15 w16se w16cid w16 w16cex wp14">
+<w:document xmlns:wpc="http://schemas.microsoft.com/office/word/2010/wordprocessingCanvas" xmlns:cx="http://schemas.microsoft.com/office/drawing/2014/chartex" xmlns:mc="http://schemas.openxmlformats.org/markup-compatibility/2006" xmlns:o="urn:schemas-microsoft-com:office:office" xmlns:r="http://schemas.openxmlformats.org/officeDocument/2006/relationships" xmlns:m="http://schemas.openxmlformats.org/officeDocument/2006/math" xmlns:v="urn:schemas-microsoft-com:vml" xmlns:wp14="http://schemas.microsoft.com/office/word/2010/wordprocessingDrawing" xmlns:wp="http://schemas.openxmlformats.org/drawingml/2006/wordprocessingDrawing" xmlns:w10="urn:schemas-microsoft-com:office:word" xmlns:w="http://schemas.openxmlformats.org/wordprocessingml/2006/main" xmlns:w14="http://schemas.microsoft.com/office/word/2010/wordml" xmlns:w15="http://schemas.microsoft.com/office/word/2012/wordml" xmlns:w16se="http://schemas.microsoft.com/office/word/2015/wordml/symex" xmlns:wpg="http://schemas.microsoft.com/office/word/2010/wordprocessingGroup" xmlns:wpi="http://schemas.microsoft.com/office/word/2010/wordprocessingInk" xmlns:wne="http://schemas.microsoft.com/office/word/2006/wordml" xmlns:wps="http://schemas.microsoft.com/office/word/2010/wordprocessingShape" mc:Ignorable="w14 w15 w16se wp14">
   <w:body>
     <w:p>
       <w:pPr>
@@ -78,6 +78,7 @@
       <w:r>
         <w:rPr>
           <w:noProof/>
+          <w:lang w:val="ru-RU" w:eastAsia="ru-RU"/>
         </w:rPr>
         <w:drawing>
           <wp:inline distT="0" distB="0" distL="0" distR="0" wp14:anchorId="50C84EBA" wp14:editId="2F8105D2">
@@ -173,6 +174,7 @@
       <w:r>
         <w:rPr>
           <w:noProof/>
+          <w:lang w:val="ru-RU" w:eastAsia="ru-RU"/>
         </w:rPr>
         <w:drawing>
           <wp:inline distT="0" distB="0" distL="0" distR="0" wp14:anchorId="201E6BEF" wp14:editId="4A1F65D9">
@@ -301,6 +303,7 @@
       <w:r>
         <w:rPr>
           <w:noProof/>
+          <w:lang w:val="ru-RU" w:eastAsia="ru-RU"/>
         </w:rPr>
         <w:drawing>
           <wp:inline distT="0" distB="0" distL="0" distR="0" wp14:anchorId="7A355730" wp14:editId="6B5ED7CD">
@@ -403,6 +406,7 @@
       <w:r>
         <w:rPr>
           <w:noProof/>
+          <w:lang w:val="ru-RU" w:eastAsia="ru-RU"/>
         </w:rPr>
         <w:lastRenderedPageBreak/>
         <w:drawing>
@@ -466,6 +470,7 @@
           <w:szCs w:val="28"/>
         </w:rPr>
       </w:pPr>
+      <w:proofErr w:type="spellStart"/>
       <w:r>
         <w:rPr>
           <w:rFonts w:ascii="Times New Roman" w:hAnsi="Times New Roman" w:cs="Times New Roman"/>
@@ -473,8 +478,89 @@
           <w:szCs w:val="28"/>
           <w:lang w:val="ru-RU"/>
         </w:rPr>
-        <w:t>Далі вкажіть налаштування для обраного інтерфейсу</w:t>
-      </w:r>
+        <w:t>Далі</w:t>
+      </w:r>
+      <w:proofErr w:type="spellEnd"/>
+      <w:r>
+        <w:rPr>
+          <w:rFonts w:ascii="Times New Roman" w:hAnsi="Times New Roman" w:cs="Times New Roman"/>
+          <w:sz w:val="28"/>
+          <w:szCs w:val="28"/>
+          <w:lang w:val="ru-RU"/>
+        </w:rPr>
+        <w:t xml:space="preserve"> </w:t>
+      </w:r>
+      <w:proofErr w:type="spellStart"/>
+      <w:r>
+        <w:rPr>
+          <w:rFonts w:ascii="Times New Roman" w:hAnsi="Times New Roman" w:cs="Times New Roman"/>
+          <w:sz w:val="28"/>
+          <w:szCs w:val="28"/>
+          <w:lang w:val="ru-RU"/>
+        </w:rPr>
+        <w:t>вкажіть</w:t>
+      </w:r>
+      <w:proofErr w:type="spellEnd"/>
+      <w:r>
+        <w:rPr>
+          <w:rFonts w:ascii="Times New Roman" w:hAnsi="Times New Roman" w:cs="Times New Roman"/>
+          <w:sz w:val="28"/>
+          <w:szCs w:val="28"/>
+          <w:lang w:val="ru-RU"/>
+        </w:rPr>
+        <w:t xml:space="preserve"> </w:t>
+      </w:r>
+      <w:proofErr w:type="spellStart"/>
+      <w:r>
+        <w:rPr>
+          <w:rFonts w:ascii="Times New Roman" w:hAnsi="Times New Roman" w:cs="Times New Roman"/>
+          <w:sz w:val="28"/>
+          <w:szCs w:val="28"/>
+          <w:lang w:val="ru-RU"/>
+        </w:rPr>
+        <w:t>налаштування</w:t>
+      </w:r>
+      <w:proofErr w:type="spellEnd"/>
+      <w:r>
+        <w:rPr>
+          <w:rFonts w:ascii="Times New Roman" w:hAnsi="Times New Roman" w:cs="Times New Roman"/>
+          <w:sz w:val="28"/>
+          <w:szCs w:val="28"/>
+          <w:lang w:val="ru-RU"/>
+        </w:rPr>
+        <w:t xml:space="preserve"> для </w:t>
+      </w:r>
+      <w:proofErr w:type="spellStart"/>
+      <w:r>
+        <w:rPr>
+          <w:rFonts w:ascii="Times New Roman" w:hAnsi="Times New Roman" w:cs="Times New Roman"/>
+          <w:sz w:val="28"/>
+          <w:szCs w:val="28"/>
+          <w:lang w:val="ru-RU"/>
+        </w:rPr>
+        <w:t>обраного</w:t>
+      </w:r>
+      <w:proofErr w:type="spellEnd"/>
+      <w:r>
+        <w:rPr>
+          <w:rFonts w:ascii="Times New Roman" w:hAnsi="Times New Roman" w:cs="Times New Roman"/>
+          <w:sz w:val="28"/>
+          <w:szCs w:val="28"/>
+          <w:lang w:val="ru-RU"/>
+        </w:rPr>
+        <w:t xml:space="preserve"> </w:t>
+      </w:r>
+      <w:proofErr w:type="spellStart"/>
+      <w:r>
+        <w:rPr>
+          <w:rFonts w:ascii="Times New Roman" w:hAnsi="Times New Roman" w:cs="Times New Roman"/>
+          <w:sz w:val="28"/>
+          <w:szCs w:val="28"/>
+          <w:lang w:val="ru-RU"/>
+        </w:rPr>
+        <w:t>інтерфейсу</w:t>
+      </w:r>
+      <w:proofErr w:type="spellEnd"/>
     </w:p>
     <w:p>
       <w:pPr>
@@ -589,6 +675,7 @@
       <w:r>
         <w:rPr>
           <w:noProof/>
+          <w:lang w:val="ru-RU" w:eastAsia="ru-RU"/>
         </w:rPr>
         <w:drawing>
           <wp:inline distT="0" distB="0" distL="0" distR="0" wp14:anchorId="525C86FC" wp14:editId="42B344A5">
@@ -719,6 +806,7 @@
       <w:r>
         <w:rPr>
           <w:noProof/>
+          <w:lang w:val="ru-RU" w:eastAsia="ru-RU"/>
         </w:rPr>
         <w:drawing>
           <wp:inline distT="0" distB="0" distL="0" distR="0" wp14:anchorId="166279B9" wp14:editId="5AE46906">
@@ -910,6 +998,7 @@
       <w:r>
         <w:rPr>
           <w:noProof/>
+          <w:lang w:val="ru-RU" w:eastAsia="ru-RU"/>
         </w:rPr>
         <w:lastRenderedPageBreak/>
         <w:drawing>
@@ -1071,6 +1160,7 @@
       <w:r>
         <w:rPr>
           <w:noProof/>
+          <w:lang w:val="ru-RU" w:eastAsia="ru-RU"/>
         </w:rPr>
         <w:drawing>
           <wp:inline distT="0" distB="0" distL="0" distR="0" wp14:anchorId="55D9000B" wp14:editId="00E384BD">
@@ -1252,6 +1342,7 @@
       <w:r>
         <w:rPr>
           <w:noProof/>
+          <w:lang w:val="ru-RU" w:eastAsia="ru-RU"/>
         </w:rPr>
         <w:drawing>
           <wp:inline distT="0" distB="0" distL="0" distR="0" wp14:anchorId="25977326" wp14:editId="3E2931C0">
@@ -1340,7 +1431,43 @@
           <w:sz w:val="28"/>
           <w:szCs w:val="28"/>
         </w:rPr>
-        <w:t>Також можна поставити галочку «Зупинити з першим співпадінням» тоді при першому вдалому пошуку сканування буде зупинено, а знайдений пристрій буде відображатися в таблиці зі знайденими пристроями у правій частині вікна.</w:t>
+        <w:t xml:space="preserve">Також можна поставити галочку «Зупинити з першим </w:t>
+      </w:r>
+      <w:proofErr w:type="spellStart"/>
+      <w:r>
+        <w:rPr>
+          <w:rFonts w:ascii="Times New Roman" w:hAnsi="Times New Roman" w:cs="Times New Roman"/>
+          <w:sz w:val="28"/>
+          <w:szCs w:val="28"/>
+        </w:rPr>
+        <w:t>співпадінням</w:t>
+      </w:r>
+      <w:proofErr w:type="spellEnd"/>
+      <w:r>
+        <w:rPr>
+          <w:rFonts w:ascii="Times New Roman" w:hAnsi="Times New Roman" w:cs="Times New Roman"/>
+          <w:sz w:val="28"/>
+          <w:szCs w:val="28"/>
+        </w:rPr>
+        <w:t xml:space="preserve">» тоді при першому вдалому пошуку сканування буде </w:t>
+      </w:r>
+      <w:proofErr w:type="spellStart"/>
+      <w:r>
+        <w:rPr>
+          <w:rFonts w:ascii="Times New Roman" w:hAnsi="Times New Roman" w:cs="Times New Roman"/>
+          <w:sz w:val="28"/>
+          <w:szCs w:val="28"/>
+        </w:rPr>
+        <w:t>зупинено</w:t>
+      </w:r>
+      <w:proofErr w:type="spellEnd"/>
+      <w:r>
+        <w:rPr>
+          <w:rFonts w:ascii="Times New Roman" w:hAnsi="Times New Roman" w:cs="Times New Roman"/>
+          <w:sz w:val="28"/>
+          <w:szCs w:val="28"/>
+        </w:rPr>
+        <w:t>, а знайдений пристрій буде відображатися в таблиці зі знайденими пристроями у правій частині вікна.</w:t>
       </w:r>
     </w:p>
     <w:p>
@@ -1465,6 +1592,7 @@
       <w:r>
         <w:rPr>
           <w:noProof/>
+          <w:lang w:val="ru-RU" w:eastAsia="ru-RU"/>
         </w:rPr>
         <w:drawing>
           <wp:inline distT="0" distB="0" distL="0" distR="0" wp14:anchorId="6FA9EC1E" wp14:editId="64D43F4B">
@@ -1555,6 +1683,7 @@
       <w:r>
         <w:rPr>
           <w:noProof/>
+          <w:lang w:val="ru-RU" w:eastAsia="ru-RU"/>
         </w:rPr>
         <w:drawing>
           <wp:inline distT="0" distB="0" distL="0" distR="0" wp14:anchorId="5BF68B8A" wp14:editId="1C54082C">
@@ -1677,6 +1806,7 @@
       <w:r>
         <w:rPr>
           <w:noProof/>
+          <w:lang w:val="ru-RU" w:eastAsia="ru-RU"/>
         </w:rPr>
         <w:drawing>
           <wp:inline distT="0" distB="0" distL="0" distR="0" wp14:anchorId="279F6906" wp14:editId="48BE0E50">
@@ -1793,6 +1923,7 @@
       <w:r>
         <w:rPr>
           <w:noProof/>
+          <w:lang w:val="ru-RU" w:eastAsia="ru-RU"/>
         </w:rPr>
         <w:drawing>
           <wp:inline distT="0" distB="0" distL="0" distR="0" wp14:anchorId="39E3D375" wp14:editId="7433F81B">
@@ -1854,6 +1985,7 @@
           <w:lang w:val="ru-RU"/>
         </w:rPr>
       </w:pPr>
+      <w:proofErr w:type="spellStart"/>
       <w:r>
         <w:rPr>
           <w:rFonts w:ascii="Times New Roman" w:hAnsi="Times New Roman" w:cs="Times New Roman"/>
@@ -1861,32 +1993,29 @@
           <w:szCs w:val="28"/>
           <w:lang w:val="ru-RU"/>
         </w:rPr>
-        <w:t xml:space="preserve">Це означає, що пристрій захищено паролем. </w:t>
-      </w:r>
-    </w:p>
-    <w:p>
-      <w:pPr>
-        <w:pStyle w:val="a3"/>
-        <w:ind w:left="1080"/>
+        <w:t>Це</w:t>
+      </w:r>
+      <w:proofErr w:type="spellEnd"/>
+      <w:r>
         <w:rPr>
           <w:rFonts w:ascii="Times New Roman" w:hAnsi="Times New Roman" w:cs="Times New Roman"/>
           <w:sz w:val="28"/>
           <w:szCs w:val="28"/>
           <w:lang w:val="ru-RU"/>
         </w:rPr>
-      </w:pPr>
-    </w:p>
-    <w:p>
-      <w:pPr>
-        <w:pStyle w:val="a3"/>
-        <w:ind w:left="1080"/>
+        <w:t xml:space="preserve"> </w:t>
+      </w:r>
+      <w:proofErr w:type="spellStart"/>
+      <w:r>
         <w:rPr>
           <w:rFonts w:ascii="Times New Roman" w:hAnsi="Times New Roman" w:cs="Times New Roman"/>
           <w:sz w:val="28"/>
           <w:szCs w:val="28"/>
           <w:lang w:val="ru-RU"/>
         </w:rPr>
-      </w:pPr>
+        <w:t>означає</w:t>
+      </w:r>
+      <w:proofErr w:type="spellEnd"/>
       <w:r>
         <w:rPr>
           <w:rFonts w:ascii="Times New Roman" w:hAnsi="Times New Roman" w:cs="Times New Roman"/>
@@ -1894,23 +2023,239 @@
           <w:szCs w:val="28"/>
           <w:lang w:val="ru-RU"/>
         </w:rPr>
-        <w:t>Для вводу паролю зробіть клік лівою кнопкою миші на рядку з пристроєм</w:t>
-      </w:r>
-    </w:p>
-    <w:p>
-      <w:pPr>
-        <w:pStyle w:val="a3"/>
-        <w:ind w:left="1080"/>
+        <w:t xml:space="preserve">, </w:t>
+      </w:r>
+      <w:proofErr w:type="spellStart"/>
+      <w:r>
         <w:rPr>
           <w:rFonts w:ascii="Times New Roman" w:hAnsi="Times New Roman" w:cs="Times New Roman"/>
           <w:sz w:val="28"/>
           <w:szCs w:val="28"/>
           <w:lang w:val="ru-RU"/>
         </w:rPr>
-      </w:pPr>
-      <w:r>
-        <w:rPr>
-          <w:noProof/>
+        <w:t>що</w:t>
+      </w:r>
+      <w:proofErr w:type="spellEnd"/>
+      <w:r>
+        <w:rPr>
+          <w:rFonts w:ascii="Times New Roman" w:hAnsi="Times New Roman" w:cs="Times New Roman"/>
+          <w:sz w:val="28"/>
+          <w:szCs w:val="28"/>
+          <w:lang w:val="ru-RU"/>
+        </w:rPr>
+        <w:t xml:space="preserve"> </w:t>
+      </w:r>
+      <w:proofErr w:type="spellStart"/>
+      <w:r>
+        <w:rPr>
+          <w:rFonts w:ascii="Times New Roman" w:hAnsi="Times New Roman" w:cs="Times New Roman"/>
+          <w:sz w:val="28"/>
+          <w:szCs w:val="28"/>
+          <w:lang w:val="ru-RU"/>
+        </w:rPr>
+        <w:t>пристрій</w:t>
+      </w:r>
+      <w:proofErr w:type="spellEnd"/>
+      <w:r>
+        <w:rPr>
+          <w:rFonts w:ascii="Times New Roman" w:hAnsi="Times New Roman" w:cs="Times New Roman"/>
+          <w:sz w:val="28"/>
+          <w:szCs w:val="28"/>
+          <w:lang w:val="ru-RU"/>
+        </w:rPr>
+        <w:t xml:space="preserve"> </w:t>
+      </w:r>
+      <w:proofErr w:type="spellStart"/>
+      <w:r>
+        <w:rPr>
+          <w:rFonts w:ascii="Times New Roman" w:hAnsi="Times New Roman" w:cs="Times New Roman"/>
+          <w:sz w:val="28"/>
+          <w:szCs w:val="28"/>
+          <w:lang w:val="ru-RU"/>
+        </w:rPr>
+        <w:t>захищено</w:t>
+      </w:r>
+      <w:proofErr w:type="spellEnd"/>
+      <w:r>
+        <w:rPr>
+          <w:rFonts w:ascii="Times New Roman" w:hAnsi="Times New Roman" w:cs="Times New Roman"/>
+          <w:sz w:val="28"/>
+          <w:szCs w:val="28"/>
+          <w:lang w:val="ru-RU"/>
+        </w:rPr>
+        <w:t xml:space="preserve"> паролем. </w:t>
+      </w:r>
+    </w:p>
+    <w:p>
+      <w:pPr>
+        <w:pStyle w:val="a3"/>
+        <w:ind w:left="1080"/>
+        <w:rPr>
+          <w:rFonts w:ascii="Times New Roman" w:hAnsi="Times New Roman" w:cs="Times New Roman"/>
+          <w:sz w:val="28"/>
+          <w:szCs w:val="28"/>
+          <w:lang w:val="ru-RU"/>
+        </w:rPr>
+      </w:pPr>
+    </w:p>
+    <w:p>
+      <w:pPr>
+        <w:pStyle w:val="a3"/>
+        <w:ind w:left="1080"/>
+        <w:rPr>
+          <w:rFonts w:ascii="Times New Roman" w:hAnsi="Times New Roman" w:cs="Times New Roman"/>
+          <w:sz w:val="28"/>
+          <w:szCs w:val="28"/>
+          <w:lang w:val="ru-RU"/>
+        </w:rPr>
+      </w:pPr>
+      <w:proofErr w:type="gramStart"/>
+      <w:r>
+        <w:rPr>
+          <w:rFonts w:ascii="Times New Roman" w:hAnsi="Times New Roman" w:cs="Times New Roman"/>
+          <w:sz w:val="28"/>
+          <w:szCs w:val="28"/>
+          <w:lang w:val="ru-RU"/>
+        </w:rPr>
+        <w:t>Для вводу</w:t>
+      </w:r>
+      <w:proofErr w:type="gramEnd"/>
+      <w:r>
+        <w:rPr>
+          <w:rFonts w:ascii="Times New Roman" w:hAnsi="Times New Roman" w:cs="Times New Roman"/>
+          <w:sz w:val="28"/>
+          <w:szCs w:val="28"/>
+          <w:lang w:val="ru-RU"/>
+        </w:rPr>
+        <w:t xml:space="preserve"> паролю </w:t>
+      </w:r>
+      <w:proofErr w:type="spellStart"/>
+      <w:r>
+        <w:rPr>
+          <w:rFonts w:ascii="Times New Roman" w:hAnsi="Times New Roman" w:cs="Times New Roman"/>
+          <w:sz w:val="28"/>
+          <w:szCs w:val="28"/>
+          <w:lang w:val="ru-RU"/>
+        </w:rPr>
+        <w:t>зробіть</w:t>
+      </w:r>
+      <w:proofErr w:type="spellEnd"/>
+      <w:r>
+        <w:rPr>
+          <w:rFonts w:ascii="Times New Roman" w:hAnsi="Times New Roman" w:cs="Times New Roman"/>
+          <w:sz w:val="28"/>
+          <w:szCs w:val="28"/>
+          <w:lang w:val="ru-RU"/>
+        </w:rPr>
+        <w:t xml:space="preserve"> </w:t>
+      </w:r>
+      <w:proofErr w:type="spellStart"/>
+      <w:r>
+        <w:rPr>
+          <w:rFonts w:ascii="Times New Roman" w:hAnsi="Times New Roman" w:cs="Times New Roman"/>
+          <w:sz w:val="28"/>
+          <w:szCs w:val="28"/>
+          <w:lang w:val="ru-RU"/>
+        </w:rPr>
+        <w:t>клік</w:t>
+      </w:r>
+      <w:proofErr w:type="spellEnd"/>
+      <w:r>
+        <w:rPr>
+          <w:rFonts w:ascii="Times New Roman" w:hAnsi="Times New Roman" w:cs="Times New Roman"/>
+          <w:sz w:val="28"/>
+          <w:szCs w:val="28"/>
+          <w:lang w:val="ru-RU"/>
+        </w:rPr>
+        <w:t xml:space="preserve"> </w:t>
+      </w:r>
+      <w:proofErr w:type="spellStart"/>
+      <w:r>
+        <w:rPr>
+          <w:rFonts w:ascii="Times New Roman" w:hAnsi="Times New Roman" w:cs="Times New Roman"/>
+          <w:sz w:val="28"/>
+          <w:szCs w:val="28"/>
+          <w:lang w:val="ru-RU"/>
+        </w:rPr>
+        <w:t>лівою</w:t>
+      </w:r>
+      <w:proofErr w:type="spellEnd"/>
+      <w:r>
+        <w:rPr>
+          <w:rFonts w:ascii="Times New Roman" w:hAnsi="Times New Roman" w:cs="Times New Roman"/>
+          <w:sz w:val="28"/>
+          <w:szCs w:val="28"/>
+          <w:lang w:val="ru-RU"/>
+        </w:rPr>
+        <w:t xml:space="preserve"> </w:t>
+      </w:r>
+      <w:proofErr w:type="spellStart"/>
+      <w:r>
+        <w:rPr>
+          <w:rFonts w:ascii="Times New Roman" w:hAnsi="Times New Roman" w:cs="Times New Roman"/>
+          <w:sz w:val="28"/>
+          <w:szCs w:val="28"/>
+          <w:lang w:val="ru-RU"/>
+        </w:rPr>
+        <w:t>кнопкою</w:t>
+      </w:r>
+      <w:proofErr w:type="spellEnd"/>
+      <w:r>
+        <w:rPr>
+          <w:rFonts w:ascii="Times New Roman" w:hAnsi="Times New Roman" w:cs="Times New Roman"/>
+          <w:sz w:val="28"/>
+          <w:szCs w:val="28"/>
+          <w:lang w:val="ru-RU"/>
+        </w:rPr>
+        <w:t xml:space="preserve"> </w:t>
+      </w:r>
+      <w:proofErr w:type="spellStart"/>
+      <w:r>
+        <w:rPr>
+          <w:rFonts w:ascii="Times New Roman" w:hAnsi="Times New Roman" w:cs="Times New Roman"/>
+          <w:sz w:val="28"/>
+          <w:szCs w:val="28"/>
+          <w:lang w:val="ru-RU"/>
+        </w:rPr>
+        <w:t>миші</w:t>
+      </w:r>
+      <w:proofErr w:type="spellEnd"/>
+      <w:r>
+        <w:rPr>
+          <w:rFonts w:ascii="Times New Roman" w:hAnsi="Times New Roman" w:cs="Times New Roman"/>
+          <w:sz w:val="28"/>
+          <w:szCs w:val="28"/>
+          <w:lang w:val="ru-RU"/>
+        </w:rPr>
+        <w:t xml:space="preserve"> на рядку з </w:t>
+      </w:r>
+      <w:proofErr w:type="spellStart"/>
+      <w:r>
+        <w:rPr>
+          <w:rFonts w:ascii="Times New Roman" w:hAnsi="Times New Roman" w:cs="Times New Roman"/>
+          <w:sz w:val="28"/>
+          <w:szCs w:val="28"/>
+          <w:lang w:val="ru-RU"/>
+        </w:rPr>
+        <w:t>пристроєм</w:t>
+      </w:r>
+      <w:proofErr w:type="spellEnd"/>
+    </w:p>
+    <w:p>
+      <w:pPr>
+        <w:pStyle w:val="a3"/>
+        <w:ind w:left="1080"/>
+        <w:rPr>
+          <w:rFonts w:ascii="Times New Roman" w:hAnsi="Times New Roman" w:cs="Times New Roman"/>
+          <w:sz w:val="28"/>
+          <w:szCs w:val="28"/>
+          <w:lang w:val="ru-RU"/>
+        </w:rPr>
+      </w:pPr>
+      <w:r>
+        <w:rPr>
+          <w:noProof/>
+          <w:lang w:val="ru-RU" w:eastAsia="ru-RU"/>
         </w:rPr>
         <w:drawing>
           <wp:inline distT="0" distB="0" distL="0" distR="0" wp14:anchorId="1F70EB7A" wp14:editId="4A067AF1">
@@ -1972,6 +2317,7 @@
           <w:lang w:val="ru-RU"/>
         </w:rPr>
       </w:pPr>
+      <w:proofErr w:type="spellStart"/>
       <w:r>
         <w:rPr>
           <w:rFonts w:ascii="Times New Roman" w:hAnsi="Times New Roman" w:cs="Times New Roman"/>
@@ -1979,7 +2325,57 @@
           <w:szCs w:val="28"/>
           <w:lang w:val="ru-RU"/>
         </w:rPr>
-        <w:t>Відкриється вікно для вводу паролю</w:t>
+        <w:t>Відкриється</w:t>
+      </w:r>
+      <w:proofErr w:type="spellEnd"/>
+      <w:r>
+        <w:rPr>
+          <w:rFonts w:ascii="Times New Roman" w:hAnsi="Times New Roman" w:cs="Times New Roman"/>
+          <w:sz w:val="28"/>
+          <w:szCs w:val="28"/>
+          <w:lang w:val="ru-RU"/>
+        </w:rPr>
+        <w:t xml:space="preserve"> </w:t>
+      </w:r>
+      <w:proofErr w:type="spellStart"/>
+      <w:r>
+        <w:rPr>
+          <w:rFonts w:ascii="Times New Roman" w:hAnsi="Times New Roman" w:cs="Times New Roman"/>
+          <w:sz w:val="28"/>
+          <w:szCs w:val="28"/>
+          <w:lang w:val="ru-RU"/>
+        </w:rPr>
+        <w:t>вікно</w:t>
+      </w:r>
+      <w:proofErr w:type="spellEnd"/>
+      <w:r>
+        <w:rPr>
+          <w:rFonts w:ascii="Times New Roman" w:hAnsi="Times New Roman" w:cs="Times New Roman"/>
+          <w:sz w:val="28"/>
+          <w:szCs w:val="28"/>
+          <w:lang w:val="ru-RU"/>
+        </w:rPr>
+        <w:t xml:space="preserve"> </w:t>
+      </w:r>
+      <w:proofErr w:type="gramStart"/>
+      <w:r>
+        <w:rPr>
+          <w:rFonts w:ascii="Times New Roman" w:hAnsi="Times New Roman" w:cs="Times New Roman"/>
+          <w:sz w:val="28"/>
+          <w:szCs w:val="28"/>
+          <w:lang w:val="ru-RU"/>
+        </w:rPr>
+        <w:t>для вводу</w:t>
+      </w:r>
+      <w:proofErr w:type="gramEnd"/>
+      <w:r>
+        <w:rPr>
+          <w:rFonts w:ascii="Times New Roman" w:hAnsi="Times New Roman" w:cs="Times New Roman"/>
+          <w:sz w:val="28"/>
+          <w:szCs w:val="28"/>
+          <w:lang w:val="ru-RU"/>
+        </w:rPr>
+        <w:t xml:space="preserve"> паролю</w:t>
       </w:r>
     </w:p>
     <w:p>
@@ -1996,6 +2392,7 @@
       <w:r>
         <w:rPr>
           <w:noProof/>
+          <w:lang w:val="ru-RU" w:eastAsia="ru-RU"/>
         </w:rPr>
         <w:lastRenderedPageBreak/>
         <w:drawing>
@@ -2079,6 +2476,7 @@
       <w:r>
         <w:rPr>
           <w:noProof/>
+          <w:lang w:val="ru-RU" w:eastAsia="ru-RU"/>
         </w:rPr>
         <w:drawing>
           <wp:inline distT="0" distB="0" distL="0" distR="0" wp14:anchorId="6A095A5D" wp14:editId="03DC94CE">
@@ -2160,6 +2558,7 @@
       <w:r>
         <w:rPr>
           <w:noProof/>
+          <w:lang w:val="ru-RU" w:eastAsia="ru-RU"/>
         </w:rPr>
         <w:drawing>
           <wp:inline distT="0" distB="0" distL="0" distR="0" wp14:anchorId="1B73ABD2" wp14:editId="3F9368D0">
@@ -2283,8 +2682,19 @@
           <w:szCs w:val="28"/>
           <w:lang w:val="ru-RU"/>
         </w:rPr>
-        <w:t>Робота з пристро</w:t>
-      </w:r>
+        <w:t xml:space="preserve">Робота з </w:t>
+      </w:r>
+      <w:proofErr w:type="spellStart"/>
+      <w:r>
+        <w:rPr>
+          <w:rFonts w:ascii="Times New Roman" w:hAnsi="Times New Roman" w:cs="Times New Roman"/>
+          <w:sz w:val="28"/>
+          <w:szCs w:val="28"/>
+          <w:lang w:val="ru-RU"/>
+        </w:rPr>
+        <w:t>пристро</w:t>
+      </w:r>
+      <w:proofErr w:type="spellEnd"/>
       <w:r>
         <w:rPr>
           <w:rFonts w:ascii="Times New Roman" w:hAnsi="Times New Roman" w:cs="Times New Roman"/>
@@ -2328,6 +2738,7 @@
           <w:lang w:val="ru-RU"/>
         </w:rPr>
       </w:pPr>
+      <w:proofErr w:type="spellStart"/>
       <w:r>
         <w:rPr>
           <w:rFonts w:ascii="Times New Roman" w:hAnsi="Times New Roman" w:cs="Times New Roman"/>
@@ -2335,19 +2746,140 @@
           <w:szCs w:val="28"/>
           <w:lang w:val="ru-RU"/>
         </w:rPr>
-        <w:t>Після підключення пристрою на екрані відобразиться пристрій та його дерево параметрів</w:t>
-      </w:r>
-    </w:p>
-    <w:p>
-      <w:pPr>
-        <w:pStyle w:val="a3"/>
-        <w:ind w:left="1080"/>
+        <w:t>Після</w:t>
+      </w:r>
+      <w:proofErr w:type="spellEnd"/>
+      <w:r>
         <w:rPr>
           <w:rFonts w:ascii="Times New Roman" w:hAnsi="Times New Roman" w:cs="Times New Roman"/>
           <w:sz w:val="28"/>
           <w:szCs w:val="28"/>
           <w:lang w:val="ru-RU"/>
         </w:rPr>
+        <w:t xml:space="preserve"> </w:t>
+      </w:r>
+      <w:proofErr w:type="spellStart"/>
+      <w:r>
+        <w:rPr>
+          <w:rFonts w:ascii="Times New Roman" w:hAnsi="Times New Roman" w:cs="Times New Roman"/>
+          <w:sz w:val="28"/>
+          <w:szCs w:val="28"/>
+          <w:lang w:val="ru-RU"/>
+        </w:rPr>
+        <w:t>підключення</w:t>
+      </w:r>
+      <w:proofErr w:type="spellEnd"/>
+      <w:r>
+        <w:rPr>
+          <w:rFonts w:ascii="Times New Roman" w:hAnsi="Times New Roman" w:cs="Times New Roman"/>
+          <w:sz w:val="28"/>
+          <w:szCs w:val="28"/>
+          <w:lang w:val="ru-RU"/>
+        </w:rPr>
+        <w:t xml:space="preserve"> пристрою на </w:t>
+      </w:r>
+      <w:proofErr w:type="spellStart"/>
+      <w:r>
+        <w:rPr>
+          <w:rFonts w:ascii="Times New Roman" w:hAnsi="Times New Roman" w:cs="Times New Roman"/>
+          <w:sz w:val="28"/>
+          <w:szCs w:val="28"/>
+          <w:lang w:val="ru-RU"/>
+        </w:rPr>
+        <w:t>екрані</w:t>
+      </w:r>
+      <w:proofErr w:type="spellEnd"/>
+      <w:r>
+        <w:rPr>
+          <w:rFonts w:ascii="Times New Roman" w:hAnsi="Times New Roman" w:cs="Times New Roman"/>
+          <w:sz w:val="28"/>
+          <w:szCs w:val="28"/>
+          <w:lang w:val="ru-RU"/>
+        </w:rPr>
+        <w:t xml:space="preserve"> </w:t>
+      </w:r>
+      <w:proofErr w:type="spellStart"/>
+      <w:r>
+        <w:rPr>
+          <w:rFonts w:ascii="Times New Roman" w:hAnsi="Times New Roman" w:cs="Times New Roman"/>
+          <w:sz w:val="28"/>
+          <w:szCs w:val="28"/>
+          <w:lang w:val="ru-RU"/>
+        </w:rPr>
+        <w:t>відобразиться</w:t>
+      </w:r>
+      <w:proofErr w:type="spellEnd"/>
+      <w:r>
+        <w:rPr>
+          <w:rFonts w:ascii="Times New Roman" w:hAnsi="Times New Roman" w:cs="Times New Roman"/>
+          <w:sz w:val="28"/>
+          <w:szCs w:val="28"/>
+          <w:lang w:val="ru-RU"/>
+        </w:rPr>
+        <w:t xml:space="preserve"> </w:t>
+      </w:r>
+      <w:proofErr w:type="spellStart"/>
+      <w:r>
+        <w:rPr>
+          <w:rFonts w:ascii="Times New Roman" w:hAnsi="Times New Roman" w:cs="Times New Roman"/>
+          <w:sz w:val="28"/>
+          <w:szCs w:val="28"/>
+          <w:lang w:val="ru-RU"/>
+        </w:rPr>
+        <w:t>пристрій</w:t>
+      </w:r>
+      <w:proofErr w:type="spellEnd"/>
+      <w:r>
+        <w:rPr>
+          <w:rFonts w:ascii="Times New Roman" w:hAnsi="Times New Roman" w:cs="Times New Roman"/>
+          <w:sz w:val="28"/>
+          <w:szCs w:val="28"/>
+          <w:lang w:val="ru-RU"/>
+        </w:rPr>
+        <w:t xml:space="preserve"> та </w:t>
+      </w:r>
+      <w:proofErr w:type="spellStart"/>
+      <w:r>
+        <w:rPr>
+          <w:rFonts w:ascii="Times New Roman" w:hAnsi="Times New Roman" w:cs="Times New Roman"/>
+          <w:sz w:val="28"/>
+          <w:szCs w:val="28"/>
+          <w:lang w:val="ru-RU"/>
+        </w:rPr>
+        <w:t>його</w:t>
+      </w:r>
+      <w:proofErr w:type="spellEnd"/>
+      <w:r>
+        <w:rPr>
+          <w:rFonts w:ascii="Times New Roman" w:hAnsi="Times New Roman" w:cs="Times New Roman"/>
+          <w:sz w:val="28"/>
+          <w:szCs w:val="28"/>
+          <w:lang w:val="ru-RU"/>
+        </w:rPr>
+        <w:t xml:space="preserve"> дерево </w:t>
+      </w:r>
+      <w:proofErr w:type="spellStart"/>
+      <w:r>
+        <w:rPr>
+          <w:rFonts w:ascii="Times New Roman" w:hAnsi="Times New Roman" w:cs="Times New Roman"/>
+          <w:sz w:val="28"/>
+          <w:szCs w:val="28"/>
+          <w:lang w:val="ru-RU"/>
+        </w:rPr>
+        <w:t>параметрів</w:t>
+      </w:r>
+      <w:proofErr w:type="spellEnd"/>
+    </w:p>
+    <w:p>
+      <w:pPr>
+        <w:pStyle w:val="a3"/>
+        <w:ind w:left="1080"/>
+        <w:rPr>
+          <w:rFonts w:ascii="Times New Roman" w:hAnsi="Times New Roman" w:cs="Times New Roman"/>
+          <w:sz w:val="28"/>
+          <w:szCs w:val="28"/>
+          <w:lang w:val="ru-RU"/>
+        </w:rPr>
       </w:pPr>
     </w:p>
     <w:p>
@@ -2363,6 +2895,7 @@
       <w:r>
         <w:rPr>
           <w:noProof/>
+          <w:lang w:val="ru-RU" w:eastAsia="ru-RU"/>
         </w:rPr>
         <w:lastRenderedPageBreak/>
         <w:drawing>
@@ -2430,6 +2963,7 @@
         </w:rPr>
         <w:t xml:space="preserve">Щоб розгорнути та згорнути дерево параметрів </w:t>
       </w:r>
+      <w:proofErr w:type="spellStart"/>
       <w:r>
         <w:rPr>
           <w:rFonts w:ascii="Times New Roman" w:hAnsi="Times New Roman" w:cs="Times New Roman"/>
@@ -2439,6 +2973,7 @@
         </w:rPr>
         <w:t>натисн</w:t>
       </w:r>
+      <w:proofErr w:type="spellEnd"/>
       <w:r>
         <w:rPr>
           <w:rFonts w:ascii="Times New Roman" w:hAnsi="Times New Roman" w:cs="Times New Roman"/>
@@ -2447,6 +2982,7 @@
         </w:rPr>
         <w:t>і</w:t>
       </w:r>
+      <w:proofErr w:type="spellStart"/>
       <w:r>
         <w:rPr>
           <w:rFonts w:ascii="Times New Roman" w:hAnsi="Times New Roman" w:cs="Times New Roman"/>
@@ -2454,7 +2990,17 @@
           <w:szCs w:val="28"/>
           <w:lang w:val="ru-RU"/>
         </w:rPr>
-        <w:t xml:space="preserve">ть </w:t>
+        <w:t>ть</w:t>
+      </w:r>
+      <w:proofErr w:type="spellEnd"/>
+      <w:r>
+        <w:rPr>
+          <w:rFonts w:ascii="Times New Roman" w:hAnsi="Times New Roman" w:cs="Times New Roman"/>
+          <w:sz w:val="28"/>
+          <w:szCs w:val="28"/>
+          <w:lang w:val="ru-RU"/>
+        </w:rPr>
+        <w:t xml:space="preserve"> </w:t>
       </w:r>
       <w:r>
         <w:rPr>
@@ -2493,6 +3039,7 @@
       <w:r>
         <w:rPr>
           <w:noProof/>
+          <w:lang w:val="ru-RU" w:eastAsia="ru-RU"/>
         </w:rPr>
         <w:drawing>
           <wp:inline distT="0" distB="0" distL="0" distR="0" wp14:anchorId="21A34125" wp14:editId="0F06E1C4">
@@ -2630,6 +3177,7 @@
       <w:r>
         <w:rPr>
           <w:noProof/>
+          <w:lang w:val="ru-RU" w:eastAsia="ru-RU"/>
         </w:rPr>
         <w:lastRenderedPageBreak/>
         <w:drawing>
@@ -2710,6 +3258,7 @@
       <w:r>
         <w:rPr>
           <w:noProof/>
+          <w:lang w:val="ru-RU" w:eastAsia="ru-RU"/>
         </w:rPr>
         <w:drawing>
           <wp:inline distT="0" distB="0" distL="0" distR="0" wp14:anchorId="00904873" wp14:editId="3A381215">
@@ -2780,6 +3329,7 @@
       <w:r>
         <w:rPr>
           <w:noProof/>
+          <w:lang w:val="ru-RU" w:eastAsia="ru-RU"/>
         </w:rPr>
         <w:drawing>
           <wp:inline distT="0" distB="0" distL="0" distR="0" wp14:anchorId="66E322CF" wp14:editId="6C73DA4B">
@@ -2890,7 +3440,43 @@
           <w:sz w:val="28"/>
           <w:szCs w:val="28"/>
         </w:rPr>
-        <w:t xml:space="preserve"> можна здійснити як одного параметру, так і группи(категоріі) параметрів, і усіх параметрів.</w:t>
+        <w:t xml:space="preserve"> можна здійснити як одного параметру, так і </w:t>
+      </w:r>
+      <w:proofErr w:type="spellStart"/>
+      <w:r>
+        <w:rPr>
+          <w:rFonts w:ascii="Times New Roman" w:hAnsi="Times New Roman" w:cs="Times New Roman"/>
+          <w:sz w:val="28"/>
+          <w:szCs w:val="28"/>
+        </w:rPr>
+        <w:t>группи</w:t>
+      </w:r>
+      <w:proofErr w:type="spellEnd"/>
+      <w:r>
+        <w:rPr>
+          <w:rFonts w:ascii="Times New Roman" w:hAnsi="Times New Roman" w:cs="Times New Roman"/>
+          <w:sz w:val="28"/>
+          <w:szCs w:val="28"/>
+        </w:rPr>
+        <w:t>(</w:t>
+      </w:r>
+      <w:proofErr w:type="spellStart"/>
+      <w:r>
+        <w:rPr>
+          <w:rFonts w:ascii="Times New Roman" w:hAnsi="Times New Roman" w:cs="Times New Roman"/>
+          <w:sz w:val="28"/>
+          <w:szCs w:val="28"/>
+        </w:rPr>
+        <w:t>категоріі</w:t>
+      </w:r>
+      <w:proofErr w:type="spellEnd"/>
+      <w:r>
+        <w:rPr>
+          <w:rFonts w:ascii="Times New Roman" w:hAnsi="Times New Roman" w:cs="Times New Roman"/>
+          <w:sz w:val="28"/>
+          <w:szCs w:val="28"/>
+        </w:rPr>
+        <w:t>) параметрів, і усіх параметрів.</w:t>
       </w:r>
     </w:p>
     <w:p>
@@ -3017,7 +3603,25 @@
           <w:sz w:val="28"/>
           <w:szCs w:val="28"/>
         </w:rPr>
-        <w:t xml:space="preserve"> параметру – клікніть на імені параметру правою кнопкою миші, та оберіть пункт меню записати або прочитати</w:t>
+        <w:t xml:space="preserve"> параметру – </w:t>
+      </w:r>
+      <w:proofErr w:type="spellStart"/>
+      <w:r>
+        <w:rPr>
+          <w:rFonts w:ascii="Times New Roman" w:hAnsi="Times New Roman" w:cs="Times New Roman"/>
+          <w:sz w:val="28"/>
+          <w:szCs w:val="28"/>
+        </w:rPr>
+        <w:t>клікніть</w:t>
+      </w:r>
+      <w:proofErr w:type="spellEnd"/>
+      <w:r>
+        <w:rPr>
+          <w:rFonts w:ascii="Times New Roman" w:hAnsi="Times New Roman" w:cs="Times New Roman"/>
+          <w:sz w:val="28"/>
+          <w:szCs w:val="28"/>
+        </w:rPr>
+        <w:t xml:space="preserve"> на імені параметру правою кнопкою миші, та оберіть пункт меню записати або прочитати</w:t>
       </w:r>
       <w:r>
         <w:rPr>
@@ -3041,6 +3645,7 @@
       <w:r>
         <w:rPr>
           <w:noProof/>
+          <w:lang w:val="ru-RU" w:eastAsia="ru-RU"/>
         </w:rPr>
         <w:drawing>
           <wp:inline distT="0" distB="0" distL="0" distR="0" wp14:anchorId="4A673DFA" wp14:editId="75C17B9B">
@@ -3119,13 +3724,59 @@
         </w:rPr>
         <w:t xml:space="preserve"> </w:t>
       </w:r>
-      <w:r>
-        <w:rPr>
-          <w:rFonts w:ascii="Times New Roman" w:hAnsi="Times New Roman" w:cs="Times New Roman"/>
-          <w:sz w:val="28"/>
-          <w:szCs w:val="28"/>
-        </w:rPr>
-        <w:t>группи параметрів – клікніть на імені группи правою кнопкою миші, та оберіть пункт меню записати або прочитати.</w:t>
+      <w:proofErr w:type="spellStart"/>
+      <w:r>
+        <w:rPr>
+          <w:rFonts w:ascii="Times New Roman" w:hAnsi="Times New Roman" w:cs="Times New Roman"/>
+          <w:sz w:val="28"/>
+          <w:szCs w:val="28"/>
+        </w:rPr>
+        <w:t>группи</w:t>
+      </w:r>
+      <w:proofErr w:type="spellEnd"/>
+      <w:r>
+        <w:rPr>
+          <w:rFonts w:ascii="Times New Roman" w:hAnsi="Times New Roman" w:cs="Times New Roman"/>
+          <w:sz w:val="28"/>
+          <w:szCs w:val="28"/>
+        </w:rPr>
+        <w:t xml:space="preserve"> параметрів – </w:t>
+      </w:r>
+      <w:proofErr w:type="spellStart"/>
+      <w:r>
+        <w:rPr>
+          <w:rFonts w:ascii="Times New Roman" w:hAnsi="Times New Roman" w:cs="Times New Roman"/>
+          <w:sz w:val="28"/>
+          <w:szCs w:val="28"/>
+        </w:rPr>
+        <w:t>клікніть</w:t>
+      </w:r>
+      <w:proofErr w:type="spellEnd"/>
+      <w:r>
+        <w:rPr>
+          <w:rFonts w:ascii="Times New Roman" w:hAnsi="Times New Roman" w:cs="Times New Roman"/>
+          <w:sz w:val="28"/>
+          <w:szCs w:val="28"/>
+        </w:rPr>
+        <w:t xml:space="preserve"> на імені </w:t>
+      </w:r>
+      <w:proofErr w:type="spellStart"/>
+      <w:r>
+        <w:rPr>
+          <w:rFonts w:ascii="Times New Roman" w:hAnsi="Times New Roman" w:cs="Times New Roman"/>
+          <w:sz w:val="28"/>
+          <w:szCs w:val="28"/>
+        </w:rPr>
+        <w:t>группи</w:t>
+      </w:r>
+      <w:proofErr w:type="spellEnd"/>
+      <w:r>
+        <w:rPr>
+          <w:rFonts w:ascii="Times New Roman" w:hAnsi="Times New Roman" w:cs="Times New Roman"/>
+          <w:sz w:val="28"/>
+          <w:szCs w:val="28"/>
+        </w:rPr>
+        <w:t xml:space="preserve"> правою кнопкою миші, та оберіть пункт меню записати або прочитати.</w:t>
       </w:r>
     </w:p>
     <w:p>
@@ -3141,6 +3792,7 @@
       <w:r>
         <w:rPr>
           <w:noProof/>
+          <w:lang w:val="ru-RU" w:eastAsia="ru-RU"/>
         </w:rPr>
         <w:drawing>
           <wp:inline distT="0" distB="0" distL="0" distR="0" wp14:anchorId="1EBBC026" wp14:editId="23C73DA2">
@@ -3228,7 +3880,25 @@
           <w:sz w:val="28"/>
           <w:szCs w:val="28"/>
         </w:rPr>
-        <w:t>Користуйтесь відповідними кнопками внизу вікна або скористуйтеся контекстним меню клікнувши на потрібний пристрій в панелі доданих пристроїв.</w:t>
+        <w:t xml:space="preserve">Користуйтесь відповідними кнопками внизу вікна або скористуйтеся контекстним меню </w:t>
+      </w:r>
+      <w:proofErr w:type="spellStart"/>
+      <w:r>
+        <w:rPr>
+          <w:rFonts w:ascii="Times New Roman" w:hAnsi="Times New Roman" w:cs="Times New Roman"/>
+          <w:sz w:val="28"/>
+          <w:szCs w:val="28"/>
+        </w:rPr>
+        <w:t>клікнувши</w:t>
+      </w:r>
+      <w:proofErr w:type="spellEnd"/>
+      <w:r>
+        <w:rPr>
+          <w:rFonts w:ascii="Times New Roman" w:hAnsi="Times New Roman" w:cs="Times New Roman"/>
+          <w:sz w:val="28"/>
+          <w:szCs w:val="28"/>
+        </w:rPr>
+        <w:t xml:space="preserve"> на потрібний пристрій в панелі доданих пристроїв.</w:t>
       </w:r>
     </w:p>
     <w:p>
@@ -3244,6 +3914,7 @@
       <w:r>
         <w:rPr>
           <w:noProof/>
+          <w:lang w:val="ru-RU" w:eastAsia="ru-RU"/>
         </w:rPr>
         <w:drawing>
           <wp:inline distT="0" distB="0" distL="0" distR="0" wp14:anchorId="1F2C8344" wp14:editId="09B478B6">
@@ -3295,6 +3966,7 @@
       <w:r>
         <w:rPr>
           <w:noProof/>
+          <w:lang w:val="ru-RU" w:eastAsia="ru-RU"/>
         </w:rPr>
         <w:lastRenderedPageBreak/>
         <w:drawing>
@@ -3387,6 +4059,7 @@
       <w:r>
         <w:rPr>
           <w:noProof/>
+          <w:lang w:val="ru-RU" w:eastAsia="ru-RU"/>
         </w:rPr>
         <w:drawing>
           <wp:inline distT="0" distB="0" distL="0" distR="0" wp14:anchorId="74164914" wp14:editId="15FE6FF1">
@@ -3433,6 +4106,7 @@
       <w:r>
         <w:rPr>
           <w:noProof/>
+          <w:lang w:val="ru-RU" w:eastAsia="ru-RU"/>
         </w:rPr>
         <w:drawing>
           <wp:inline distT="0" distB="0" distL="0" distR="0" wp14:anchorId="159CD842" wp14:editId="3D2117EB">
@@ -3483,6 +4157,7 @@
       <w:r>
         <w:rPr>
           <w:noProof/>
+          <w:lang w:val="ru-RU" w:eastAsia="ru-RU"/>
         </w:rPr>
         <w:drawing>
           <wp:inline distT="0" distB="0" distL="0" distR="0" wp14:anchorId="2EA31BEC" wp14:editId="427308F9">
@@ -3544,35 +4219,76 @@
           <w:szCs w:val="28"/>
         </w:rPr>
       </w:pPr>
-      <w:r>
-        <w:rPr>
-          <w:rFonts w:ascii="Times New Roman" w:hAnsi="Times New Roman" w:cs="Times New Roman"/>
-          <w:sz w:val="28"/>
-          <w:szCs w:val="28"/>
-        </w:rPr>
-        <w:t>Функії з тулбару справа</w:t>
-      </w:r>
-    </w:p>
-    <w:p>
-      <w:pPr>
-        <w:pStyle w:val="a3"/>
-        <w:ind w:left="1080"/>
-        <w:rPr>
-          <w:rFonts w:ascii="Times New Roman" w:hAnsi="Times New Roman" w:cs="Times New Roman"/>
-          <w:sz w:val="28"/>
-          <w:szCs w:val="28"/>
-        </w:rPr>
-      </w:pPr>
-      <w:r>
-        <w:rPr>
-          <w:noProof/>
+      <w:proofErr w:type="spellStart"/>
+      <w:r>
+        <w:rPr>
+          <w:rFonts w:ascii="Times New Roman" w:hAnsi="Times New Roman" w:cs="Times New Roman"/>
+          <w:sz w:val="28"/>
+          <w:szCs w:val="28"/>
+        </w:rPr>
+        <w:t>Функії</w:t>
+      </w:r>
+      <w:proofErr w:type="spellEnd"/>
+      <w:r>
+        <w:rPr>
+          <w:rFonts w:ascii="Times New Roman" w:hAnsi="Times New Roman" w:cs="Times New Roman"/>
+          <w:sz w:val="28"/>
+          <w:szCs w:val="28"/>
+        </w:rPr>
+        <w:t xml:space="preserve"> з </w:t>
+      </w:r>
+      <w:proofErr w:type="spellStart"/>
+      <w:r>
+        <w:rPr>
+          <w:rFonts w:ascii="Times New Roman" w:hAnsi="Times New Roman" w:cs="Times New Roman"/>
+          <w:sz w:val="28"/>
+          <w:szCs w:val="28"/>
+        </w:rPr>
+        <w:t>тулбару</w:t>
+      </w:r>
+      <w:proofErr w:type="spellEnd"/>
+      <w:r>
+        <w:rPr>
+          <w:rFonts w:ascii="Times New Roman" w:hAnsi="Times New Roman" w:cs="Times New Roman"/>
+          <w:sz w:val="28"/>
+          <w:szCs w:val="28"/>
+        </w:rPr>
+        <w:t xml:space="preserve"> справа</w:t>
+      </w:r>
+    </w:p>
+    <w:p>
+      <w:pPr>
+        <w:pStyle w:val="a3"/>
+        <w:ind w:left="1080"/>
+        <w:rPr>
+          <w:rFonts w:ascii="Times New Roman" w:hAnsi="Times New Roman" w:cs="Times New Roman"/>
+          <w:sz w:val="28"/>
+          <w:szCs w:val="28"/>
+        </w:rPr>
+      </w:pPr>
+    </w:p>
+    <w:p>
+      <w:pPr>
+        <w:pStyle w:val="a3"/>
+        <w:ind w:left="1080"/>
+        <w:rPr>
+          <w:rFonts w:ascii="Times New Roman" w:hAnsi="Times New Roman" w:cs="Times New Roman"/>
+          <w:sz w:val="28"/>
+          <w:szCs w:val="28"/>
+        </w:rPr>
+      </w:pPr>
+      <w:r>
+        <w:rPr>
+          <w:rFonts w:ascii="Times New Roman" w:hAnsi="Times New Roman" w:cs="Times New Roman"/>
+          <w:sz w:val="28"/>
+          <w:szCs w:val="28"/>
         </w:rPr>
         <w:lastRenderedPageBreak/>
         <w:drawing>
-          <wp:inline distT="0" distB="0" distL="0" distR="0" wp14:anchorId="2022CD72" wp14:editId="3066DEF0">
-            <wp:extent cx="4930775" cy="3614145"/>
-            <wp:effectExtent l="0" t="0" r="3175" b="5715"/>
-            <wp:docPr id="25" name="Рисунок 25"/>
+          <wp:inline distT="0" distB="0" distL="0" distR="0" wp14:anchorId="39DDBD48" wp14:editId="2A214C69">
+            <wp:extent cx="4915958" cy="2883363"/>
+            <wp:effectExtent l="0" t="0" r="0" b="0"/>
+            <wp:docPr id="47" name="Рисунок 47"/>
             <wp:cNvGraphicFramePr>
               <a:graphicFrameLocks xmlns:a="http://schemas.openxmlformats.org/drawingml/2006/main" noChangeAspect="1"/>
             </wp:cNvGraphicFramePr>
@@ -3592,7 +4308,7 @@
                   <pic:spPr>
                     <a:xfrm>
                       <a:off x="0" y="0"/>
-                      <a:ext cx="4939121" cy="3620263"/>
+                      <a:ext cx="4954172" cy="2905777"/>
                     </a:xfrm>
                     <a:prstGeom prst="rect">
                       <a:avLst/>
@@ -3688,7 +4404,25 @@
           <w:sz w:val="28"/>
           <w:szCs w:val="28"/>
         </w:rPr>
-        <w:t xml:space="preserve"> їх модбас параметри. Можна зберегти список у файл.</w:t>
+        <w:t xml:space="preserve"> їх </w:t>
+      </w:r>
+      <w:proofErr w:type="spellStart"/>
+      <w:r>
+        <w:rPr>
+          <w:rFonts w:ascii="Times New Roman" w:hAnsi="Times New Roman" w:cs="Times New Roman"/>
+          <w:sz w:val="28"/>
+          <w:szCs w:val="28"/>
+        </w:rPr>
+        <w:t>модбас</w:t>
+      </w:r>
+      <w:proofErr w:type="spellEnd"/>
+      <w:r>
+        <w:rPr>
+          <w:rFonts w:ascii="Times New Roman" w:hAnsi="Times New Roman" w:cs="Times New Roman"/>
+          <w:sz w:val="28"/>
+          <w:szCs w:val="28"/>
+        </w:rPr>
+        <w:t xml:space="preserve"> параметри. Можна зберегти список у файл.</w:t>
       </w:r>
     </w:p>
     <w:p>
@@ -3723,7 +4457,25 @@
           <w:sz w:val="28"/>
           <w:szCs w:val="28"/>
         </w:rPr>
-        <w:t xml:space="preserve"> – вікно налаштування часу та дати приладу (для приладів з AutoDetection)</w:t>
+        <w:t xml:space="preserve"> – вікно налаштування часу та дати приладу (для приладів з </w:t>
+      </w:r>
+      <w:proofErr w:type="spellStart"/>
+      <w:r>
+        <w:rPr>
+          <w:rFonts w:ascii="Times New Roman" w:hAnsi="Times New Roman" w:cs="Times New Roman"/>
+          <w:sz w:val="28"/>
+          <w:szCs w:val="28"/>
+        </w:rPr>
+        <w:t>AutoDetection</w:t>
+      </w:r>
+      <w:proofErr w:type="spellEnd"/>
+      <w:r>
+        <w:rPr>
+          <w:rFonts w:ascii="Times New Roman" w:hAnsi="Times New Roman" w:cs="Times New Roman"/>
+          <w:sz w:val="28"/>
+          <w:szCs w:val="28"/>
+        </w:rPr>
+        <w:t>)</w:t>
       </w:r>
     </w:p>
     <w:p>
@@ -3768,6 +4520,40 @@
         </w:rPr>
         <w:t>вікно налаштування паролю</w:t>
       </w:r>
+      <w:r>
+        <w:rPr>
+          <w:rFonts w:ascii="Times New Roman" w:hAnsi="Times New Roman" w:cs="Times New Roman"/>
+          <w:sz w:val="28"/>
+          <w:szCs w:val="28"/>
+        </w:rPr>
+        <w:t xml:space="preserve"> </w:t>
+      </w:r>
+      <w:r>
+        <w:rPr>
+          <w:rFonts w:ascii="Times New Roman" w:hAnsi="Times New Roman" w:cs="Times New Roman"/>
+          <w:sz w:val="28"/>
+          <w:szCs w:val="28"/>
+        </w:rPr>
+        <w:t xml:space="preserve">(для приладів з </w:t>
+      </w:r>
+      <w:proofErr w:type="spellStart"/>
+      <w:r>
+        <w:rPr>
+          <w:rFonts w:ascii="Times New Roman" w:hAnsi="Times New Roman" w:cs="Times New Roman"/>
+          <w:sz w:val="28"/>
+          <w:szCs w:val="28"/>
+        </w:rPr>
+        <w:t>AutoDetection</w:t>
+      </w:r>
+      <w:proofErr w:type="spellEnd"/>
+      <w:r>
+        <w:rPr>
+          <w:rFonts w:ascii="Times New Roman" w:hAnsi="Times New Roman" w:cs="Times New Roman"/>
+          <w:sz w:val="28"/>
+          <w:szCs w:val="28"/>
+        </w:rPr>
+        <w:t>)</w:t>
+      </w:r>
     </w:p>
     <w:p>
       <w:pPr>
@@ -3844,7 +4630,7 @@
           <w:sz w:val="28"/>
           <w:szCs w:val="28"/>
         </w:rPr>
-        <w:t xml:space="preserve"> – буде доступний пізніше</w:t>
+        <w:t xml:space="preserve"> – Вікно калібрування (доступне в залежності від приладу)</w:t>
       </w:r>
       <w:r>
         <w:rPr>
@@ -3887,16 +4673,34 @@
           <w:sz w:val="28"/>
           <w:szCs w:val="28"/>
         </w:rPr>
-        <w:t xml:space="preserve"> slave ID – для приладів серії</w:t>
-      </w:r>
-      <w:r>
-        <w:rPr>
-          <w:rFonts w:ascii="Times New Roman" w:hAnsi="Times New Roman" w:cs="Times New Roman"/>
-          <w:sz w:val="28"/>
-          <w:szCs w:val="28"/>
-        </w:rPr>
         <w:t xml:space="preserve"> </w:t>
       </w:r>
+      <w:proofErr w:type="spellStart"/>
+      <w:r>
+        <w:rPr>
+          <w:rFonts w:ascii="Times New Roman" w:hAnsi="Times New Roman" w:cs="Times New Roman"/>
+          <w:sz w:val="28"/>
+          <w:szCs w:val="28"/>
+        </w:rPr>
+        <w:t>slave</w:t>
+      </w:r>
+      <w:proofErr w:type="spellEnd"/>
+      <w:r>
+        <w:rPr>
+          <w:rFonts w:ascii="Times New Roman" w:hAnsi="Times New Roman" w:cs="Times New Roman"/>
+          <w:sz w:val="28"/>
+          <w:szCs w:val="28"/>
+        </w:rPr>
+        <w:t xml:space="preserve"> ID – для приладів серії</w:t>
+      </w:r>
+      <w:r>
+        <w:rPr>
+          <w:rFonts w:ascii="Times New Roman" w:hAnsi="Times New Roman" w:cs="Times New Roman"/>
+          <w:sz w:val="28"/>
+          <w:szCs w:val="28"/>
+        </w:rPr>
+        <w:t xml:space="preserve"> </w:t>
+      </w:r>
       <w:r>
         <w:rPr>
           <w:rFonts w:ascii="Times New Roman" w:hAnsi="Times New Roman" w:cs="Times New Roman"/>
@@ -3930,15 +4734,65 @@
           <w:sz w:val="28"/>
           <w:szCs w:val="28"/>
         </w:rPr>
-        <w:t>Зберегти архів</w:t>
-      </w:r>
-      <w:r>
-        <w:rPr>
-          <w:rFonts w:ascii="Times New Roman" w:hAnsi="Times New Roman" w:cs="Times New Roman"/>
-          <w:sz w:val="28"/>
-          <w:szCs w:val="28"/>
-        </w:rPr>
-        <w:t xml:space="preserve"> – буде доступний пізніше</w:t>
+        <w:t>А</w:t>
+      </w:r>
+      <w:r>
+        <w:rPr>
+          <w:rFonts w:ascii="Times New Roman" w:hAnsi="Times New Roman" w:cs="Times New Roman"/>
+          <w:sz w:val="28"/>
+          <w:szCs w:val="28"/>
+        </w:rPr>
+        <w:t>рхів</w:t>
+      </w:r>
+      <w:r>
+        <w:rPr>
+          <w:rFonts w:ascii="Times New Roman" w:hAnsi="Times New Roman" w:cs="Times New Roman"/>
+          <w:sz w:val="28"/>
+          <w:szCs w:val="28"/>
+        </w:rPr>
+        <w:t xml:space="preserve"> – </w:t>
+      </w:r>
+      <w:r>
+        <w:rPr>
+          <w:rFonts w:ascii="Times New Roman" w:hAnsi="Times New Roman" w:cs="Times New Roman"/>
+          <w:sz w:val="28"/>
+          <w:szCs w:val="28"/>
+        </w:rPr>
+        <w:t>вікно налаштувань архіву та можливість скачати архів з пристрою.</w:t>
+      </w:r>
+      <w:r>
+        <w:rPr>
+          <w:rFonts w:ascii="Times New Roman" w:hAnsi="Times New Roman" w:cs="Times New Roman"/>
+          <w:sz w:val="28"/>
+          <w:szCs w:val="28"/>
+        </w:rPr>
+        <w:t xml:space="preserve"> </w:t>
+      </w:r>
+      <w:r>
+        <w:rPr>
+          <w:rFonts w:ascii="Times New Roman" w:hAnsi="Times New Roman" w:cs="Times New Roman"/>
+          <w:sz w:val="28"/>
+          <w:szCs w:val="28"/>
+        </w:rPr>
+        <w:t xml:space="preserve">(для приладів з </w:t>
+      </w:r>
+      <w:proofErr w:type="spellStart"/>
+      <w:r>
+        <w:rPr>
+          <w:rFonts w:ascii="Times New Roman" w:hAnsi="Times New Roman" w:cs="Times New Roman"/>
+          <w:sz w:val="28"/>
+          <w:szCs w:val="28"/>
+        </w:rPr>
+        <w:t>AutoDetection</w:t>
+      </w:r>
+      <w:proofErr w:type="spellEnd"/>
+      <w:r>
+        <w:rPr>
+          <w:rFonts w:ascii="Times New Roman" w:hAnsi="Times New Roman" w:cs="Times New Roman"/>
+          <w:sz w:val="28"/>
+          <w:szCs w:val="28"/>
+        </w:rPr>
+        <w:t>)</w:t>
       </w:r>
     </w:p>
     <w:p>
@@ -3965,15 +4819,73 @@
           <w:sz w:val="28"/>
           <w:szCs w:val="28"/>
         </w:rPr>
-        <w:t>Налаштувати архів</w:t>
-      </w:r>
-      <w:r>
-        <w:rPr>
-          <w:rFonts w:ascii="Times New Roman" w:hAnsi="Times New Roman" w:cs="Times New Roman"/>
-          <w:sz w:val="28"/>
-          <w:szCs w:val="28"/>
-        </w:rPr>
-        <w:t xml:space="preserve"> – буде доступний пізніше</w:t>
+        <w:t>Оновлення ПЗ</w:t>
+      </w:r>
+      <w:r>
+        <w:rPr>
+          <w:rFonts w:ascii="Times New Roman" w:hAnsi="Times New Roman" w:cs="Times New Roman"/>
+          <w:sz w:val="28"/>
+          <w:szCs w:val="28"/>
+        </w:rPr>
+        <w:t xml:space="preserve"> </w:t>
+      </w:r>
+      <w:r>
+        <w:rPr>
+          <w:rFonts w:ascii="Times New Roman" w:hAnsi="Times New Roman" w:cs="Times New Roman"/>
+          <w:sz w:val="28"/>
+          <w:szCs w:val="28"/>
+        </w:rPr>
+        <w:t>пристрою</w:t>
+      </w:r>
+      <w:r>
+        <w:rPr>
+          <w:rFonts w:ascii="Times New Roman" w:hAnsi="Times New Roman" w:cs="Times New Roman"/>
+          <w:sz w:val="28"/>
+          <w:szCs w:val="28"/>
+        </w:rPr>
+        <w:t xml:space="preserve"> </w:t>
+      </w:r>
+      <w:r>
+        <w:rPr>
+          <w:rFonts w:ascii="Times New Roman" w:hAnsi="Times New Roman" w:cs="Times New Roman"/>
+          <w:sz w:val="28"/>
+          <w:szCs w:val="28"/>
+        </w:rPr>
+        <w:t xml:space="preserve">– </w:t>
+      </w:r>
+      <w:r>
+        <w:rPr>
+          <w:rFonts w:ascii="Times New Roman" w:hAnsi="Times New Roman" w:cs="Times New Roman"/>
+          <w:sz w:val="28"/>
+          <w:szCs w:val="28"/>
+        </w:rPr>
+        <w:t xml:space="preserve">вікно оновлення ПЗ </w:t>
+      </w:r>
+      <w:r>
+        <w:rPr>
+          <w:rFonts w:ascii="Times New Roman" w:hAnsi="Times New Roman" w:cs="Times New Roman"/>
+          <w:sz w:val="28"/>
+          <w:szCs w:val="28"/>
+        </w:rPr>
+        <w:t xml:space="preserve">(для приладів з </w:t>
+      </w:r>
+      <w:proofErr w:type="spellStart"/>
+      <w:r>
+        <w:rPr>
+          <w:rFonts w:ascii="Times New Roman" w:hAnsi="Times New Roman" w:cs="Times New Roman"/>
+          <w:sz w:val="28"/>
+          <w:szCs w:val="28"/>
+        </w:rPr>
+        <w:t>AutoDetection</w:t>
+      </w:r>
+      <w:proofErr w:type="spellEnd"/>
+      <w:r>
+        <w:rPr>
+          <w:rFonts w:ascii="Times New Roman" w:hAnsi="Times New Roman" w:cs="Times New Roman"/>
+          <w:sz w:val="28"/>
+          <w:szCs w:val="28"/>
+        </w:rPr>
+        <w:t>)</w:t>
       </w:r>
     </w:p>
     <w:p>
@@ -4000,57 +4912,6 @@
           <w:sz w:val="28"/>
           <w:szCs w:val="28"/>
         </w:rPr>
-        <w:t>Оновлення ПО</w:t>
-      </w:r>
-      <w:r>
-        <w:rPr>
-          <w:rFonts w:ascii="Times New Roman" w:hAnsi="Times New Roman" w:cs="Times New Roman"/>
-          <w:sz w:val="28"/>
-          <w:szCs w:val="28"/>
-        </w:rPr>
-        <w:t xml:space="preserve"> </w:t>
-      </w:r>
-      <w:r>
-        <w:rPr>
-          <w:rFonts w:ascii="Times New Roman" w:hAnsi="Times New Roman" w:cs="Times New Roman"/>
-          <w:sz w:val="28"/>
-          <w:szCs w:val="28"/>
-        </w:rPr>
-        <w:t>пристрою</w:t>
-      </w:r>
-      <w:r>
-        <w:rPr>
-          <w:rFonts w:ascii="Times New Roman" w:hAnsi="Times New Roman" w:cs="Times New Roman"/>
-          <w:sz w:val="28"/>
-          <w:szCs w:val="28"/>
-        </w:rPr>
-        <w:t>– буде доступний пізніше</w:t>
-      </w:r>
-    </w:p>
-    <w:p>
-      <w:pPr>
-        <w:pStyle w:val="a3"/>
-        <w:ind w:left="1080"/>
-        <w:rPr>
-          <w:rFonts w:ascii="Times New Roman" w:hAnsi="Times New Roman" w:cs="Times New Roman"/>
-          <w:sz w:val="28"/>
-          <w:szCs w:val="28"/>
-        </w:rPr>
-      </w:pPr>
-      <w:r>
-        <w:rPr>
-          <w:rFonts w:ascii="Times New Roman" w:hAnsi="Times New Roman" w:cs="Times New Roman"/>
-          <w:sz w:val="28"/>
-          <w:szCs w:val="28"/>
-        </w:rPr>
-        <w:t xml:space="preserve">• </w:t>
-      </w:r>
-      <w:r>
-        <w:rPr>
-          <w:rFonts w:ascii="Times New Roman" w:hAnsi="Times New Roman" w:cs="Times New Roman"/>
-          <w:sz w:val="28"/>
-          <w:szCs w:val="28"/>
-        </w:rPr>
         <w:t>Перезавантажити</w:t>
       </w:r>
       <w:r>
@@ -4059,18 +4920,36 @@
           <w:sz w:val="28"/>
           <w:szCs w:val="28"/>
         </w:rPr>
-        <w:t xml:space="preserve"> – команда перезавантаження (для приладів із AutoDetection).</w:t>
-      </w:r>
-    </w:p>
-    <w:p>
-      <w:pPr>
-        <w:pStyle w:val="a3"/>
-        <w:ind w:left="1080"/>
-        <w:rPr>
-          <w:rFonts w:ascii="Times New Roman" w:hAnsi="Times New Roman" w:cs="Times New Roman"/>
-          <w:sz w:val="28"/>
-          <w:szCs w:val="28"/>
-          <w:lang w:val="en-US"/>
+        <w:t xml:space="preserve"> – команда перезавантаження (для приладів із </w:t>
+      </w:r>
+      <w:proofErr w:type="spellStart"/>
+      <w:r>
+        <w:rPr>
+          <w:rFonts w:ascii="Times New Roman" w:hAnsi="Times New Roman" w:cs="Times New Roman"/>
+          <w:sz w:val="28"/>
+          <w:szCs w:val="28"/>
+        </w:rPr>
+        <w:t>AutoDetection</w:t>
+      </w:r>
+      <w:proofErr w:type="spellEnd"/>
+      <w:r>
+        <w:rPr>
+          <w:rFonts w:ascii="Times New Roman" w:hAnsi="Times New Roman" w:cs="Times New Roman"/>
+          <w:sz w:val="28"/>
+          <w:szCs w:val="28"/>
+        </w:rPr>
+        <w:t>).</w:t>
+      </w:r>
+    </w:p>
+    <w:p>
+      <w:pPr>
+        <w:pStyle w:val="a3"/>
+        <w:ind w:left="1080"/>
+        <w:rPr>
+          <w:rFonts w:ascii="Times New Roman" w:hAnsi="Times New Roman" w:cs="Times New Roman"/>
+          <w:sz w:val="28"/>
+          <w:szCs w:val="28"/>
+          <w:lang w:val="ru-RU"/>
         </w:rPr>
       </w:pPr>
       <w:r>
@@ -4217,6 +5096,7 @@
       <w:r>
         <w:rPr>
           <w:noProof/>
+          <w:lang w:val="ru-RU" w:eastAsia="ru-RU"/>
         </w:rPr>
         <w:drawing>
           <wp:inline distT="0" distB="0" distL="0" distR="0" wp14:anchorId="7D7ED88A" wp14:editId="06462A63">
@@ -4347,6 +5227,7 @@
       <w:r>
         <w:rPr>
           <w:noProof/>
+          <w:lang w:val="ru-RU" w:eastAsia="ru-RU"/>
         </w:rPr>
         <w:drawing>
           <wp:inline distT="0" distB="0" distL="0" distR="0" wp14:anchorId="287DD547" wp14:editId="219533A3">
@@ -4393,6 +5274,7 @@
       <w:r>
         <w:rPr>
           <w:noProof/>
+          <w:lang w:val="ru-RU" w:eastAsia="ru-RU"/>
         </w:rPr>
         <w:drawing>
           <wp:inline distT="0" distB="0" distL="0" distR="0" wp14:anchorId="124C1D29" wp14:editId="0D0772D5">
@@ -4549,6 +5431,7 @@
       <w:r>
         <w:rPr>
           <w:noProof/>
+          <w:lang w:val="ru-RU" w:eastAsia="ru-RU"/>
         </w:rPr>
         <w:drawing>
           <wp:inline distT="0" distB="0" distL="0" distR="0" wp14:anchorId="6B807823" wp14:editId="3A8DD3C5">
@@ -4740,6 +5623,7 @@
       <w:r>
         <w:rPr>
           <w:noProof/>
+          <w:lang w:val="ru-RU" w:eastAsia="ru-RU"/>
         </w:rPr>
         <w:lastRenderedPageBreak/>
         <w:drawing>
@@ -5060,17 +5944,7 @@
         <w:ind w:left="1080"/>
         <w:rPr>
           <w:rFonts w:ascii="Times New Roman" w:hAnsi="Times New Roman" w:cs="Times New Roman"/>
-          <w:sz w:val="28"/>
-          <w:szCs w:val="28"/>
-        </w:rPr>
-      </w:pPr>
-    </w:p>
-    <w:p>
-      <w:pPr>
-        <w:pStyle w:val="a3"/>
-        <w:ind w:left="1080"/>
-        <w:rPr>
-          <w:rFonts w:ascii="Times New Roman" w:hAnsi="Times New Roman" w:cs="Times New Roman"/>
+          <w:noProof/>
           <w:sz w:val="28"/>
           <w:szCs w:val="28"/>
         </w:rPr>
@@ -5096,229 +5970,30 @@
           <w:sz w:val="28"/>
           <w:szCs w:val="28"/>
         </w:rPr>
-        <w:t>«Відстеження параметрів»</w:t>
-      </w:r>
-    </w:p>
-    <w:p>
-      <w:pPr>
-        <w:pStyle w:val="a3"/>
-        <w:ind w:left="1080"/>
-        <w:rPr>
-          <w:rFonts w:ascii="Times New Roman" w:hAnsi="Times New Roman" w:cs="Times New Roman"/>
-          <w:sz w:val="28"/>
-          <w:szCs w:val="28"/>
-        </w:rPr>
-      </w:pPr>
-      <w:r>
-        <w:rPr>
-          <w:rFonts w:ascii="Times New Roman" w:hAnsi="Times New Roman" w:cs="Times New Roman"/>
-          <w:sz w:val="28"/>
-          <w:szCs w:val="28"/>
-        </w:rPr>
-        <w:t>В</w:t>
-      </w:r>
-      <w:r>
-        <w:rPr>
-          <w:rFonts w:ascii="Times New Roman" w:hAnsi="Times New Roman" w:cs="Times New Roman"/>
-          <w:sz w:val="28"/>
-          <w:szCs w:val="28"/>
-        </w:rPr>
-        <w:t xml:space="preserve">ікно </w:t>
-      </w:r>
-      <w:r>
-        <w:rPr>
-          <w:rFonts w:ascii="Times New Roman" w:hAnsi="Times New Roman" w:cs="Times New Roman"/>
-          <w:sz w:val="28"/>
-          <w:szCs w:val="28"/>
-        </w:rPr>
-        <w:t>«</w:t>
-      </w:r>
-      <w:r>
-        <w:rPr>
-          <w:rFonts w:ascii="Times New Roman" w:hAnsi="Times New Roman" w:cs="Times New Roman"/>
-          <w:sz w:val="28"/>
-          <w:szCs w:val="28"/>
-        </w:rPr>
-        <w:t>Відстеження параметрів</w:t>
-      </w:r>
-      <w:r>
-        <w:rPr>
-          <w:rFonts w:ascii="Times New Roman" w:hAnsi="Times New Roman" w:cs="Times New Roman"/>
-          <w:sz w:val="28"/>
-          <w:szCs w:val="28"/>
-        </w:rPr>
-        <w:t>»</w:t>
-      </w:r>
-      <w:r>
-        <w:rPr>
-          <w:rFonts w:ascii="Times New Roman" w:hAnsi="Times New Roman" w:cs="Times New Roman"/>
-          <w:sz w:val="28"/>
-          <w:szCs w:val="28"/>
-        </w:rPr>
-        <w:t xml:space="preserve"> дозволяє в онлайн режимі відстежувати та записувати потрібні параметри.</w:t>
-      </w:r>
-    </w:p>
-    <w:p>
-      <w:pPr>
-        <w:pStyle w:val="a3"/>
-        <w:ind w:left="1080"/>
-        <w:rPr>
-          <w:rFonts w:ascii="Times New Roman" w:hAnsi="Times New Roman" w:cs="Times New Roman"/>
-          <w:sz w:val="28"/>
-          <w:szCs w:val="28"/>
-        </w:rPr>
-      </w:pPr>
-      <w:r>
-        <w:rPr>
-          <w:rFonts w:ascii="Times New Roman" w:hAnsi="Times New Roman" w:cs="Times New Roman"/>
-          <w:sz w:val="28"/>
-          <w:szCs w:val="28"/>
-        </w:rPr>
-        <w:t>У</w:t>
-      </w:r>
-      <w:r>
-        <w:rPr>
-          <w:rFonts w:ascii="Times New Roman" w:hAnsi="Times New Roman" w:cs="Times New Roman"/>
-          <w:sz w:val="28"/>
-          <w:szCs w:val="28"/>
-        </w:rPr>
-        <w:t xml:space="preserve"> паралель можуть працювати кілька приладів, на картинці </w:t>
-      </w:r>
-      <w:r>
-        <w:rPr>
-          <w:rFonts w:ascii="Times New Roman" w:hAnsi="Times New Roman" w:cs="Times New Roman"/>
-          <w:sz w:val="28"/>
-          <w:szCs w:val="28"/>
-        </w:rPr>
-        <w:t>н</w:t>
-      </w:r>
-      <w:r>
-        <w:rPr>
-          <w:rFonts w:ascii="Times New Roman" w:hAnsi="Times New Roman" w:cs="Times New Roman"/>
-          <w:sz w:val="28"/>
-          <w:szCs w:val="28"/>
-        </w:rPr>
-        <w:t xml:space="preserve">ище можна помітити, що прилади </w:t>
-      </w:r>
-      <w:r>
-        <w:rPr>
-          <w:rFonts w:ascii="Times New Roman" w:hAnsi="Times New Roman" w:cs="Times New Roman"/>
-          <w:sz w:val="28"/>
-          <w:szCs w:val="28"/>
-        </w:rPr>
-        <w:t>МУ100-24.</w:t>
-      </w:r>
-      <w:r>
-        <w:rPr>
-          <w:rFonts w:ascii="Times New Roman" w:hAnsi="Times New Roman" w:cs="Times New Roman"/>
-          <w:sz w:val="28"/>
-          <w:szCs w:val="28"/>
-        </w:rPr>
-        <w:t xml:space="preserve">8Р і </w:t>
-      </w:r>
-      <w:r>
-        <w:rPr>
-          <w:rFonts w:ascii="Times New Roman" w:hAnsi="Times New Roman" w:cs="Times New Roman"/>
-          <w:sz w:val="28"/>
-          <w:szCs w:val="28"/>
-        </w:rPr>
-        <w:t>МВ110-24.8АС</w:t>
-      </w:r>
-      <w:r>
-        <w:rPr>
-          <w:rFonts w:ascii="Times New Roman" w:hAnsi="Times New Roman" w:cs="Times New Roman"/>
-          <w:sz w:val="28"/>
-          <w:szCs w:val="28"/>
-        </w:rPr>
-        <w:t xml:space="preserve"> висять на одному </w:t>
-      </w:r>
-      <w:r>
-        <w:rPr>
-          <w:rFonts w:ascii="Times New Roman" w:hAnsi="Times New Roman" w:cs="Times New Roman"/>
-          <w:sz w:val="28"/>
-          <w:szCs w:val="28"/>
-          <w:lang w:val="en-US"/>
-        </w:rPr>
-        <w:t>COM</w:t>
-      </w:r>
-      <w:r>
-        <w:rPr>
-          <w:rFonts w:ascii="Times New Roman" w:hAnsi="Times New Roman" w:cs="Times New Roman"/>
-          <w:sz w:val="28"/>
-          <w:szCs w:val="28"/>
-          <w:lang w:val="ru-RU"/>
-        </w:rPr>
-        <w:t>-</w:t>
-      </w:r>
-      <w:r>
-        <w:rPr>
-          <w:rFonts w:ascii="Times New Roman" w:hAnsi="Times New Roman" w:cs="Times New Roman"/>
-          <w:sz w:val="28"/>
-          <w:szCs w:val="28"/>
-        </w:rPr>
-        <w:t>порті</w:t>
-      </w:r>
-      <w:r>
-        <w:rPr>
-          <w:rFonts w:ascii="Times New Roman" w:hAnsi="Times New Roman" w:cs="Times New Roman"/>
-          <w:sz w:val="28"/>
-          <w:szCs w:val="28"/>
-        </w:rPr>
-        <w:t xml:space="preserve">, але при цьому одночасно працюють у паралель і один одному не заважають і в паралель з ними працює ще прилад </w:t>
-      </w:r>
-      <w:r>
-        <w:rPr>
-          <w:rFonts w:ascii="Times New Roman" w:hAnsi="Times New Roman" w:cs="Times New Roman"/>
-          <w:sz w:val="28"/>
-          <w:szCs w:val="28"/>
-        </w:rPr>
-        <w:t>МКОН</w:t>
-      </w:r>
-      <w:r>
-        <w:rPr>
-          <w:rFonts w:ascii="Times New Roman" w:hAnsi="Times New Roman" w:cs="Times New Roman"/>
-          <w:sz w:val="28"/>
-          <w:szCs w:val="28"/>
-        </w:rPr>
-        <w:t xml:space="preserve"> через </w:t>
-      </w:r>
-      <w:r>
-        <w:rPr>
-          <w:rFonts w:ascii="Times New Roman" w:hAnsi="Times New Roman" w:cs="Times New Roman"/>
-          <w:sz w:val="28"/>
-          <w:szCs w:val="28"/>
-          <w:lang w:val="en-US"/>
-        </w:rPr>
-        <w:t>Ethernet</w:t>
-      </w:r>
-      <w:r>
-        <w:rPr>
-          <w:rFonts w:ascii="Times New Roman" w:hAnsi="Times New Roman" w:cs="Times New Roman"/>
-          <w:sz w:val="28"/>
-          <w:szCs w:val="28"/>
-        </w:rPr>
-        <w:t>.</w:t>
-      </w:r>
-    </w:p>
-    <w:p>
-      <w:pPr>
-        <w:pStyle w:val="a3"/>
-        <w:ind w:left="1080"/>
-        <w:rPr>
-          <w:rFonts w:ascii="Times New Roman" w:hAnsi="Times New Roman" w:cs="Times New Roman"/>
-          <w:sz w:val="28"/>
-          <w:szCs w:val="28"/>
-        </w:rPr>
-      </w:pPr>
-      <w:r>
-        <w:rPr>
-          <w:noProof/>
+        <w:t>«Архів»</w:t>
+      </w:r>
+    </w:p>
+    <w:p>
+      <w:pPr>
+        <w:pStyle w:val="a3"/>
+        <w:ind w:left="1080"/>
+        <w:rPr>
+          <w:rFonts w:ascii="Times New Roman" w:hAnsi="Times New Roman" w:cs="Times New Roman"/>
+          <w:sz w:val="28"/>
+          <w:szCs w:val="28"/>
+        </w:rPr>
+      </w:pPr>
+      <w:r>
+        <w:rPr>
+          <w:rFonts w:ascii="Times New Roman" w:hAnsi="Times New Roman" w:cs="Times New Roman"/>
+          <w:sz w:val="28"/>
+          <w:szCs w:val="28"/>
         </w:rPr>
         <w:drawing>
-          <wp:inline distT="0" distB="0" distL="0" distR="0" wp14:anchorId="400C5B40" wp14:editId="4CAA0DC1">
-            <wp:extent cx="5203896" cy="3634105"/>
-            <wp:effectExtent l="0" t="0" r="0" b="4445"/>
-            <wp:docPr id="40" name="Рисунок 40"/>
+          <wp:inline distT="0" distB="0" distL="0" distR="0" wp14:anchorId="2E0BB040" wp14:editId="117554F4">
+            <wp:extent cx="4848902" cy="3267531"/>
+            <wp:effectExtent l="0" t="0" r="8890" b="9525"/>
+            <wp:docPr id="38" name="Рисунок 38"/>
             <wp:cNvGraphicFramePr>
               <a:graphicFrameLocks xmlns:a="http://schemas.openxmlformats.org/drawingml/2006/main" noChangeAspect="1"/>
             </wp:cNvGraphicFramePr>
@@ -5338,7 +6013,7 @@
                   <pic:spPr>
                     <a:xfrm>
                       <a:off x="0" y="0"/>
-                      <a:ext cx="5214756" cy="3641689"/>
+                      <a:ext cx="4848902" cy="3267531"/>
                     </a:xfrm>
                     <a:prstGeom prst="rect">
                       <a:avLst/>
@@ -5361,108 +6036,55 @@
           <w:szCs w:val="28"/>
         </w:rPr>
       </w:pPr>
-    </w:p>
-    <w:p>
-      <w:pPr>
-        <w:pStyle w:val="a3"/>
-        <w:ind w:left="1080"/>
-        <w:rPr>
-          <w:rFonts w:ascii="Times New Roman" w:hAnsi="Times New Roman" w:cs="Times New Roman"/>
-          <w:sz w:val="28"/>
-          <w:szCs w:val="28"/>
-        </w:rPr>
-      </w:pPr>
-      <w:r>
-        <w:rPr>
-          <w:rFonts w:ascii="Times New Roman" w:hAnsi="Times New Roman" w:cs="Times New Roman"/>
-          <w:sz w:val="28"/>
-          <w:szCs w:val="28"/>
-        </w:rPr>
-        <w:t xml:space="preserve">У вікні </w:t>
-      </w:r>
-      <w:r>
-        <w:rPr>
-          <w:rFonts w:ascii="Times New Roman" w:hAnsi="Times New Roman" w:cs="Times New Roman"/>
-          <w:sz w:val="28"/>
-          <w:szCs w:val="28"/>
-        </w:rPr>
-        <w:t>«Відстеження параметрів»</w:t>
-      </w:r>
-      <w:r>
-        <w:rPr>
-          <w:rFonts w:ascii="Times New Roman" w:hAnsi="Times New Roman" w:cs="Times New Roman"/>
-          <w:sz w:val="28"/>
-          <w:szCs w:val="28"/>
-        </w:rPr>
-        <w:t xml:space="preserve"> додані параметри групуються за приналежністю до девайсу.</w:t>
-      </w:r>
-    </w:p>
-    <w:p>
-      <w:pPr>
-        <w:pStyle w:val="a3"/>
-        <w:ind w:left="1080"/>
-        <w:rPr>
-          <w:rFonts w:ascii="Times New Roman" w:hAnsi="Times New Roman" w:cs="Times New Roman"/>
-          <w:sz w:val="28"/>
-          <w:szCs w:val="28"/>
-        </w:rPr>
-      </w:pPr>
-      <w:r>
-        <w:rPr>
-          <w:rFonts w:ascii="Times New Roman" w:hAnsi="Times New Roman" w:cs="Times New Roman"/>
-          <w:sz w:val="28"/>
-          <w:szCs w:val="28"/>
-        </w:rPr>
-        <w:t xml:space="preserve">Додати параметр або цілий каталог у </w:t>
-      </w:r>
-      <w:r>
-        <w:rPr>
-          <w:rFonts w:ascii="Times New Roman" w:hAnsi="Times New Roman" w:cs="Times New Roman"/>
-          <w:sz w:val="28"/>
-          <w:szCs w:val="28"/>
-        </w:rPr>
-        <w:t xml:space="preserve">«Відстеження параметрів» </w:t>
-      </w:r>
-      <w:r>
-        <w:rPr>
-          <w:rFonts w:ascii="Times New Roman" w:hAnsi="Times New Roman" w:cs="Times New Roman"/>
-          <w:sz w:val="28"/>
-          <w:szCs w:val="28"/>
-        </w:rPr>
-        <w:t>можна клацнувши правою кнопкою на параметрі в дереві</w:t>
-      </w:r>
-    </w:p>
-    <w:p>
-      <w:pPr>
-        <w:pStyle w:val="a3"/>
-        <w:ind w:left="1080"/>
-        <w:rPr>
-          <w:rFonts w:ascii="Times New Roman" w:hAnsi="Times New Roman" w:cs="Times New Roman"/>
-          <w:sz w:val="28"/>
-          <w:szCs w:val="28"/>
-        </w:rPr>
-      </w:pPr>
-    </w:p>
-    <w:p>
-      <w:pPr>
-        <w:pStyle w:val="a3"/>
-        <w:ind w:left="1080"/>
-        <w:rPr>
-          <w:rFonts w:ascii="Times New Roman" w:hAnsi="Times New Roman" w:cs="Times New Roman"/>
-          <w:sz w:val="28"/>
-          <w:szCs w:val="28"/>
-        </w:rPr>
-      </w:pPr>
-      <w:r>
-        <w:rPr>
-          <w:noProof/>
-        </w:rPr>
-        <w:lastRenderedPageBreak/>
+      <w:r>
+        <w:rPr>
+          <w:rFonts w:ascii="Times New Roman" w:hAnsi="Times New Roman" w:cs="Times New Roman"/>
+          <w:sz w:val="28"/>
+          <w:szCs w:val="28"/>
+        </w:rPr>
+        <w:t>В цьому вікні можна налаштувати параметри архіву і скачати архів приладу на ПК.</w:t>
+      </w:r>
+    </w:p>
+    <w:p>
+      <w:pPr>
+        <w:pStyle w:val="a3"/>
+        <w:ind w:left="1080"/>
+        <w:rPr>
+          <w:rFonts w:ascii="Times New Roman" w:hAnsi="Times New Roman" w:cs="Times New Roman"/>
+          <w:sz w:val="28"/>
+          <w:szCs w:val="28"/>
+        </w:rPr>
+      </w:pPr>
+    </w:p>
+    <w:p>
+      <w:pPr>
+        <w:pStyle w:val="a3"/>
+        <w:ind w:left="1080"/>
+        <w:rPr>
+          <w:rFonts w:ascii="Times New Roman" w:hAnsi="Times New Roman" w:cs="Times New Roman"/>
+          <w:sz w:val="28"/>
+          <w:szCs w:val="28"/>
+        </w:rPr>
+      </w:pPr>
+      <w:r>
+        <w:rPr>
+          <w:rFonts w:ascii="Times New Roman" w:hAnsi="Times New Roman" w:cs="Times New Roman"/>
+          <w:sz w:val="28"/>
+          <w:szCs w:val="28"/>
+        </w:rPr>
+        <w:t>Натиснувши «Скачати архів» почнеться розбір записів архіву</w:t>
+      </w:r>
+      <w:r>
+        <w:rPr>
+          <w:rFonts w:ascii="Times New Roman" w:hAnsi="Times New Roman" w:cs="Times New Roman"/>
+          <w:sz w:val="28"/>
+          <w:szCs w:val="28"/>
+        </w:rPr>
         <w:drawing>
-          <wp:inline distT="0" distB="0" distL="0" distR="0" wp14:anchorId="5D4C0212" wp14:editId="47F85A62">
-            <wp:extent cx="3190476" cy="1447619"/>
-            <wp:effectExtent l="0" t="0" r="0" b="635"/>
-            <wp:docPr id="27" name="Рисунок 27"/>
+          <wp:inline distT="0" distB="0" distL="0" distR="0" wp14:anchorId="6A93F1D6" wp14:editId="42F5037D">
+            <wp:extent cx="3742267" cy="2507099"/>
+            <wp:effectExtent l="0" t="0" r="0" b="7620"/>
+            <wp:docPr id="41" name="Рисунок 41"/>
             <wp:cNvGraphicFramePr>
               <a:graphicFrameLocks xmlns:a="http://schemas.openxmlformats.org/drawingml/2006/main" noChangeAspect="1"/>
             </wp:cNvGraphicFramePr>
@@ -5482,7 +6104,7 @@
                   <pic:spPr>
                     <a:xfrm>
                       <a:off x="0" y="0"/>
-                      <a:ext cx="3190476" cy="1447619"/>
+                      <a:ext cx="3804678" cy="2548910"/>
                     </a:xfrm>
                     <a:prstGeom prst="rect">
                       <a:avLst/>
@@ -5505,78 +6127,30 @@
           <w:szCs w:val="28"/>
         </w:rPr>
       </w:pPr>
-    </w:p>
-    <w:p>
-      <w:pPr>
-        <w:pStyle w:val="a3"/>
-        <w:ind w:left="1080"/>
-        <w:rPr>
-          <w:rFonts w:ascii="Times New Roman" w:hAnsi="Times New Roman" w:cs="Times New Roman"/>
-          <w:sz w:val="28"/>
-          <w:szCs w:val="28"/>
-        </w:rPr>
-      </w:pPr>
-      <w:r>
-        <w:rPr>
-          <w:rFonts w:ascii="Times New Roman" w:hAnsi="Times New Roman" w:cs="Times New Roman"/>
-          <w:sz w:val="28"/>
-          <w:szCs w:val="28"/>
-        </w:rPr>
-        <w:t xml:space="preserve">Видалити з відстеження можна у вікні </w:t>
-      </w:r>
-      <w:r>
-        <w:rPr>
-          <w:rFonts w:ascii="Times New Roman" w:hAnsi="Times New Roman" w:cs="Times New Roman"/>
-          <w:sz w:val="28"/>
-          <w:szCs w:val="28"/>
-        </w:rPr>
-        <w:t>«Відстеження параметрів»</w:t>
-      </w:r>
-      <w:r>
-        <w:rPr>
-          <w:rFonts w:ascii="Times New Roman" w:hAnsi="Times New Roman" w:cs="Times New Roman"/>
-          <w:sz w:val="28"/>
-          <w:szCs w:val="28"/>
-        </w:rPr>
-        <w:t xml:space="preserve"> також натиснувши правою кнопкою на параметрі</w:t>
-      </w:r>
-      <w:r>
-        <w:rPr>
-          <w:rFonts w:ascii="Times New Roman" w:hAnsi="Times New Roman" w:cs="Times New Roman"/>
-          <w:sz w:val="28"/>
-          <w:szCs w:val="28"/>
-        </w:rPr>
-        <w:t xml:space="preserve"> (1)</w:t>
-      </w:r>
-      <w:r>
-        <w:rPr>
-          <w:rFonts w:ascii="Times New Roman" w:hAnsi="Times New Roman" w:cs="Times New Roman"/>
-          <w:sz w:val="28"/>
-          <w:szCs w:val="28"/>
-        </w:rPr>
-        <w:t xml:space="preserve"> або каталозі або натиснути кнопку </w:t>
-      </w:r>
-      <w:r>
-        <w:rPr>
-          <w:rFonts w:ascii="Times New Roman" w:hAnsi="Times New Roman" w:cs="Times New Roman"/>
-          <w:sz w:val="28"/>
-          <w:szCs w:val="28"/>
-        </w:rPr>
-        <w:t>«Очистити все»</w:t>
-      </w:r>
-      <w:r>
-        <w:rPr>
-          <w:rFonts w:ascii="Times New Roman" w:hAnsi="Times New Roman" w:cs="Times New Roman"/>
-          <w:sz w:val="28"/>
-          <w:szCs w:val="28"/>
-        </w:rPr>
-        <w:t xml:space="preserve"> (2)</w:t>
-      </w:r>
-      <w:r>
-        <w:rPr>
-          <w:rFonts w:ascii="Times New Roman" w:hAnsi="Times New Roman" w:cs="Times New Roman"/>
-          <w:sz w:val="28"/>
-          <w:szCs w:val="28"/>
+      <w:r>
+        <w:rPr>
+          <w:rFonts w:ascii="Times New Roman" w:hAnsi="Times New Roman" w:cs="Times New Roman"/>
+          <w:sz w:val="28"/>
+          <w:szCs w:val="28"/>
+        </w:rPr>
+        <w:lastRenderedPageBreak/>
+        <w:t xml:space="preserve">Якщо розбір успішний – почнеться створення </w:t>
+      </w:r>
+      <w:r>
+        <w:rPr>
+          <w:rFonts w:ascii="Times New Roman" w:hAnsi="Times New Roman" w:cs="Times New Roman"/>
+          <w:sz w:val="28"/>
+          <w:szCs w:val="28"/>
+          <w:lang w:val="en-US"/>
+        </w:rPr>
+        <w:t>CSV</w:t>
+      </w:r>
+      <w:r>
+        <w:rPr>
+          <w:rFonts w:ascii="Times New Roman" w:hAnsi="Times New Roman" w:cs="Times New Roman"/>
+          <w:sz w:val="28"/>
+          <w:szCs w:val="28"/>
+          <w:lang w:val="ru-RU"/>
         </w:rPr>
         <w:t xml:space="preserve"> </w:t>
       </w:r>
@@ -5586,39 +6160,38 @@
           <w:sz w:val="28"/>
           <w:szCs w:val="28"/>
         </w:rPr>
-        <w:t>для видалення зі списку відстеження всіх параметрів.</w:t>
-      </w:r>
-    </w:p>
-    <w:p>
-      <w:pPr>
-        <w:pStyle w:val="a3"/>
-        <w:ind w:left="1080"/>
-        <w:rPr>
-          <w:rFonts w:ascii="Times New Roman" w:hAnsi="Times New Roman" w:cs="Times New Roman"/>
-          <w:sz w:val="28"/>
-          <w:szCs w:val="28"/>
-        </w:rPr>
-      </w:pPr>
-    </w:p>
-    <w:p>
-      <w:pPr>
-        <w:pStyle w:val="a3"/>
-        <w:ind w:left="1080"/>
-        <w:rPr>
-          <w:rFonts w:ascii="Times New Roman" w:hAnsi="Times New Roman" w:cs="Times New Roman"/>
-          <w:sz w:val="28"/>
-          <w:szCs w:val="28"/>
-        </w:rPr>
-      </w:pPr>
-      <w:r>
-        <w:rPr>
-          <w:noProof/>
+        <w:t>таблиці</w:t>
+      </w:r>
+      <w:r>
+        <w:rPr>
+          <w:rFonts w:ascii="Times New Roman" w:hAnsi="Times New Roman" w:cs="Times New Roman"/>
+          <w:sz w:val="28"/>
+          <w:szCs w:val="28"/>
+        </w:rPr>
+        <w:br/>
+      </w:r>
+    </w:p>
+    <w:p>
+      <w:pPr>
+        <w:pStyle w:val="a3"/>
+        <w:ind w:left="1080"/>
+        <w:rPr>
+          <w:rFonts w:ascii="Times New Roman" w:hAnsi="Times New Roman" w:cs="Times New Roman"/>
+          <w:sz w:val="28"/>
+          <w:szCs w:val="28"/>
+        </w:rPr>
+      </w:pPr>
+      <w:r>
+        <w:rPr>
+          <w:rFonts w:ascii="Times New Roman" w:hAnsi="Times New Roman" w:cs="Times New Roman"/>
+          <w:sz w:val="28"/>
+          <w:szCs w:val="28"/>
         </w:rPr>
         <w:drawing>
-          <wp:inline distT="0" distB="0" distL="0" distR="0" wp14:anchorId="607431C7" wp14:editId="64A6826C">
-            <wp:extent cx="3952381" cy="3171429"/>
-            <wp:effectExtent l="0" t="0" r="0" b="0"/>
-            <wp:docPr id="29" name="Рисунок 29"/>
+          <wp:inline distT="0" distB="0" distL="0" distR="0" wp14:anchorId="4764D10F" wp14:editId="6658C6D2">
+            <wp:extent cx="4165600" cy="2793307"/>
+            <wp:effectExtent l="0" t="0" r="6350" b="7620"/>
+            <wp:docPr id="44" name="Рисунок 44"/>
             <wp:cNvGraphicFramePr>
               <a:graphicFrameLocks xmlns:a="http://schemas.openxmlformats.org/drawingml/2006/main" noChangeAspect="1"/>
             </wp:cNvGraphicFramePr>
@@ -5638,7 +6211,7 @@
                   <pic:spPr>
                     <a:xfrm>
                       <a:off x="0" y="0"/>
-                      <a:ext cx="3952381" cy="3171429"/>
+                      <a:ext cx="4181017" cy="2803645"/>
                     </a:xfrm>
                     <a:prstGeom prst="rect">
                       <a:avLst/>
@@ -5678,100 +6251,38 @@
           <w:sz w:val="28"/>
           <w:szCs w:val="28"/>
         </w:rPr>
-        <w:t>Так само за потреби тепер можна призупинити та відновити роботу вікна відстеження кнопкою pause/resume</w:t>
-      </w:r>
-      <w:r>
-        <w:rPr>
-          <w:rFonts w:ascii="Times New Roman" w:hAnsi="Times New Roman" w:cs="Times New Roman"/>
-          <w:sz w:val="28"/>
-          <w:szCs w:val="28"/>
-        </w:rPr>
-        <w:t xml:space="preserve"> (3)</w:t>
-      </w:r>
-      <w:r>
-        <w:rPr>
-          <w:rFonts w:ascii="Times New Roman" w:hAnsi="Times New Roman" w:cs="Times New Roman"/>
-          <w:sz w:val="28"/>
-          <w:szCs w:val="28"/>
-        </w:rPr>
-        <w:t>.</w:t>
-      </w:r>
-    </w:p>
-    <w:p>
-      <w:pPr>
-        <w:rPr>
-          <w:rFonts w:ascii="Times New Roman" w:hAnsi="Times New Roman" w:cs="Times New Roman"/>
-          <w:sz w:val="28"/>
-          <w:szCs w:val="28"/>
-        </w:rPr>
-      </w:pPr>
-    </w:p>
-    <w:p>
-      <w:pPr>
-        <w:pStyle w:val="a3"/>
-        <w:ind w:left="1080"/>
-        <w:rPr>
-          <w:rFonts w:ascii="Times New Roman" w:hAnsi="Times New Roman" w:cs="Times New Roman"/>
-          <w:sz w:val="28"/>
-          <w:szCs w:val="28"/>
-        </w:rPr>
-      </w:pPr>
-      <w:r>
-        <w:rPr>
-          <w:rFonts w:ascii="Times New Roman" w:hAnsi="Times New Roman" w:cs="Times New Roman"/>
-          <w:sz w:val="28"/>
-          <w:szCs w:val="28"/>
-        </w:rPr>
-        <w:t xml:space="preserve">Запис параметрів у вікні </w:t>
-      </w:r>
-      <w:r>
-        <w:rPr>
-          <w:rFonts w:ascii="Times New Roman" w:hAnsi="Times New Roman" w:cs="Times New Roman"/>
-          <w:sz w:val="28"/>
-          <w:szCs w:val="28"/>
-        </w:rPr>
-        <w:t>«Відстеження параметрів»</w:t>
-      </w:r>
-      <w:r>
-        <w:rPr>
-          <w:rFonts w:ascii="Times New Roman" w:hAnsi="Times New Roman" w:cs="Times New Roman"/>
-          <w:sz w:val="28"/>
-          <w:szCs w:val="28"/>
-        </w:rPr>
-        <w:t xml:space="preserve"> проводиться відразу при встановленні нового значення</w:t>
-      </w:r>
-    </w:p>
-    <w:p>
-      <w:pPr>
-        <w:pStyle w:val="a3"/>
-        <w:ind w:left="1080"/>
-        <w:rPr>
-          <w:rFonts w:ascii="Times New Roman" w:hAnsi="Times New Roman" w:cs="Times New Roman"/>
-          <w:sz w:val="28"/>
-          <w:szCs w:val="28"/>
-        </w:rPr>
-      </w:pPr>
-    </w:p>
-    <w:p>
-      <w:pPr>
-        <w:pStyle w:val="a3"/>
-        <w:ind w:left="1080"/>
-        <w:rPr>
-          <w:rFonts w:ascii="Times New Roman" w:hAnsi="Times New Roman" w:cs="Times New Roman"/>
-          <w:sz w:val="28"/>
-          <w:szCs w:val="28"/>
-        </w:rPr>
-      </w:pPr>
-      <w:r>
-        <w:rPr>
-          <w:noProof/>
-        </w:rPr>
-        <w:lastRenderedPageBreak/>
+        <w:t>По завершенню вам буде запропоновано обрати місце де потрібно зберегти</w:t>
+      </w:r>
+      <w:r>
+        <w:rPr>
+          <w:rFonts w:ascii="Times New Roman" w:hAnsi="Times New Roman" w:cs="Times New Roman"/>
+          <w:sz w:val="28"/>
+          <w:szCs w:val="28"/>
+        </w:rPr>
+        <w:t xml:space="preserve"> файл архіву.</w:t>
+      </w:r>
+    </w:p>
+    <w:p>
+      <w:pPr>
+        <w:pStyle w:val="a3"/>
+        <w:ind w:left="1080"/>
+        <w:rPr>
+          <w:rFonts w:ascii="Times New Roman" w:hAnsi="Times New Roman" w:cs="Times New Roman"/>
+          <w:sz w:val="28"/>
+          <w:szCs w:val="28"/>
+        </w:rPr>
+      </w:pPr>
+      <w:r>
+        <w:rPr>
+          <w:rFonts w:ascii="Times New Roman" w:hAnsi="Times New Roman" w:cs="Times New Roman"/>
+          <w:sz w:val="28"/>
+          <w:szCs w:val="28"/>
+        </w:rPr>
         <w:drawing>
-          <wp:inline distT="0" distB="0" distL="0" distR="0" wp14:anchorId="051CACC5" wp14:editId="3FECC026">
-            <wp:extent cx="5083175" cy="4702276"/>
-            <wp:effectExtent l="0" t="0" r="3175" b="3175"/>
-            <wp:docPr id="42" name="Рисунок 42"/>
+          <wp:inline distT="0" distB="0" distL="0" distR="0" wp14:anchorId="4DD73C44" wp14:editId="4C23FF7E">
+            <wp:extent cx="4145491" cy="2325552"/>
+            <wp:effectExtent l="0" t="0" r="7620" b="0"/>
+            <wp:docPr id="45" name="Рисунок 45"/>
             <wp:cNvGraphicFramePr>
               <a:graphicFrameLocks xmlns:a="http://schemas.openxmlformats.org/drawingml/2006/main" noChangeAspect="1"/>
             </wp:cNvGraphicFramePr>
@@ -5791,7 +6302,7 @@
                   <pic:spPr>
                     <a:xfrm>
                       <a:off x="0" y="0"/>
-                      <a:ext cx="5112730" cy="4729617"/>
+                      <a:ext cx="4213611" cy="2363766"/>
                     </a:xfrm>
                     <a:prstGeom prst="rect">
                       <a:avLst/>
@@ -5825,219 +6336,51 @@
           <w:szCs w:val="28"/>
         </w:rPr>
       </w:pPr>
-      <w:r>
-        <w:rPr>
-          <w:rFonts w:ascii="Times New Roman" w:hAnsi="Times New Roman" w:cs="Times New Roman"/>
-          <w:sz w:val="28"/>
-          <w:szCs w:val="28"/>
-        </w:rPr>
-        <w:t>Параметри у вигляді списку (виділено червоним) записуються відразу при встановленні нового значення.</w:t>
-      </w:r>
-    </w:p>
-    <w:p>
-      <w:pPr>
-        <w:pStyle w:val="a3"/>
-        <w:ind w:left="1080"/>
-        <w:rPr>
-          <w:rFonts w:ascii="Times New Roman" w:hAnsi="Times New Roman" w:cs="Times New Roman"/>
-          <w:sz w:val="28"/>
-          <w:szCs w:val="28"/>
-        </w:rPr>
-      </w:pPr>
-      <w:r>
-        <w:rPr>
-          <w:rFonts w:ascii="Times New Roman" w:hAnsi="Times New Roman" w:cs="Times New Roman"/>
-          <w:sz w:val="28"/>
-          <w:szCs w:val="28"/>
-        </w:rPr>
-        <w:t>Параметри дискретні (бітові, виділені зеленим) записуються відразу при натисканні мишкою на значення параметра.</w:t>
-      </w:r>
-    </w:p>
-    <w:p>
-      <w:pPr>
-        <w:pStyle w:val="a3"/>
-        <w:ind w:left="1080"/>
-        <w:rPr>
-          <w:rFonts w:ascii="Times New Roman" w:hAnsi="Times New Roman" w:cs="Times New Roman"/>
-          <w:sz w:val="28"/>
-          <w:szCs w:val="28"/>
-        </w:rPr>
-      </w:pPr>
-      <w:r>
-        <w:rPr>
-          <w:rFonts w:ascii="Times New Roman" w:hAnsi="Times New Roman" w:cs="Times New Roman"/>
-          <w:sz w:val="28"/>
-          <w:szCs w:val="28"/>
-        </w:rPr>
-        <w:t xml:space="preserve">Інші параметри (виділено фіолетовим) записуються за натисканням клавіші </w:t>
-      </w:r>
-      <w:r>
-        <w:rPr>
-          <w:rFonts w:ascii="Times New Roman" w:hAnsi="Times New Roman" w:cs="Times New Roman"/>
-          <w:sz w:val="28"/>
-          <w:szCs w:val="28"/>
-          <w:lang w:val="en-US"/>
-        </w:rPr>
-        <w:t>Enter</w:t>
-      </w:r>
-      <w:r>
-        <w:rPr>
-          <w:rFonts w:ascii="Times New Roman" w:hAnsi="Times New Roman" w:cs="Times New Roman"/>
-          <w:sz w:val="28"/>
-          <w:szCs w:val="28"/>
-        </w:rPr>
-        <w:t xml:space="preserve"> відразу після введення нового значення, якщо ввести нове значення та прибрати фокус з цього значення (наприклад, клацнути в іншому місці, то запису не буде)</w:t>
-      </w:r>
-    </w:p>
-    <w:p>
-      <w:pPr>
-        <w:pStyle w:val="a3"/>
-        <w:ind w:left="1080"/>
-        <w:rPr>
-          <w:rFonts w:ascii="Times New Roman" w:hAnsi="Times New Roman" w:cs="Times New Roman"/>
-          <w:sz w:val="28"/>
-          <w:szCs w:val="28"/>
-        </w:rPr>
-      </w:pPr>
-    </w:p>
-    <w:p>
-      <w:pPr>
-        <w:rPr>
-          <w:rFonts w:ascii="Times New Roman" w:hAnsi="Times New Roman" w:cs="Times New Roman"/>
-          <w:sz w:val="28"/>
-          <w:szCs w:val="28"/>
-        </w:rPr>
-      </w:pPr>
-      <w:r>
-        <w:rPr>
-          <w:rFonts w:ascii="Times New Roman" w:hAnsi="Times New Roman" w:cs="Times New Roman"/>
-          <w:sz w:val="28"/>
-          <w:szCs w:val="28"/>
-          <w:lang w:val="ru-RU"/>
-        </w:rPr>
-        <w:t>4.</w:t>
-      </w:r>
-      <w:r>
-        <w:rPr>
-          <w:rFonts w:ascii="Times New Roman" w:hAnsi="Times New Roman" w:cs="Times New Roman"/>
-          <w:sz w:val="28"/>
-          <w:szCs w:val="28"/>
-          <w:lang w:val="ru-RU"/>
-        </w:rPr>
-        <w:tab/>
-      </w:r>
-      <w:r>
-        <w:rPr>
-          <w:rFonts w:ascii="Times New Roman" w:hAnsi="Times New Roman" w:cs="Times New Roman"/>
-          <w:sz w:val="28"/>
-          <w:szCs w:val="28"/>
-        </w:rPr>
-        <w:t>Видалення пристрою.</w:t>
-      </w:r>
-    </w:p>
-    <w:p>
-      <w:pPr>
-        <w:ind w:left="709" w:hanging="709"/>
-        <w:rPr>
-          <w:rFonts w:ascii="Times New Roman" w:hAnsi="Times New Roman" w:cs="Times New Roman"/>
-          <w:sz w:val="28"/>
-          <w:szCs w:val="28"/>
-        </w:rPr>
-      </w:pPr>
-      <w:r>
-        <w:rPr>
-          <w:rFonts w:ascii="Times New Roman" w:hAnsi="Times New Roman" w:cs="Times New Roman"/>
-          <w:sz w:val="28"/>
-          <w:szCs w:val="28"/>
-        </w:rPr>
-        <w:tab/>
-      </w:r>
-      <w:r>
-        <w:rPr>
-          <w:rFonts w:ascii="Times New Roman" w:hAnsi="Times New Roman" w:cs="Times New Roman"/>
-          <w:sz w:val="28"/>
-          <w:szCs w:val="28"/>
-        </w:rPr>
-        <w:t>Видалення приладу з</w:t>
-      </w:r>
-      <w:r>
-        <w:rPr>
-          <w:rFonts w:ascii="Times New Roman" w:hAnsi="Times New Roman" w:cs="Times New Roman"/>
-          <w:sz w:val="28"/>
-          <w:szCs w:val="28"/>
-        </w:rPr>
-        <w:t xml:space="preserve"> додатку</w:t>
-      </w:r>
-      <w:r>
-        <w:rPr>
-          <w:rFonts w:ascii="Times New Roman" w:hAnsi="Times New Roman" w:cs="Times New Roman"/>
-          <w:sz w:val="28"/>
-          <w:szCs w:val="28"/>
-        </w:rPr>
-        <w:t xml:space="preserve"> відбувається натисканням відповідної кнопки у </w:t>
-      </w:r>
-      <w:r>
-        <w:rPr>
-          <w:rFonts w:ascii="Times New Roman" w:hAnsi="Times New Roman" w:cs="Times New Roman"/>
-          <w:sz w:val="28"/>
-          <w:szCs w:val="28"/>
-        </w:rPr>
-        <w:t xml:space="preserve">контекстному </w:t>
-      </w:r>
-      <w:r>
-        <w:rPr>
-          <w:rFonts w:ascii="Times New Roman" w:hAnsi="Times New Roman" w:cs="Times New Roman"/>
-          <w:sz w:val="28"/>
-          <w:szCs w:val="28"/>
-        </w:rPr>
-        <w:t>меню</w:t>
-      </w:r>
-      <w:r>
-        <w:rPr>
-          <w:rFonts w:ascii="Times New Roman" w:hAnsi="Times New Roman" w:cs="Times New Roman"/>
-          <w:sz w:val="28"/>
-          <w:szCs w:val="28"/>
-        </w:rPr>
-        <w:t xml:space="preserve"> (клік правою кнопкою миші на потрібному пристрої)</w:t>
-      </w:r>
-      <w:r>
-        <w:rPr>
-          <w:rFonts w:ascii="Times New Roman" w:hAnsi="Times New Roman" w:cs="Times New Roman"/>
-          <w:sz w:val="28"/>
-          <w:szCs w:val="28"/>
-        </w:rPr>
-        <w:t>.</w:t>
-      </w:r>
-      <w:bookmarkStart w:id="0" w:name="_GoBack"/>
-      <w:bookmarkEnd w:id="0"/>
-    </w:p>
-    <w:p>
-      <w:pPr>
-        <w:ind w:left="709" w:hanging="709"/>
-        <w:rPr>
-          <w:rFonts w:ascii="Times New Roman" w:hAnsi="Times New Roman" w:cs="Times New Roman"/>
-          <w:sz w:val="28"/>
-          <w:szCs w:val="28"/>
-        </w:rPr>
-      </w:pPr>
-      <w:r>
-        <w:rPr>
-          <w:rFonts w:ascii="Times New Roman" w:hAnsi="Times New Roman" w:cs="Times New Roman"/>
-          <w:sz w:val="28"/>
-          <w:szCs w:val="28"/>
-        </w:rPr>
-        <w:lastRenderedPageBreak/>
-        <w:tab/>
-      </w:r>
-      <w:r>
-        <w:rPr>
-          <w:noProof/>
+    </w:p>
+    <w:p>
+      <w:pPr>
+        <w:pStyle w:val="a3"/>
+        <w:ind w:left="1080"/>
+        <w:rPr>
+          <w:rFonts w:ascii="Times New Roman" w:hAnsi="Times New Roman" w:cs="Times New Roman"/>
+          <w:b/>
+          <w:bCs/>
+          <w:sz w:val="28"/>
+          <w:szCs w:val="28"/>
+        </w:rPr>
+      </w:pPr>
+      <w:r>
+        <w:rPr>
+          <w:rFonts w:ascii="Times New Roman" w:hAnsi="Times New Roman" w:cs="Times New Roman"/>
+          <w:b/>
+          <w:bCs/>
+          <w:sz w:val="28"/>
+          <w:szCs w:val="28"/>
+        </w:rPr>
+        <w:t>«Оновлення ПЗ пристрою»</w:t>
+      </w:r>
+    </w:p>
+    <w:p>
+      <w:pPr>
+        <w:pStyle w:val="a3"/>
+        <w:ind w:left="1080"/>
+        <w:rPr>
+          <w:rFonts w:ascii="Times New Roman" w:hAnsi="Times New Roman" w:cs="Times New Roman"/>
+          <w:sz w:val="28"/>
+          <w:szCs w:val="28"/>
+        </w:rPr>
+      </w:pPr>
+      <w:r>
+        <w:rPr>
+          <w:rFonts w:ascii="Times New Roman" w:hAnsi="Times New Roman" w:cs="Times New Roman"/>
+          <w:sz w:val="28"/>
+          <w:szCs w:val="28"/>
         </w:rPr>
         <w:drawing>
-          <wp:inline distT="0" distB="0" distL="0" distR="0" wp14:anchorId="49B0455A" wp14:editId="0A61673D">
-            <wp:extent cx="3504762" cy="2914286"/>
-            <wp:effectExtent l="0" t="0" r="635" b="635"/>
-            <wp:docPr id="43" name="Рисунок 43"/>
+          <wp:inline distT="0" distB="0" distL="0" distR="0" wp14:anchorId="0F006974" wp14:editId="0550C099">
+            <wp:extent cx="4835525" cy="1921506"/>
+            <wp:effectExtent l="0" t="0" r="3175" b="3175"/>
+            <wp:docPr id="48" name="Рисунок 48"/>
             <wp:cNvGraphicFramePr>
               <a:graphicFrameLocks xmlns:a="http://schemas.openxmlformats.org/drawingml/2006/main" noChangeAspect="1"/>
             </wp:cNvGraphicFramePr>
@@ -6057,7 +6400,7 @@
                   <pic:spPr>
                     <a:xfrm>
                       <a:off x="0" y="0"/>
-                      <a:ext cx="3504762" cy="2914286"/>
+                      <a:ext cx="4915939" cy="1953460"/>
                     </a:xfrm>
                     <a:prstGeom prst="rect">
                       <a:avLst/>
@@ -6072,138 +6415,34 @@
     </w:p>
     <w:p>
       <w:pPr>
-        <w:ind w:firstLine="708"/>
-        <w:rPr>
-          <w:rFonts w:ascii="Times New Roman" w:hAnsi="Times New Roman" w:cs="Times New Roman"/>
-          <w:sz w:val="28"/>
-          <w:szCs w:val="28"/>
-        </w:rPr>
-      </w:pPr>
-      <w:r>
-        <w:rPr>
-          <w:rFonts w:ascii="Times New Roman" w:hAnsi="Times New Roman" w:cs="Times New Roman"/>
-          <w:sz w:val="28"/>
-          <w:szCs w:val="28"/>
-        </w:rPr>
-        <w:t>Також у цьому меню можна:</w:t>
-      </w:r>
-    </w:p>
-    <w:p>
-      <w:pPr>
-        <w:ind w:firstLine="708"/>
-        <w:rPr>
-          <w:rFonts w:ascii="Times New Roman" w:hAnsi="Times New Roman" w:cs="Times New Roman"/>
-          <w:sz w:val="28"/>
-          <w:szCs w:val="28"/>
-        </w:rPr>
-      </w:pPr>
-      <w:r>
-        <w:rPr>
-          <w:rFonts w:ascii="Times New Roman" w:hAnsi="Times New Roman" w:cs="Times New Roman"/>
-          <w:sz w:val="28"/>
-          <w:szCs w:val="28"/>
-        </w:rPr>
-        <w:t>- прочитати всі параметри (дубль кнопки читання внизу вікна)</w:t>
-      </w:r>
-    </w:p>
-    <w:p>
-      <w:pPr>
-        <w:ind w:firstLine="708"/>
-        <w:rPr>
-          <w:rFonts w:ascii="Times New Roman" w:hAnsi="Times New Roman" w:cs="Times New Roman"/>
-          <w:sz w:val="28"/>
-          <w:szCs w:val="28"/>
-        </w:rPr>
-      </w:pPr>
-      <w:r>
-        <w:rPr>
-          <w:rFonts w:ascii="Times New Roman" w:hAnsi="Times New Roman" w:cs="Times New Roman"/>
-          <w:sz w:val="28"/>
-          <w:szCs w:val="28"/>
-        </w:rPr>
-        <w:t>- записати всі змінені параметри (дубль кнопки запису внизу вікна)</w:t>
-      </w:r>
-    </w:p>
-    <w:p>
-      <w:pPr>
-        <w:ind w:firstLine="708"/>
-        <w:rPr>
-          <w:rFonts w:ascii="Times New Roman" w:hAnsi="Times New Roman" w:cs="Times New Roman"/>
-          <w:sz w:val="28"/>
-          <w:szCs w:val="28"/>
-        </w:rPr>
-      </w:pPr>
-      <w:r>
-        <w:rPr>
-          <w:rFonts w:ascii="Times New Roman" w:hAnsi="Times New Roman" w:cs="Times New Roman"/>
-          <w:sz w:val="28"/>
-          <w:szCs w:val="28"/>
-        </w:rPr>
-        <w:t>- зберегти конфігурацію приладу у файл .adc</w:t>
-      </w:r>
-    </w:p>
-    <w:p>
-      <w:pPr>
-        <w:ind w:firstLine="708"/>
-        <w:rPr>
-          <w:rFonts w:ascii="Times New Roman" w:hAnsi="Times New Roman" w:cs="Times New Roman"/>
-          <w:sz w:val="28"/>
-          <w:szCs w:val="28"/>
-        </w:rPr>
-      </w:pPr>
-      <w:r>
-        <w:rPr>
-          <w:rFonts w:ascii="Times New Roman" w:hAnsi="Times New Roman" w:cs="Times New Roman"/>
-          <w:sz w:val="28"/>
-          <w:szCs w:val="28"/>
-        </w:rPr>
-        <w:t>- завантажити в пристрій раніше збережену конфігурацію з файлу .adc</w:t>
-      </w:r>
-    </w:p>
-    <w:p>
-      <w:pPr>
-        <w:rPr>
-          <w:rFonts w:ascii="Times New Roman" w:hAnsi="Times New Roman" w:cs="Times New Roman"/>
-          <w:sz w:val="28"/>
-          <w:szCs w:val="28"/>
-        </w:rPr>
-      </w:pPr>
-    </w:p>
-    <w:p>
-      <w:pPr>
-        <w:ind w:left="708"/>
-        <w:rPr>
-          <w:rFonts w:ascii="Times New Roman" w:hAnsi="Times New Roman" w:cs="Times New Roman"/>
-          <w:sz w:val="28"/>
-          <w:szCs w:val="28"/>
-        </w:rPr>
-      </w:pPr>
-      <w:r>
-        <w:rPr>
-          <w:rFonts w:ascii="Times New Roman" w:hAnsi="Times New Roman" w:cs="Times New Roman"/>
-          <w:sz w:val="28"/>
-          <w:szCs w:val="28"/>
-        </w:rPr>
-        <w:t>(Конфігурація має перевірку на ім'я приладу, якщо ім'я приладу не збігається конфігурація застосована не буде)</w:t>
-      </w:r>
-    </w:p>
-    <w:p>
-      <w:pPr>
-        <w:rPr>
-          <w:rFonts w:ascii="Times New Roman" w:hAnsi="Times New Roman" w:cs="Times New Roman"/>
-          <w:sz w:val="28"/>
-          <w:szCs w:val="28"/>
-        </w:rPr>
-      </w:pPr>
-    </w:p>
-    <w:p>
-      <w:pPr>
-        <w:rPr>
-          <w:rFonts w:ascii="Times New Roman" w:hAnsi="Times New Roman" w:cs="Times New Roman"/>
-          <w:sz w:val="28"/>
-          <w:szCs w:val="28"/>
-        </w:rPr>
-      </w:pPr>
+        <w:pStyle w:val="a3"/>
+        <w:ind w:left="1080"/>
+        <w:rPr>
+          <w:rFonts w:ascii="Times New Roman" w:hAnsi="Times New Roman" w:cs="Times New Roman"/>
+          <w:sz w:val="28"/>
+          <w:szCs w:val="28"/>
+        </w:rPr>
+      </w:pPr>
+    </w:p>
+    <w:p>
+      <w:pPr>
+        <w:pStyle w:val="a3"/>
+        <w:ind w:left="1080"/>
+        <w:rPr>
+          <w:rFonts w:ascii="Times New Roman" w:hAnsi="Times New Roman" w:cs="Times New Roman"/>
+          <w:sz w:val="28"/>
+          <w:szCs w:val="28"/>
+        </w:rPr>
+      </w:pPr>
+      <w:r>
+        <w:rPr>
+          <w:rFonts w:ascii="Times New Roman" w:hAnsi="Times New Roman" w:cs="Times New Roman"/>
+          <w:sz w:val="28"/>
+          <w:szCs w:val="28"/>
+        </w:rPr>
+        <w:lastRenderedPageBreak/>
+        <w:t>У вікні оновлення ПЗ пристрою, оберіть файл нового ПЗ (*</w:t>
+      </w:r>
       <w:r>
         <w:rPr>
           <w:rFonts w:ascii="Times New Roman" w:hAnsi="Times New Roman" w:cs="Times New Roman"/>
@@ -6211,86 +6450,314 @@
           <w:szCs w:val="28"/>
           <w:lang w:val="ru-RU"/>
         </w:rPr>
-        <w:t>5</w:t>
-      </w:r>
-      <w:r>
-        <w:rPr>
-          <w:rFonts w:ascii="Times New Roman" w:hAnsi="Times New Roman" w:cs="Times New Roman"/>
-          <w:sz w:val="28"/>
-          <w:szCs w:val="28"/>
-        </w:rPr>
         <w:t>.</w:t>
       </w:r>
-      <w:r>
-        <w:rPr>
-          <w:rFonts w:ascii="Times New Roman" w:hAnsi="Times New Roman" w:cs="Times New Roman"/>
-          <w:sz w:val="28"/>
-          <w:szCs w:val="28"/>
-        </w:rPr>
-        <w:tab/>
-        <w:t>Налаштування інтерфейсу користувача.</w:t>
-      </w:r>
-    </w:p>
-    <w:p>
-      <w:pPr>
-        <w:ind w:left="705"/>
-        <w:rPr>
-          <w:rFonts w:ascii="Times New Roman" w:hAnsi="Times New Roman" w:cs="Times New Roman"/>
-          <w:sz w:val="28"/>
-          <w:szCs w:val="28"/>
-        </w:rPr>
-      </w:pPr>
-      <w:r>
-        <w:rPr>
-          <w:rFonts w:ascii="Times New Roman" w:hAnsi="Times New Roman" w:cs="Times New Roman"/>
-          <w:sz w:val="28"/>
-          <w:szCs w:val="28"/>
-        </w:rPr>
-        <w:t>Щоб змінити мову додатку оберіть потрібний варіант у полі</w:t>
-      </w:r>
-      <w:r>
-        <w:rPr>
-          <w:rFonts w:ascii="Times New Roman" w:hAnsi="Times New Roman" w:cs="Times New Roman"/>
-          <w:sz w:val="28"/>
-          <w:szCs w:val="28"/>
-        </w:rPr>
-        <w:t xml:space="preserve"> тайтл бару біля кнопок «</w:t>
-      </w:r>
-      <w:r>
-        <w:rPr>
-          <w:rFonts w:ascii="Times New Roman" w:hAnsi="Times New Roman" w:cs="Times New Roman"/>
-          <w:sz w:val="28"/>
-          <w:szCs w:val="28"/>
-        </w:rPr>
-        <w:t>з</w:t>
-      </w:r>
-      <w:r>
-        <w:rPr>
-          <w:rFonts w:ascii="Times New Roman" w:hAnsi="Times New Roman" w:cs="Times New Roman"/>
-          <w:sz w:val="28"/>
-          <w:szCs w:val="28"/>
-        </w:rPr>
-        <w:t>горнути, розгорнути, закрити»</w:t>
-      </w:r>
-    </w:p>
-    <w:p>
-      <w:pPr>
-        <w:ind w:left="705"/>
-        <w:rPr>
-          <w:rFonts w:ascii="Times New Roman" w:hAnsi="Times New Roman" w:cs="Times New Roman"/>
-          <w:sz w:val="28"/>
-          <w:szCs w:val="28"/>
-        </w:rPr>
-      </w:pPr>
-      <w:r>
-        <w:rPr>
-          <w:noProof/>
+      <w:proofErr w:type="spellStart"/>
+      <w:r>
+        <w:rPr>
+          <w:rFonts w:ascii="Times New Roman" w:hAnsi="Times New Roman" w:cs="Times New Roman"/>
+          <w:sz w:val="28"/>
+          <w:szCs w:val="28"/>
+          <w:lang w:val="en-US"/>
+        </w:rPr>
+        <w:t>fw</w:t>
+      </w:r>
+      <w:proofErr w:type="spellEnd"/>
+      <w:r>
+        <w:rPr>
+          <w:rFonts w:ascii="Times New Roman" w:hAnsi="Times New Roman" w:cs="Times New Roman"/>
+          <w:sz w:val="28"/>
+          <w:szCs w:val="28"/>
+        </w:rPr>
+        <w:t>)</w:t>
+      </w:r>
+      <w:r>
+        <w:rPr>
+          <w:rFonts w:ascii="Times New Roman" w:hAnsi="Times New Roman" w:cs="Times New Roman"/>
+          <w:sz w:val="28"/>
+          <w:szCs w:val="28"/>
+        </w:rPr>
+        <w:t xml:space="preserve"> натисніть оновити та слідуйте настановам у вікні.</w:t>
+      </w:r>
+    </w:p>
+    <w:p>
+      <w:pPr>
+        <w:pStyle w:val="a3"/>
+        <w:ind w:left="1080"/>
+        <w:rPr>
+          <w:rFonts w:ascii="Times New Roman" w:hAnsi="Times New Roman" w:cs="Times New Roman"/>
+          <w:sz w:val="28"/>
+          <w:szCs w:val="28"/>
+        </w:rPr>
+      </w:pPr>
+      <w:bookmarkStart w:id="0" w:name="_GoBack"/>
+      <w:bookmarkEnd w:id="0"/>
+    </w:p>
+    <w:p>
+      <w:pPr>
+        <w:pStyle w:val="a3"/>
+        <w:ind w:left="1080"/>
+        <w:rPr>
+          <w:rFonts w:ascii="Times New Roman" w:hAnsi="Times New Roman" w:cs="Times New Roman"/>
+          <w:sz w:val="28"/>
+          <w:szCs w:val="28"/>
+        </w:rPr>
+      </w:pPr>
+    </w:p>
+    <w:p>
+      <w:pPr>
+        <w:pStyle w:val="a3"/>
+        <w:ind w:left="1080"/>
+        <w:rPr>
+          <w:rFonts w:ascii="Times New Roman" w:hAnsi="Times New Roman" w:cs="Times New Roman"/>
+          <w:b/>
+          <w:bCs/>
+          <w:sz w:val="28"/>
+          <w:szCs w:val="28"/>
+        </w:rPr>
+      </w:pPr>
+      <w:r>
+        <w:rPr>
+          <w:rFonts w:ascii="Times New Roman" w:hAnsi="Times New Roman" w:cs="Times New Roman"/>
+          <w:b/>
+          <w:bCs/>
+          <w:sz w:val="28"/>
+          <w:szCs w:val="28"/>
+        </w:rPr>
+        <w:t>«Відстеження параметрів»</w:t>
+      </w:r>
+    </w:p>
+    <w:p>
+      <w:pPr>
+        <w:pStyle w:val="a3"/>
+        <w:ind w:left="1080"/>
+        <w:rPr>
+          <w:rFonts w:ascii="Times New Roman" w:hAnsi="Times New Roman" w:cs="Times New Roman"/>
+          <w:sz w:val="28"/>
+          <w:szCs w:val="28"/>
+        </w:rPr>
+      </w:pPr>
+      <w:r>
+        <w:rPr>
+          <w:rFonts w:ascii="Times New Roman" w:hAnsi="Times New Roman" w:cs="Times New Roman"/>
+          <w:sz w:val="28"/>
+          <w:szCs w:val="28"/>
+        </w:rPr>
+        <w:t>В</w:t>
+      </w:r>
+      <w:r>
+        <w:rPr>
+          <w:rFonts w:ascii="Times New Roman" w:hAnsi="Times New Roman" w:cs="Times New Roman"/>
+          <w:sz w:val="28"/>
+          <w:szCs w:val="28"/>
+        </w:rPr>
+        <w:t xml:space="preserve">ікно </w:t>
+      </w:r>
+      <w:r>
+        <w:rPr>
+          <w:rFonts w:ascii="Times New Roman" w:hAnsi="Times New Roman" w:cs="Times New Roman"/>
+          <w:sz w:val="28"/>
+          <w:szCs w:val="28"/>
+        </w:rPr>
+        <w:t>«</w:t>
+      </w:r>
+      <w:r>
+        <w:rPr>
+          <w:rFonts w:ascii="Times New Roman" w:hAnsi="Times New Roman" w:cs="Times New Roman"/>
+          <w:sz w:val="28"/>
+          <w:szCs w:val="28"/>
+        </w:rPr>
+        <w:t>Відстеження параметрів</w:t>
+      </w:r>
+      <w:r>
+        <w:rPr>
+          <w:rFonts w:ascii="Times New Roman" w:hAnsi="Times New Roman" w:cs="Times New Roman"/>
+          <w:sz w:val="28"/>
+          <w:szCs w:val="28"/>
+        </w:rPr>
+        <w:t>»</w:t>
+      </w:r>
+      <w:r>
+        <w:rPr>
+          <w:rFonts w:ascii="Times New Roman" w:hAnsi="Times New Roman" w:cs="Times New Roman"/>
+          <w:sz w:val="28"/>
+          <w:szCs w:val="28"/>
+        </w:rPr>
+        <w:t xml:space="preserve"> дозволяє в онлайн режимі відстежувати та записувати потрібні параметри.</w:t>
+      </w:r>
+    </w:p>
+    <w:p>
+      <w:pPr>
+        <w:pStyle w:val="a3"/>
+        <w:ind w:left="1080"/>
+        <w:rPr>
+          <w:rFonts w:ascii="Times New Roman" w:hAnsi="Times New Roman" w:cs="Times New Roman"/>
+          <w:sz w:val="28"/>
+          <w:szCs w:val="28"/>
+        </w:rPr>
+      </w:pPr>
+      <w:r>
+        <w:rPr>
+          <w:rFonts w:ascii="Times New Roman" w:hAnsi="Times New Roman" w:cs="Times New Roman"/>
+          <w:sz w:val="28"/>
+          <w:szCs w:val="28"/>
+        </w:rPr>
+        <w:t>У</w:t>
+      </w:r>
+      <w:r>
+        <w:rPr>
+          <w:rFonts w:ascii="Times New Roman" w:hAnsi="Times New Roman" w:cs="Times New Roman"/>
+          <w:sz w:val="28"/>
+          <w:szCs w:val="28"/>
+        </w:rPr>
+        <w:t xml:space="preserve"> паралель можуть працювати кілька приладів, на картинці </w:t>
+      </w:r>
+      <w:proofErr w:type="spellStart"/>
+      <w:r>
+        <w:rPr>
+          <w:rFonts w:ascii="Times New Roman" w:hAnsi="Times New Roman" w:cs="Times New Roman"/>
+          <w:sz w:val="28"/>
+          <w:szCs w:val="28"/>
+        </w:rPr>
+        <w:t>н</w:t>
+      </w:r>
+      <w:r>
+        <w:rPr>
+          <w:rFonts w:ascii="Times New Roman" w:hAnsi="Times New Roman" w:cs="Times New Roman"/>
+          <w:sz w:val="28"/>
+          <w:szCs w:val="28"/>
+        </w:rPr>
+        <w:t>ище</w:t>
+      </w:r>
+      <w:proofErr w:type="spellEnd"/>
+      <w:r>
+        <w:rPr>
+          <w:rFonts w:ascii="Times New Roman" w:hAnsi="Times New Roman" w:cs="Times New Roman"/>
+          <w:sz w:val="28"/>
+          <w:szCs w:val="28"/>
+        </w:rPr>
+        <w:t xml:space="preserve"> можна помітити, що прилади </w:t>
+      </w:r>
+      <w:r>
+        <w:rPr>
+          <w:rFonts w:ascii="Times New Roman" w:hAnsi="Times New Roman" w:cs="Times New Roman"/>
+          <w:sz w:val="28"/>
+          <w:szCs w:val="28"/>
+        </w:rPr>
+        <w:t>МУ100-24.</w:t>
+      </w:r>
+      <w:r>
+        <w:rPr>
+          <w:rFonts w:ascii="Times New Roman" w:hAnsi="Times New Roman" w:cs="Times New Roman"/>
+          <w:sz w:val="28"/>
+          <w:szCs w:val="28"/>
+        </w:rPr>
+        <w:t xml:space="preserve">8Р і </w:t>
+      </w:r>
+      <w:r>
+        <w:rPr>
+          <w:rFonts w:ascii="Times New Roman" w:hAnsi="Times New Roman" w:cs="Times New Roman"/>
+          <w:sz w:val="28"/>
+          <w:szCs w:val="28"/>
+        </w:rPr>
+        <w:t>МВ110-24.8АС</w:t>
+      </w:r>
+      <w:r>
+        <w:rPr>
+          <w:rFonts w:ascii="Times New Roman" w:hAnsi="Times New Roman" w:cs="Times New Roman"/>
+          <w:sz w:val="28"/>
+          <w:szCs w:val="28"/>
+        </w:rPr>
+        <w:t xml:space="preserve"> висять на одному </w:t>
+      </w:r>
+      <w:r>
+        <w:rPr>
+          <w:rFonts w:ascii="Times New Roman" w:hAnsi="Times New Roman" w:cs="Times New Roman"/>
+          <w:sz w:val="28"/>
+          <w:szCs w:val="28"/>
+          <w:lang w:val="en-US"/>
+        </w:rPr>
+        <w:t>COM</w:t>
+      </w:r>
+      <w:r>
+        <w:rPr>
+          <w:rFonts w:ascii="Times New Roman" w:hAnsi="Times New Roman" w:cs="Times New Roman"/>
+          <w:sz w:val="28"/>
+          <w:szCs w:val="28"/>
+          <w:lang w:val="ru-RU"/>
+        </w:rPr>
+        <w:t>-</w:t>
+      </w:r>
+      <w:r>
+        <w:rPr>
+          <w:rFonts w:ascii="Times New Roman" w:hAnsi="Times New Roman" w:cs="Times New Roman"/>
+          <w:sz w:val="28"/>
+          <w:szCs w:val="28"/>
+        </w:rPr>
+        <w:t>порті</w:t>
+      </w:r>
+      <w:r>
+        <w:rPr>
+          <w:rFonts w:ascii="Times New Roman" w:hAnsi="Times New Roman" w:cs="Times New Roman"/>
+          <w:sz w:val="28"/>
+          <w:szCs w:val="28"/>
+        </w:rPr>
+        <w:t xml:space="preserve">, але при цьому одночасно працюють у паралель і один одному не заважають і в паралель з ними працює ще прилад </w:t>
+      </w:r>
+      <w:r>
+        <w:rPr>
+          <w:rFonts w:ascii="Times New Roman" w:hAnsi="Times New Roman" w:cs="Times New Roman"/>
+          <w:sz w:val="28"/>
+          <w:szCs w:val="28"/>
+        </w:rPr>
+        <w:t>МКОН</w:t>
+      </w:r>
+      <w:r>
+        <w:rPr>
+          <w:rFonts w:ascii="Times New Roman" w:hAnsi="Times New Roman" w:cs="Times New Roman"/>
+          <w:sz w:val="28"/>
+          <w:szCs w:val="28"/>
+        </w:rPr>
+        <w:t xml:space="preserve"> через </w:t>
+      </w:r>
+      <w:r>
+        <w:rPr>
+          <w:rFonts w:ascii="Times New Roman" w:hAnsi="Times New Roman" w:cs="Times New Roman"/>
+          <w:sz w:val="28"/>
+          <w:szCs w:val="28"/>
+          <w:lang w:val="en-US"/>
+        </w:rPr>
+        <w:t>Ethernet</w:t>
+      </w:r>
+      <w:r>
+        <w:rPr>
+          <w:rFonts w:ascii="Times New Roman" w:hAnsi="Times New Roman" w:cs="Times New Roman"/>
+          <w:sz w:val="28"/>
+          <w:szCs w:val="28"/>
+        </w:rPr>
+        <w:t>.</w:t>
+      </w:r>
+    </w:p>
+    <w:p>
+      <w:pPr>
+        <w:pStyle w:val="a3"/>
+        <w:ind w:left="1080"/>
+        <w:rPr>
+          <w:rFonts w:ascii="Times New Roman" w:hAnsi="Times New Roman" w:cs="Times New Roman"/>
+          <w:sz w:val="28"/>
+          <w:szCs w:val="28"/>
+        </w:rPr>
+      </w:pPr>
+      <w:r>
+        <w:rPr>
+          <w:noProof/>
+          <w:lang w:val="ru-RU" w:eastAsia="ru-RU"/>
         </w:rPr>
         <w:drawing>
-          <wp:inline distT="0" distB="0" distL="0" distR="0" wp14:anchorId="077C2F50" wp14:editId="422FBCA5">
-            <wp:extent cx="2180952" cy="1133333"/>
-            <wp:effectExtent l="0" t="0" r="0" b="0"/>
-            <wp:docPr id="39" name="Рисунок 39"/>
+          <wp:inline distT="0" distB="0" distL="0" distR="0" wp14:anchorId="400C5B40" wp14:editId="4CAA0DC1">
+            <wp:extent cx="5203896" cy="3634105"/>
+            <wp:effectExtent l="0" t="0" r="0" b="4445"/>
+            <wp:docPr id="40" name="Рисунок 40"/>
             <wp:cNvGraphicFramePr>
               <a:graphicFrameLocks xmlns:a="http://schemas.openxmlformats.org/drawingml/2006/main" noChangeAspect="1"/>
             </wp:cNvGraphicFramePr>
@@ -6310,6 +6777,1316 @@
                   <pic:spPr>
                     <a:xfrm>
                       <a:off x="0" y="0"/>
+                      <a:ext cx="5214756" cy="3641689"/>
+                    </a:xfrm>
+                    <a:prstGeom prst="rect">
+                      <a:avLst/>
+                    </a:prstGeom>
+                  </pic:spPr>
+                </pic:pic>
+              </a:graphicData>
+            </a:graphic>
+          </wp:inline>
+        </w:drawing>
+      </w:r>
+    </w:p>
+    <w:p>
+      <w:pPr>
+        <w:pStyle w:val="a3"/>
+        <w:ind w:left="1080"/>
+        <w:rPr>
+          <w:rFonts w:ascii="Times New Roman" w:hAnsi="Times New Roman" w:cs="Times New Roman"/>
+          <w:sz w:val="28"/>
+          <w:szCs w:val="28"/>
+        </w:rPr>
+      </w:pPr>
+    </w:p>
+    <w:p>
+      <w:pPr>
+        <w:pStyle w:val="a3"/>
+        <w:ind w:left="1080"/>
+        <w:rPr>
+          <w:rFonts w:ascii="Times New Roman" w:hAnsi="Times New Roman" w:cs="Times New Roman"/>
+          <w:sz w:val="28"/>
+          <w:szCs w:val="28"/>
+        </w:rPr>
+      </w:pPr>
+      <w:r>
+        <w:rPr>
+          <w:rFonts w:ascii="Times New Roman" w:hAnsi="Times New Roman" w:cs="Times New Roman"/>
+          <w:sz w:val="28"/>
+          <w:szCs w:val="28"/>
+        </w:rPr>
+        <w:t xml:space="preserve">У вікні </w:t>
+      </w:r>
+      <w:r>
+        <w:rPr>
+          <w:rFonts w:ascii="Times New Roman" w:hAnsi="Times New Roman" w:cs="Times New Roman"/>
+          <w:sz w:val="28"/>
+          <w:szCs w:val="28"/>
+        </w:rPr>
+        <w:t>«Відстеження параметрів»</w:t>
+      </w:r>
+      <w:r>
+        <w:rPr>
+          <w:rFonts w:ascii="Times New Roman" w:hAnsi="Times New Roman" w:cs="Times New Roman"/>
+          <w:sz w:val="28"/>
+          <w:szCs w:val="28"/>
+        </w:rPr>
+        <w:t xml:space="preserve"> додані параметри групуються за приналежністю до </w:t>
+      </w:r>
+      <w:proofErr w:type="spellStart"/>
+      <w:r>
+        <w:rPr>
+          <w:rFonts w:ascii="Times New Roman" w:hAnsi="Times New Roman" w:cs="Times New Roman"/>
+          <w:sz w:val="28"/>
+          <w:szCs w:val="28"/>
+        </w:rPr>
+        <w:t>девайсу</w:t>
+      </w:r>
+      <w:proofErr w:type="spellEnd"/>
+      <w:r>
+        <w:rPr>
+          <w:rFonts w:ascii="Times New Roman" w:hAnsi="Times New Roman" w:cs="Times New Roman"/>
+          <w:sz w:val="28"/>
+          <w:szCs w:val="28"/>
+        </w:rPr>
+        <w:t>.</w:t>
+      </w:r>
+    </w:p>
+    <w:p>
+      <w:pPr>
+        <w:pStyle w:val="a3"/>
+        <w:ind w:left="1080"/>
+        <w:rPr>
+          <w:rFonts w:ascii="Times New Roman" w:hAnsi="Times New Roman" w:cs="Times New Roman"/>
+          <w:sz w:val="28"/>
+          <w:szCs w:val="28"/>
+        </w:rPr>
+      </w:pPr>
+      <w:r>
+        <w:rPr>
+          <w:rFonts w:ascii="Times New Roman" w:hAnsi="Times New Roman" w:cs="Times New Roman"/>
+          <w:sz w:val="28"/>
+          <w:szCs w:val="28"/>
+        </w:rPr>
+        <w:t xml:space="preserve">Додати параметр або цілий каталог у </w:t>
+      </w:r>
+      <w:r>
+        <w:rPr>
+          <w:rFonts w:ascii="Times New Roman" w:hAnsi="Times New Roman" w:cs="Times New Roman"/>
+          <w:sz w:val="28"/>
+          <w:szCs w:val="28"/>
+        </w:rPr>
+        <w:t xml:space="preserve">«Відстеження параметрів» </w:t>
+      </w:r>
+      <w:r>
+        <w:rPr>
+          <w:rFonts w:ascii="Times New Roman" w:hAnsi="Times New Roman" w:cs="Times New Roman"/>
+          <w:sz w:val="28"/>
+          <w:szCs w:val="28"/>
+        </w:rPr>
+        <w:t>можна клацнувши правою кнопкою на параметрі в дереві</w:t>
+      </w:r>
+    </w:p>
+    <w:p>
+      <w:pPr>
+        <w:pStyle w:val="a3"/>
+        <w:ind w:left="1080"/>
+        <w:rPr>
+          <w:rFonts w:ascii="Times New Roman" w:hAnsi="Times New Roman" w:cs="Times New Roman"/>
+          <w:sz w:val="28"/>
+          <w:szCs w:val="28"/>
+        </w:rPr>
+      </w:pPr>
+    </w:p>
+    <w:p>
+      <w:pPr>
+        <w:pStyle w:val="a3"/>
+        <w:ind w:left="1080"/>
+        <w:rPr>
+          <w:rFonts w:ascii="Times New Roman" w:hAnsi="Times New Roman" w:cs="Times New Roman"/>
+          <w:sz w:val="28"/>
+          <w:szCs w:val="28"/>
+        </w:rPr>
+      </w:pPr>
+      <w:r>
+        <w:rPr>
+          <w:noProof/>
+          <w:lang w:val="ru-RU" w:eastAsia="ru-RU"/>
+        </w:rPr>
+        <w:drawing>
+          <wp:inline distT="0" distB="0" distL="0" distR="0" wp14:anchorId="5D4C0212" wp14:editId="47F85A62">
+            <wp:extent cx="3190476" cy="1447619"/>
+            <wp:effectExtent l="0" t="0" r="0" b="635"/>
+            <wp:docPr id="27" name="Рисунок 27"/>
+            <wp:cNvGraphicFramePr>
+              <a:graphicFrameLocks xmlns:a="http://schemas.openxmlformats.org/drawingml/2006/main" noChangeAspect="1"/>
+            </wp:cNvGraphicFramePr>
+            <a:graphic xmlns:a="http://schemas.openxmlformats.org/drawingml/2006/main">
+              <a:graphicData uri="http://schemas.openxmlformats.org/drawingml/2006/picture">
+                <pic:pic xmlns:pic="http://schemas.openxmlformats.org/drawingml/2006/picture">
+                  <pic:nvPicPr>
+                    <pic:cNvPr id="1" name=""/>
+                    <pic:cNvPicPr/>
+                  </pic:nvPicPr>
+                  <pic:blipFill>
+                    <a:blip r:embed="rId46"/>
+                    <a:stretch>
+                      <a:fillRect/>
+                    </a:stretch>
+                  </pic:blipFill>
+                  <pic:spPr>
+                    <a:xfrm>
+                      <a:off x="0" y="0"/>
+                      <a:ext cx="3190476" cy="1447619"/>
+                    </a:xfrm>
+                    <a:prstGeom prst="rect">
+                      <a:avLst/>
+                    </a:prstGeom>
+                  </pic:spPr>
+                </pic:pic>
+              </a:graphicData>
+            </a:graphic>
+          </wp:inline>
+        </w:drawing>
+      </w:r>
+    </w:p>
+    <w:p>
+      <w:pPr>
+        <w:pStyle w:val="a3"/>
+        <w:ind w:left="1080"/>
+        <w:rPr>
+          <w:rFonts w:ascii="Times New Roman" w:hAnsi="Times New Roman" w:cs="Times New Roman"/>
+          <w:sz w:val="28"/>
+          <w:szCs w:val="28"/>
+        </w:rPr>
+      </w:pPr>
+    </w:p>
+    <w:p>
+      <w:pPr>
+        <w:pStyle w:val="a3"/>
+        <w:ind w:left="1080"/>
+        <w:rPr>
+          <w:rFonts w:ascii="Times New Roman" w:hAnsi="Times New Roman" w:cs="Times New Roman"/>
+          <w:sz w:val="28"/>
+          <w:szCs w:val="28"/>
+        </w:rPr>
+      </w:pPr>
+      <w:r>
+        <w:rPr>
+          <w:rFonts w:ascii="Times New Roman" w:hAnsi="Times New Roman" w:cs="Times New Roman"/>
+          <w:sz w:val="28"/>
+          <w:szCs w:val="28"/>
+        </w:rPr>
+        <w:t xml:space="preserve">Видалити з відстеження можна у вікні </w:t>
+      </w:r>
+      <w:r>
+        <w:rPr>
+          <w:rFonts w:ascii="Times New Roman" w:hAnsi="Times New Roman" w:cs="Times New Roman"/>
+          <w:sz w:val="28"/>
+          <w:szCs w:val="28"/>
+        </w:rPr>
+        <w:t>«Відстеження параметрів»</w:t>
+      </w:r>
+      <w:r>
+        <w:rPr>
+          <w:rFonts w:ascii="Times New Roman" w:hAnsi="Times New Roman" w:cs="Times New Roman"/>
+          <w:sz w:val="28"/>
+          <w:szCs w:val="28"/>
+        </w:rPr>
+        <w:t xml:space="preserve"> також натиснувши правою кнопкою на параметрі</w:t>
+      </w:r>
+      <w:r>
+        <w:rPr>
+          <w:rFonts w:ascii="Times New Roman" w:hAnsi="Times New Roman" w:cs="Times New Roman"/>
+          <w:sz w:val="28"/>
+          <w:szCs w:val="28"/>
+        </w:rPr>
+        <w:t xml:space="preserve"> (1)</w:t>
+      </w:r>
+      <w:r>
+        <w:rPr>
+          <w:rFonts w:ascii="Times New Roman" w:hAnsi="Times New Roman" w:cs="Times New Roman"/>
+          <w:sz w:val="28"/>
+          <w:szCs w:val="28"/>
+        </w:rPr>
+        <w:t xml:space="preserve"> або каталозі або натиснути кнопку </w:t>
+      </w:r>
+      <w:r>
+        <w:rPr>
+          <w:rFonts w:ascii="Times New Roman" w:hAnsi="Times New Roman" w:cs="Times New Roman"/>
+          <w:sz w:val="28"/>
+          <w:szCs w:val="28"/>
+        </w:rPr>
+        <w:t>«Очистити все»</w:t>
+      </w:r>
+      <w:r>
+        <w:rPr>
+          <w:rFonts w:ascii="Times New Roman" w:hAnsi="Times New Roman" w:cs="Times New Roman"/>
+          <w:sz w:val="28"/>
+          <w:szCs w:val="28"/>
+        </w:rPr>
+        <w:t xml:space="preserve"> (2)</w:t>
+      </w:r>
+      <w:r>
+        <w:rPr>
+          <w:rFonts w:ascii="Times New Roman" w:hAnsi="Times New Roman" w:cs="Times New Roman"/>
+          <w:sz w:val="28"/>
+          <w:szCs w:val="28"/>
+        </w:rPr>
+        <w:t xml:space="preserve"> </w:t>
+      </w:r>
+      <w:r>
+        <w:rPr>
+          <w:rFonts w:ascii="Times New Roman" w:hAnsi="Times New Roman" w:cs="Times New Roman"/>
+          <w:sz w:val="28"/>
+          <w:szCs w:val="28"/>
+        </w:rPr>
+        <w:t>для видалення зі списку відстеження всіх параметрів.</w:t>
+      </w:r>
+    </w:p>
+    <w:p>
+      <w:pPr>
+        <w:pStyle w:val="a3"/>
+        <w:ind w:left="1080"/>
+        <w:rPr>
+          <w:rFonts w:ascii="Times New Roman" w:hAnsi="Times New Roman" w:cs="Times New Roman"/>
+          <w:sz w:val="28"/>
+          <w:szCs w:val="28"/>
+        </w:rPr>
+      </w:pPr>
+    </w:p>
+    <w:p>
+      <w:pPr>
+        <w:pStyle w:val="a3"/>
+        <w:ind w:left="1080"/>
+        <w:rPr>
+          <w:rFonts w:ascii="Times New Roman" w:hAnsi="Times New Roman" w:cs="Times New Roman"/>
+          <w:sz w:val="28"/>
+          <w:szCs w:val="28"/>
+        </w:rPr>
+      </w:pPr>
+      <w:r>
+        <w:rPr>
+          <w:noProof/>
+          <w:lang w:val="ru-RU" w:eastAsia="ru-RU"/>
+        </w:rPr>
+        <w:drawing>
+          <wp:inline distT="0" distB="0" distL="0" distR="0" wp14:anchorId="607431C7" wp14:editId="64A6826C">
+            <wp:extent cx="3952381" cy="3171429"/>
+            <wp:effectExtent l="0" t="0" r="0" b="0"/>
+            <wp:docPr id="29" name="Рисунок 29"/>
+            <wp:cNvGraphicFramePr>
+              <a:graphicFrameLocks xmlns:a="http://schemas.openxmlformats.org/drawingml/2006/main" noChangeAspect="1"/>
+            </wp:cNvGraphicFramePr>
+            <a:graphic xmlns:a="http://schemas.openxmlformats.org/drawingml/2006/main">
+              <a:graphicData uri="http://schemas.openxmlformats.org/drawingml/2006/picture">
+                <pic:pic xmlns:pic="http://schemas.openxmlformats.org/drawingml/2006/picture">
+                  <pic:nvPicPr>
+                    <pic:cNvPr id="1" name=""/>
+                    <pic:cNvPicPr/>
+                  </pic:nvPicPr>
+                  <pic:blipFill>
+                    <a:blip r:embed="rId47"/>
+                    <a:stretch>
+                      <a:fillRect/>
+                    </a:stretch>
+                  </pic:blipFill>
+                  <pic:spPr>
+                    <a:xfrm>
+                      <a:off x="0" y="0"/>
+                      <a:ext cx="3952381" cy="3171429"/>
+                    </a:xfrm>
+                    <a:prstGeom prst="rect">
+                      <a:avLst/>
+                    </a:prstGeom>
+                  </pic:spPr>
+                </pic:pic>
+              </a:graphicData>
+            </a:graphic>
+          </wp:inline>
+        </w:drawing>
+      </w:r>
+    </w:p>
+    <w:p>
+      <w:pPr>
+        <w:pStyle w:val="a3"/>
+        <w:ind w:left="1080"/>
+        <w:rPr>
+          <w:rFonts w:ascii="Times New Roman" w:hAnsi="Times New Roman" w:cs="Times New Roman"/>
+          <w:sz w:val="28"/>
+          <w:szCs w:val="28"/>
+        </w:rPr>
+      </w:pPr>
+    </w:p>
+    <w:p>
+      <w:pPr>
+        <w:pStyle w:val="a3"/>
+        <w:ind w:left="1080"/>
+        <w:rPr>
+          <w:rFonts w:ascii="Times New Roman" w:hAnsi="Times New Roman" w:cs="Times New Roman"/>
+          <w:sz w:val="28"/>
+          <w:szCs w:val="28"/>
+        </w:rPr>
+      </w:pPr>
+      <w:r>
+        <w:rPr>
+          <w:rFonts w:ascii="Times New Roman" w:hAnsi="Times New Roman" w:cs="Times New Roman"/>
+          <w:sz w:val="28"/>
+          <w:szCs w:val="28"/>
+        </w:rPr>
+        <w:t xml:space="preserve">Так само за потреби тепер можна призупинити та відновити роботу вікна відстеження кнопкою </w:t>
+      </w:r>
+      <w:proofErr w:type="spellStart"/>
+      <w:r>
+        <w:rPr>
+          <w:rFonts w:ascii="Times New Roman" w:hAnsi="Times New Roman" w:cs="Times New Roman"/>
+          <w:sz w:val="28"/>
+          <w:szCs w:val="28"/>
+        </w:rPr>
+        <w:t>pause</w:t>
+      </w:r>
+      <w:proofErr w:type="spellEnd"/>
+      <w:r>
+        <w:rPr>
+          <w:rFonts w:ascii="Times New Roman" w:hAnsi="Times New Roman" w:cs="Times New Roman"/>
+          <w:sz w:val="28"/>
+          <w:szCs w:val="28"/>
+        </w:rPr>
+        <w:t>/</w:t>
+      </w:r>
+      <w:proofErr w:type="spellStart"/>
+      <w:r>
+        <w:rPr>
+          <w:rFonts w:ascii="Times New Roman" w:hAnsi="Times New Roman" w:cs="Times New Roman"/>
+          <w:sz w:val="28"/>
+          <w:szCs w:val="28"/>
+        </w:rPr>
+        <w:t>resume</w:t>
+      </w:r>
+      <w:proofErr w:type="spellEnd"/>
+      <w:r>
+        <w:rPr>
+          <w:rFonts w:ascii="Times New Roman" w:hAnsi="Times New Roman" w:cs="Times New Roman"/>
+          <w:sz w:val="28"/>
+          <w:szCs w:val="28"/>
+        </w:rPr>
+        <w:t xml:space="preserve"> (3)</w:t>
+      </w:r>
+      <w:r>
+        <w:rPr>
+          <w:rFonts w:ascii="Times New Roman" w:hAnsi="Times New Roman" w:cs="Times New Roman"/>
+          <w:sz w:val="28"/>
+          <w:szCs w:val="28"/>
+        </w:rPr>
+        <w:t>.</w:t>
+      </w:r>
+    </w:p>
+    <w:p>
+      <w:pPr>
+        <w:rPr>
+          <w:rFonts w:ascii="Times New Roman" w:hAnsi="Times New Roman" w:cs="Times New Roman"/>
+          <w:sz w:val="28"/>
+          <w:szCs w:val="28"/>
+        </w:rPr>
+      </w:pPr>
+    </w:p>
+    <w:p>
+      <w:pPr>
+        <w:pStyle w:val="a3"/>
+        <w:ind w:left="1080"/>
+        <w:rPr>
+          <w:rFonts w:ascii="Times New Roman" w:hAnsi="Times New Roman" w:cs="Times New Roman"/>
+          <w:sz w:val="28"/>
+          <w:szCs w:val="28"/>
+        </w:rPr>
+      </w:pPr>
+      <w:r>
+        <w:rPr>
+          <w:rFonts w:ascii="Times New Roman" w:hAnsi="Times New Roman" w:cs="Times New Roman"/>
+          <w:sz w:val="28"/>
+          <w:szCs w:val="28"/>
+        </w:rPr>
+        <w:t xml:space="preserve">Запис параметрів у вікні </w:t>
+      </w:r>
+      <w:r>
+        <w:rPr>
+          <w:rFonts w:ascii="Times New Roman" w:hAnsi="Times New Roman" w:cs="Times New Roman"/>
+          <w:sz w:val="28"/>
+          <w:szCs w:val="28"/>
+        </w:rPr>
+        <w:t>«Відстеження параметрів»</w:t>
+      </w:r>
+      <w:r>
+        <w:rPr>
+          <w:rFonts w:ascii="Times New Roman" w:hAnsi="Times New Roman" w:cs="Times New Roman"/>
+          <w:sz w:val="28"/>
+          <w:szCs w:val="28"/>
+        </w:rPr>
+        <w:t xml:space="preserve"> проводиться відразу при встановленні нового значення</w:t>
+      </w:r>
+    </w:p>
+    <w:p>
+      <w:pPr>
+        <w:pStyle w:val="a3"/>
+        <w:ind w:left="1080"/>
+        <w:rPr>
+          <w:rFonts w:ascii="Times New Roman" w:hAnsi="Times New Roman" w:cs="Times New Roman"/>
+          <w:sz w:val="28"/>
+          <w:szCs w:val="28"/>
+        </w:rPr>
+      </w:pPr>
+    </w:p>
+    <w:p>
+      <w:pPr>
+        <w:pStyle w:val="a3"/>
+        <w:ind w:left="1080"/>
+        <w:rPr>
+          <w:rFonts w:ascii="Times New Roman" w:hAnsi="Times New Roman" w:cs="Times New Roman"/>
+          <w:sz w:val="28"/>
+          <w:szCs w:val="28"/>
+        </w:rPr>
+      </w:pPr>
+      <w:r>
+        <w:rPr>
+          <w:noProof/>
+          <w:lang w:val="ru-RU" w:eastAsia="ru-RU"/>
+        </w:rPr>
+        <w:lastRenderedPageBreak/>
+        <w:drawing>
+          <wp:inline distT="0" distB="0" distL="0" distR="0" wp14:anchorId="051CACC5" wp14:editId="0A101FEA">
+            <wp:extent cx="4384043" cy="4055533"/>
+            <wp:effectExtent l="0" t="0" r="0" b="2540"/>
+            <wp:docPr id="42" name="Рисунок 42"/>
+            <wp:cNvGraphicFramePr>
+              <a:graphicFrameLocks xmlns:a="http://schemas.openxmlformats.org/drawingml/2006/main" noChangeAspect="1"/>
+            </wp:cNvGraphicFramePr>
+            <a:graphic xmlns:a="http://schemas.openxmlformats.org/drawingml/2006/main">
+              <a:graphicData uri="http://schemas.openxmlformats.org/drawingml/2006/picture">
+                <pic:pic xmlns:pic="http://schemas.openxmlformats.org/drawingml/2006/picture">
+                  <pic:nvPicPr>
+                    <pic:cNvPr id="1" name=""/>
+                    <pic:cNvPicPr/>
+                  </pic:nvPicPr>
+                  <pic:blipFill>
+                    <a:blip r:embed="rId48"/>
+                    <a:stretch>
+                      <a:fillRect/>
+                    </a:stretch>
+                  </pic:blipFill>
+                  <pic:spPr>
+                    <a:xfrm>
+                      <a:off x="0" y="0"/>
+                      <a:ext cx="4422055" cy="4090697"/>
+                    </a:xfrm>
+                    <a:prstGeom prst="rect">
+                      <a:avLst/>
+                    </a:prstGeom>
+                  </pic:spPr>
+                </pic:pic>
+              </a:graphicData>
+            </a:graphic>
+          </wp:inline>
+        </w:drawing>
+      </w:r>
+    </w:p>
+    <w:p>
+      <w:pPr>
+        <w:pStyle w:val="a3"/>
+        <w:ind w:left="1080"/>
+        <w:rPr>
+          <w:rFonts w:ascii="Times New Roman" w:hAnsi="Times New Roman" w:cs="Times New Roman"/>
+          <w:sz w:val="28"/>
+          <w:szCs w:val="28"/>
+        </w:rPr>
+      </w:pPr>
+    </w:p>
+    <w:p>
+      <w:pPr>
+        <w:pStyle w:val="a3"/>
+        <w:ind w:left="1080"/>
+        <w:rPr>
+          <w:rFonts w:ascii="Times New Roman" w:hAnsi="Times New Roman" w:cs="Times New Roman"/>
+          <w:sz w:val="28"/>
+          <w:szCs w:val="28"/>
+        </w:rPr>
+      </w:pPr>
+      <w:r>
+        <w:rPr>
+          <w:rFonts w:ascii="Times New Roman" w:hAnsi="Times New Roman" w:cs="Times New Roman"/>
+          <w:sz w:val="28"/>
+          <w:szCs w:val="28"/>
+        </w:rPr>
+        <w:t>Параметри у вигляді списку (виділено червоним) записуються відразу при встановленні нового значення.</w:t>
+      </w:r>
+    </w:p>
+    <w:p>
+      <w:pPr>
+        <w:pStyle w:val="a3"/>
+        <w:ind w:left="1080"/>
+        <w:rPr>
+          <w:rFonts w:ascii="Times New Roman" w:hAnsi="Times New Roman" w:cs="Times New Roman"/>
+          <w:sz w:val="28"/>
+          <w:szCs w:val="28"/>
+        </w:rPr>
+      </w:pPr>
+      <w:r>
+        <w:rPr>
+          <w:rFonts w:ascii="Times New Roman" w:hAnsi="Times New Roman" w:cs="Times New Roman"/>
+          <w:sz w:val="28"/>
+          <w:szCs w:val="28"/>
+        </w:rPr>
+        <w:t>Параметри дискретні (бітові, виділені зеленим) записуються відразу при натисканні мишкою на значення параметра.</w:t>
+      </w:r>
+    </w:p>
+    <w:p>
+      <w:pPr>
+        <w:pStyle w:val="a3"/>
+        <w:ind w:left="1080"/>
+        <w:rPr>
+          <w:rFonts w:ascii="Times New Roman" w:hAnsi="Times New Roman" w:cs="Times New Roman"/>
+          <w:sz w:val="28"/>
+          <w:szCs w:val="28"/>
+        </w:rPr>
+      </w:pPr>
+      <w:r>
+        <w:rPr>
+          <w:rFonts w:ascii="Times New Roman" w:hAnsi="Times New Roman" w:cs="Times New Roman"/>
+          <w:sz w:val="28"/>
+          <w:szCs w:val="28"/>
+        </w:rPr>
+        <w:t xml:space="preserve">Інші параметри (виділено фіолетовим) записуються за натисканням клавіші </w:t>
+      </w:r>
+      <w:r>
+        <w:rPr>
+          <w:rFonts w:ascii="Times New Roman" w:hAnsi="Times New Roman" w:cs="Times New Roman"/>
+          <w:sz w:val="28"/>
+          <w:szCs w:val="28"/>
+          <w:lang w:val="en-US"/>
+        </w:rPr>
+        <w:t>Enter</w:t>
+      </w:r>
+      <w:r>
+        <w:rPr>
+          <w:rFonts w:ascii="Times New Roman" w:hAnsi="Times New Roman" w:cs="Times New Roman"/>
+          <w:sz w:val="28"/>
+          <w:szCs w:val="28"/>
+        </w:rPr>
+        <w:t xml:space="preserve"> відразу після введення нового значення, якщо ввести нове значення та прибрати фокус з цього значення (наприклад, клацнути в іншому місці, то запису не буде)</w:t>
+      </w:r>
+    </w:p>
+    <w:p>
+      <w:pPr>
+        <w:pStyle w:val="a3"/>
+        <w:ind w:left="1080"/>
+        <w:rPr>
+          <w:rFonts w:ascii="Times New Roman" w:hAnsi="Times New Roman" w:cs="Times New Roman"/>
+          <w:sz w:val="28"/>
+          <w:szCs w:val="28"/>
+        </w:rPr>
+      </w:pPr>
+    </w:p>
+    <w:p>
+      <w:pPr>
+        <w:rPr>
+          <w:rFonts w:ascii="Times New Roman" w:hAnsi="Times New Roman" w:cs="Times New Roman"/>
+          <w:sz w:val="28"/>
+          <w:szCs w:val="28"/>
+        </w:rPr>
+      </w:pPr>
+      <w:r>
+        <w:rPr>
+          <w:rFonts w:ascii="Times New Roman" w:hAnsi="Times New Roman" w:cs="Times New Roman"/>
+          <w:sz w:val="28"/>
+          <w:szCs w:val="28"/>
+          <w:lang w:val="ru-RU"/>
+        </w:rPr>
+        <w:t>4.</w:t>
+      </w:r>
+      <w:r>
+        <w:rPr>
+          <w:rFonts w:ascii="Times New Roman" w:hAnsi="Times New Roman" w:cs="Times New Roman"/>
+          <w:sz w:val="28"/>
+          <w:szCs w:val="28"/>
+          <w:lang w:val="ru-RU"/>
+        </w:rPr>
+        <w:tab/>
+      </w:r>
+      <w:r>
+        <w:rPr>
+          <w:rFonts w:ascii="Times New Roman" w:hAnsi="Times New Roman" w:cs="Times New Roman"/>
+          <w:sz w:val="28"/>
+          <w:szCs w:val="28"/>
+        </w:rPr>
+        <w:t>Видалення пристрою.</w:t>
+      </w:r>
+    </w:p>
+    <w:p>
+      <w:pPr>
+        <w:ind w:left="709" w:hanging="709"/>
+        <w:rPr>
+          <w:rFonts w:ascii="Times New Roman" w:hAnsi="Times New Roman" w:cs="Times New Roman"/>
+          <w:sz w:val="28"/>
+          <w:szCs w:val="28"/>
+        </w:rPr>
+      </w:pPr>
+      <w:r>
+        <w:rPr>
+          <w:rFonts w:ascii="Times New Roman" w:hAnsi="Times New Roman" w:cs="Times New Roman"/>
+          <w:sz w:val="28"/>
+          <w:szCs w:val="28"/>
+        </w:rPr>
+        <w:tab/>
+      </w:r>
+      <w:r>
+        <w:rPr>
+          <w:rFonts w:ascii="Times New Roman" w:hAnsi="Times New Roman" w:cs="Times New Roman"/>
+          <w:sz w:val="28"/>
+          <w:szCs w:val="28"/>
+        </w:rPr>
+        <w:t>Видалення приладу з</w:t>
+      </w:r>
+      <w:r>
+        <w:rPr>
+          <w:rFonts w:ascii="Times New Roman" w:hAnsi="Times New Roman" w:cs="Times New Roman"/>
+          <w:sz w:val="28"/>
+          <w:szCs w:val="28"/>
+        </w:rPr>
+        <w:t xml:space="preserve"> додатку</w:t>
+      </w:r>
+      <w:r>
+        <w:rPr>
+          <w:rFonts w:ascii="Times New Roman" w:hAnsi="Times New Roman" w:cs="Times New Roman"/>
+          <w:sz w:val="28"/>
+          <w:szCs w:val="28"/>
+        </w:rPr>
+        <w:t xml:space="preserve"> відбувається натисканням відповідної кнопки у </w:t>
+      </w:r>
+      <w:r>
+        <w:rPr>
+          <w:rFonts w:ascii="Times New Roman" w:hAnsi="Times New Roman" w:cs="Times New Roman"/>
+          <w:sz w:val="28"/>
+          <w:szCs w:val="28"/>
+        </w:rPr>
+        <w:t xml:space="preserve">контекстному </w:t>
+      </w:r>
+      <w:r>
+        <w:rPr>
+          <w:rFonts w:ascii="Times New Roman" w:hAnsi="Times New Roman" w:cs="Times New Roman"/>
+          <w:sz w:val="28"/>
+          <w:szCs w:val="28"/>
+        </w:rPr>
+        <w:t>меню</w:t>
+      </w:r>
+      <w:r>
+        <w:rPr>
+          <w:rFonts w:ascii="Times New Roman" w:hAnsi="Times New Roman" w:cs="Times New Roman"/>
+          <w:sz w:val="28"/>
+          <w:szCs w:val="28"/>
+        </w:rPr>
+        <w:t xml:space="preserve"> (клік правою кнопкою миші на потрібному пристрої)</w:t>
+      </w:r>
+      <w:r>
+        <w:rPr>
+          <w:rFonts w:ascii="Times New Roman" w:hAnsi="Times New Roman" w:cs="Times New Roman"/>
+          <w:sz w:val="28"/>
+          <w:szCs w:val="28"/>
+        </w:rPr>
+        <w:t>.</w:t>
+      </w:r>
+    </w:p>
+    <w:p>
+      <w:pPr>
+        <w:ind w:left="709" w:hanging="709"/>
+        <w:rPr>
+          <w:rFonts w:ascii="Times New Roman" w:hAnsi="Times New Roman" w:cs="Times New Roman"/>
+          <w:sz w:val="28"/>
+          <w:szCs w:val="28"/>
+        </w:rPr>
+      </w:pPr>
+      <w:r>
+        <w:rPr>
+          <w:rFonts w:ascii="Times New Roman" w:hAnsi="Times New Roman" w:cs="Times New Roman"/>
+          <w:sz w:val="28"/>
+          <w:szCs w:val="28"/>
+        </w:rPr>
+        <w:lastRenderedPageBreak/>
+        <w:tab/>
+      </w:r>
+      <w:r>
+        <w:rPr>
+          <w:noProof/>
+          <w:lang w:val="ru-RU" w:eastAsia="ru-RU"/>
+        </w:rPr>
+        <w:drawing>
+          <wp:inline distT="0" distB="0" distL="0" distR="0" wp14:anchorId="49B0455A" wp14:editId="0A61673D">
+            <wp:extent cx="3504762" cy="2914286"/>
+            <wp:effectExtent l="0" t="0" r="635" b="635"/>
+            <wp:docPr id="43" name="Рисунок 43"/>
+            <wp:cNvGraphicFramePr>
+              <a:graphicFrameLocks xmlns:a="http://schemas.openxmlformats.org/drawingml/2006/main" noChangeAspect="1"/>
+            </wp:cNvGraphicFramePr>
+            <a:graphic xmlns:a="http://schemas.openxmlformats.org/drawingml/2006/main">
+              <a:graphicData uri="http://schemas.openxmlformats.org/drawingml/2006/picture">
+                <pic:pic xmlns:pic="http://schemas.openxmlformats.org/drawingml/2006/picture">
+                  <pic:nvPicPr>
+                    <pic:cNvPr id="1" name=""/>
+                    <pic:cNvPicPr/>
+                  </pic:nvPicPr>
+                  <pic:blipFill>
+                    <a:blip r:embed="rId49"/>
+                    <a:stretch>
+                      <a:fillRect/>
+                    </a:stretch>
+                  </pic:blipFill>
+                  <pic:spPr>
+                    <a:xfrm>
+                      <a:off x="0" y="0"/>
+                      <a:ext cx="3504762" cy="2914286"/>
+                    </a:xfrm>
+                    <a:prstGeom prst="rect">
+                      <a:avLst/>
+                    </a:prstGeom>
+                  </pic:spPr>
+                </pic:pic>
+              </a:graphicData>
+            </a:graphic>
+          </wp:inline>
+        </w:drawing>
+      </w:r>
+    </w:p>
+    <w:p>
+      <w:pPr>
+        <w:ind w:firstLine="708"/>
+        <w:rPr>
+          <w:rFonts w:ascii="Times New Roman" w:hAnsi="Times New Roman" w:cs="Times New Roman"/>
+          <w:sz w:val="28"/>
+          <w:szCs w:val="28"/>
+        </w:rPr>
+      </w:pPr>
+      <w:r>
+        <w:rPr>
+          <w:rFonts w:ascii="Times New Roman" w:hAnsi="Times New Roman" w:cs="Times New Roman"/>
+          <w:sz w:val="28"/>
+          <w:szCs w:val="28"/>
+        </w:rPr>
+        <w:t>Також у цьому меню можна:</w:t>
+      </w:r>
+    </w:p>
+    <w:p>
+      <w:pPr>
+        <w:ind w:firstLine="708"/>
+        <w:rPr>
+          <w:rFonts w:ascii="Times New Roman" w:hAnsi="Times New Roman" w:cs="Times New Roman"/>
+          <w:sz w:val="28"/>
+          <w:szCs w:val="28"/>
+        </w:rPr>
+      </w:pPr>
+      <w:r>
+        <w:rPr>
+          <w:rFonts w:ascii="Times New Roman" w:hAnsi="Times New Roman" w:cs="Times New Roman"/>
+          <w:sz w:val="28"/>
+          <w:szCs w:val="28"/>
+        </w:rPr>
+        <w:t>- прочитати всі параметри (дубль кнопки читання внизу вікна)</w:t>
+      </w:r>
+    </w:p>
+    <w:p>
+      <w:pPr>
+        <w:ind w:firstLine="708"/>
+        <w:rPr>
+          <w:rFonts w:ascii="Times New Roman" w:hAnsi="Times New Roman" w:cs="Times New Roman"/>
+          <w:sz w:val="28"/>
+          <w:szCs w:val="28"/>
+        </w:rPr>
+      </w:pPr>
+      <w:r>
+        <w:rPr>
+          <w:rFonts w:ascii="Times New Roman" w:hAnsi="Times New Roman" w:cs="Times New Roman"/>
+          <w:sz w:val="28"/>
+          <w:szCs w:val="28"/>
+        </w:rPr>
+        <w:t>- записати всі змінені параметри (дубль кнопки запису внизу вікна)</w:t>
+      </w:r>
+    </w:p>
+    <w:p>
+      <w:pPr>
+        <w:ind w:firstLine="708"/>
+        <w:rPr>
+          <w:rFonts w:ascii="Times New Roman" w:hAnsi="Times New Roman" w:cs="Times New Roman"/>
+          <w:sz w:val="28"/>
+          <w:szCs w:val="28"/>
+        </w:rPr>
+      </w:pPr>
+      <w:r>
+        <w:rPr>
+          <w:rFonts w:ascii="Times New Roman" w:hAnsi="Times New Roman" w:cs="Times New Roman"/>
+          <w:sz w:val="28"/>
+          <w:szCs w:val="28"/>
+        </w:rPr>
+        <w:t>- зберегти конфігурацію приладу у файл .</w:t>
+      </w:r>
+      <w:proofErr w:type="spellStart"/>
+      <w:r>
+        <w:rPr>
+          <w:rFonts w:ascii="Times New Roman" w:hAnsi="Times New Roman" w:cs="Times New Roman"/>
+          <w:sz w:val="28"/>
+          <w:szCs w:val="28"/>
+        </w:rPr>
+        <w:t>adc</w:t>
+      </w:r>
+      <w:proofErr w:type="spellEnd"/>
+    </w:p>
+    <w:p>
+      <w:pPr>
+        <w:ind w:firstLine="708"/>
+        <w:rPr>
+          <w:rFonts w:ascii="Times New Roman" w:hAnsi="Times New Roman" w:cs="Times New Roman"/>
+          <w:sz w:val="28"/>
+          <w:szCs w:val="28"/>
+        </w:rPr>
+      </w:pPr>
+      <w:r>
+        <w:rPr>
+          <w:rFonts w:ascii="Times New Roman" w:hAnsi="Times New Roman" w:cs="Times New Roman"/>
+          <w:sz w:val="28"/>
+          <w:szCs w:val="28"/>
+        </w:rPr>
+        <w:t>- завантажити в пристрій раніше збережену конфігурацію з файлу .</w:t>
+      </w:r>
+      <w:proofErr w:type="spellStart"/>
+      <w:r>
+        <w:rPr>
+          <w:rFonts w:ascii="Times New Roman" w:hAnsi="Times New Roman" w:cs="Times New Roman"/>
+          <w:sz w:val="28"/>
+          <w:szCs w:val="28"/>
+        </w:rPr>
+        <w:t>adc</w:t>
+      </w:r>
+      <w:proofErr w:type="spellEnd"/>
+    </w:p>
+    <w:p>
+      <w:pPr>
+        <w:rPr>
+          <w:rFonts w:ascii="Times New Roman" w:hAnsi="Times New Roman" w:cs="Times New Roman"/>
+          <w:sz w:val="28"/>
+          <w:szCs w:val="28"/>
+        </w:rPr>
+      </w:pPr>
+    </w:p>
+    <w:p>
+      <w:pPr>
+        <w:ind w:left="708"/>
+        <w:rPr>
+          <w:rFonts w:ascii="Times New Roman" w:hAnsi="Times New Roman" w:cs="Times New Roman"/>
+          <w:sz w:val="28"/>
+          <w:szCs w:val="28"/>
+        </w:rPr>
+      </w:pPr>
+      <w:r>
+        <w:rPr>
+          <w:rFonts w:ascii="Times New Roman" w:hAnsi="Times New Roman" w:cs="Times New Roman"/>
+          <w:sz w:val="28"/>
+          <w:szCs w:val="28"/>
+        </w:rPr>
+        <w:t>(Конфігурація має перевірку на ім'я приладу, якщо ім'я приладу не збігається конфігурація застосована не буде)</w:t>
+      </w:r>
+    </w:p>
+    <w:p>
+      <w:pPr>
+        <w:ind w:left="708"/>
+        <w:rPr>
+          <w:rFonts w:ascii="Times New Roman" w:hAnsi="Times New Roman" w:cs="Times New Roman"/>
+          <w:sz w:val="28"/>
+          <w:szCs w:val="28"/>
+        </w:rPr>
+      </w:pPr>
+      <w:r>
+        <w:rPr>
+          <w:rFonts w:ascii="Times New Roman" w:hAnsi="Times New Roman" w:cs="Times New Roman"/>
+          <w:sz w:val="28"/>
+          <w:szCs w:val="28"/>
+        </w:rPr>
+        <w:br/>
+        <w:t xml:space="preserve">Також для приладів що підтримують </w:t>
+      </w:r>
+      <w:proofErr w:type="spellStart"/>
+      <w:r>
+        <w:rPr>
+          <w:rFonts w:ascii="Times New Roman" w:hAnsi="Times New Roman" w:cs="Times New Roman"/>
+          <w:sz w:val="28"/>
+          <w:szCs w:val="28"/>
+          <w:lang w:val="en-US"/>
+        </w:rPr>
+        <w:t>AutoDetectionProtocol</w:t>
+      </w:r>
+      <w:proofErr w:type="spellEnd"/>
+      <w:r>
+        <w:rPr>
+          <w:rFonts w:ascii="Times New Roman" w:hAnsi="Times New Roman" w:cs="Times New Roman"/>
+          <w:sz w:val="28"/>
+          <w:szCs w:val="28"/>
+        </w:rPr>
+        <w:t xml:space="preserve"> </w:t>
+      </w:r>
+      <w:r>
+        <w:rPr>
+          <w:rFonts w:ascii="Times New Roman" w:hAnsi="Times New Roman" w:cs="Times New Roman"/>
+          <w:sz w:val="28"/>
+          <w:szCs w:val="28"/>
+        </w:rPr>
+        <w:t xml:space="preserve">можна </w:t>
+      </w:r>
+      <w:proofErr w:type="spellStart"/>
+      <w:r>
+        <w:rPr>
+          <w:rFonts w:ascii="Times New Roman" w:hAnsi="Times New Roman" w:cs="Times New Roman"/>
+          <w:sz w:val="28"/>
+          <w:szCs w:val="28"/>
+        </w:rPr>
+        <w:t>зберігти</w:t>
+      </w:r>
+      <w:proofErr w:type="spellEnd"/>
+      <w:r>
+        <w:rPr>
+          <w:rFonts w:ascii="Times New Roman" w:hAnsi="Times New Roman" w:cs="Times New Roman"/>
+          <w:sz w:val="28"/>
+          <w:szCs w:val="28"/>
+        </w:rPr>
+        <w:t xml:space="preserve"> образ</w:t>
+      </w:r>
+      <w:r>
+        <w:rPr>
+          <w:rFonts w:ascii="Times New Roman" w:hAnsi="Times New Roman" w:cs="Times New Roman"/>
+          <w:sz w:val="28"/>
+          <w:szCs w:val="28"/>
+        </w:rPr>
+        <w:t xml:space="preserve"> приладу для подальшої роботи у </w:t>
+      </w:r>
+      <w:proofErr w:type="spellStart"/>
+      <w:r>
+        <w:rPr>
+          <w:rFonts w:ascii="Times New Roman" w:hAnsi="Times New Roman" w:cs="Times New Roman"/>
+          <w:sz w:val="28"/>
+          <w:szCs w:val="28"/>
+        </w:rPr>
+        <w:t>оффлайн</w:t>
+      </w:r>
+      <w:proofErr w:type="spellEnd"/>
+      <w:r>
+        <w:rPr>
+          <w:rFonts w:ascii="Times New Roman" w:hAnsi="Times New Roman" w:cs="Times New Roman"/>
+          <w:sz w:val="28"/>
+          <w:szCs w:val="28"/>
+        </w:rPr>
+        <w:t xml:space="preserve"> режимі (у </w:t>
+      </w:r>
+      <w:proofErr w:type="spellStart"/>
+      <w:r>
+        <w:rPr>
+          <w:rFonts w:ascii="Times New Roman" w:hAnsi="Times New Roman" w:cs="Times New Roman"/>
+          <w:sz w:val="28"/>
+          <w:szCs w:val="28"/>
+        </w:rPr>
+        <w:t>оффлайн</w:t>
+      </w:r>
+      <w:proofErr w:type="spellEnd"/>
+      <w:r>
+        <w:rPr>
+          <w:rFonts w:ascii="Times New Roman" w:hAnsi="Times New Roman" w:cs="Times New Roman"/>
+          <w:sz w:val="28"/>
+          <w:szCs w:val="28"/>
+        </w:rPr>
+        <w:t xml:space="preserve"> режимі буде доступний обмежений набір функцій)</w:t>
+      </w:r>
+      <w:r>
+        <w:rPr>
+          <w:rFonts w:ascii="Times New Roman" w:hAnsi="Times New Roman" w:cs="Times New Roman"/>
+          <w:sz w:val="28"/>
+          <w:szCs w:val="28"/>
+        </w:rPr>
+        <w:br/>
+      </w:r>
+      <w:r>
+        <w:rPr>
+          <w:rFonts w:ascii="Times New Roman" w:hAnsi="Times New Roman" w:cs="Times New Roman"/>
+          <w:sz w:val="28"/>
+          <w:szCs w:val="28"/>
+        </w:rPr>
+        <w:drawing>
+          <wp:inline distT="0" distB="0" distL="0" distR="0" wp14:anchorId="62BA9EFF" wp14:editId="2C727BDF">
+            <wp:extent cx="3810532" cy="2238687"/>
+            <wp:effectExtent l="0" t="0" r="0" b="0"/>
+            <wp:docPr id="46" name="Рисунок 46"/>
+            <wp:cNvGraphicFramePr>
+              <a:graphicFrameLocks xmlns:a="http://schemas.openxmlformats.org/drawingml/2006/main" noChangeAspect="1"/>
+            </wp:cNvGraphicFramePr>
+            <a:graphic xmlns:a="http://schemas.openxmlformats.org/drawingml/2006/main">
+              <a:graphicData uri="http://schemas.openxmlformats.org/drawingml/2006/picture">
+                <pic:pic xmlns:pic="http://schemas.openxmlformats.org/drawingml/2006/picture">
+                  <pic:nvPicPr>
+                    <pic:cNvPr id="1" name=""/>
+                    <pic:cNvPicPr/>
+                  </pic:nvPicPr>
+                  <pic:blipFill>
+                    <a:blip r:embed="rId50"/>
+                    <a:stretch>
+                      <a:fillRect/>
+                    </a:stretch>
+                  </pic:blipFill>
+                  <pic:spPr>
+                    <a:xfrm>
+                      <a:off x="0" y="0"/>
+                      <a:ext cx="3810532" cy="2238687"/>
+                    </a:xfrm>
+                    <a:prstGeom prst="rect">
+                      <a:avLst/>
+                    </a:prstGeom>
+                  </pic:spPr>
+                </pic:pic>
+              </a:graphicData>
+            </a:graphic>
+          </wp:inline>
+        </w:drawing>
+      </w:r>
+      <w:r>
+        <w:rPr>
+          <w:rFonts w:ascii="Times New Roman" w:hAnsi="Times New Roman" w:cs="Times New Roman"/>
+          <w:sz w:val="28"/>
+          <w:szCs w:val="28"/>
+        </w:rPr>
+        <w:br/>
+        <w:t xml:space="preserve">Щоб зберегти образ, потрібно підключитися до реального приладу і тоді у контекстному меню за ПКМ на приладі у панелі приладів буде </w:t>
+      </w:r>
+      <w:r>
+        <w:rPr>
+          <w:rFonts w:ascii="Times New Roman" w:hAnsi="Times New Roman" w:cs="Times New Roman"/>
+          <w:sz w:val="28"/>
+          <w:szCs w:val="28"/>
+        </w:rPr>
+        <w:lastRenderedPageBreak/>
+        <w:t xml:space="preserve">доступна опція «Зберегти образ для </w:t>
+      </w:r>
+      <w:proofErr w:type="spellStart"/>
+      <w:r>
+        <w:rPr>
+          <w:rFonts w:ascii="Times New Roman" w:hAnsi="Times New Roman" w:cs="Times New Roman"/>
+          <w:sz w:val="28"/>
+          <w:szCs w:val="28"/>
+        </w:rPr>
+        <w:t>оффлайн</w:t>
+      </w:r>
+      <w:proofErr w:type="spellEnd"/>
+      <w:r>
+        <w:rPr>
+          <w:rFonts w:ascii="Times New Roman" w:hAnsi="Times New Roman" w:cs="Times New Roman"/>
+          <w:sz w:val="28"/>
+          <w:szCs w:val="28"/>
+        </w:rPr>
+        <w:t xml:space="preserve"> режиму.</w:t>
+      </w:r>
+      <w:r>
+        <w:rPr>
+          <w:rFonts w:ascii="Times New Roman" w:hAnsi="Times New Roman" w:cs="Times New Roman"/>
+          <w:sz w:val="28"/>
+          <w:szCs w:val="28"/>
+        </w:rPr>
+        <w:br/>
+      </w:r>
+      <w:r>
+        <w:rPr>
+          <w:rFonts w:ascii="Times New Roman" w:hAnsi="Times New Roman" w:cs="Times New Roman"/>
+          <w:color w:val="FF0000"/>
+          <w:sz w:val="28"/>
+          <w:szCs w:val="28"/>
+        </w:rPr>
+        <w:t xml:space="preserve">УВАГА: Збереження образу приладу з </w:t>
+      </w:r>
+      <w:proofErr w:type="spellStart"/>
+      <w:r>
+        <w:rPr>
+          <w:rFonts w:ascii="Times New Roman" w:hAnsi="Times New Roman" w:cs="Times New Roman"/>
+          <w:color w:val="FF0000"/>
+          <w:sz w:val="28"/>
+          <w:szCs w:val="28"/>
+          <w:lang w:val="en-US"/>
+        </w:rPr>
+        <w:t>AutoDetectionProtocol</w:t>
+      </w:r>
+      <w:proofErr w:type="spellEnd"/>
+      <w:r>
+        <w:rPr>
+          <w:rFonts w:ascii="Times New Roman" w:hAnsi="Times New Roman" w:cs="Times New Roman"/>
+          <w:color w:val="FF0000"/>
+          <w:sz w:val="28"/>
+          <w:szCs w:val="28"/>
+        </w:rPr>
+        <w:t xml:space="preserve"> працює тільки якщо запустити </w:t>
+      </w:r>
+      <w:proofErr w:type="spellStart"/>
+      <w:r>
+        <w:rPr>
+          <w:rFonts w:ascii="Times New Roman" w:hAnsi="Times New Roman" w:cs="Times New Roman"/>
+          <w:color w:val="FF0000"/>
+          <w:sz w:val="28"/>
+          <w:szCs w:val="28"/>
+          <w:lang w:val="en-US"/>
+        </w:rPr>
+        <w:t>AQteckToolMax</w:t>
+      </w:r>
+      <w:proofErr w:type="spellEnd"/>
+      <w:r>
+        <w:rPr>
+          <w:rFonts w:ascii="Times New Roman" w:hAnsi="Times New Roman" w:cs="Times New Roman"/>
+          <w:color w:val="FF0000"/>
+          <w:sz w:val="28"/>
+          <w:szCs w:val="28"/>
+        </w:rPr>
+        <w:t xml:space="preserve"> від імені адміністратора!</w:t>
+      </w:r>
+    </w:p>
+    <w:p>
+      <w:pPr>
+        <w:rPr>
+          <w:rFonts w:ascii="Times New Roman" w:hAnsi="Times New Roman" w:cs="Times New Roman"/>
+          <w:sz w:val="28"/>
+          <w:szCs w:val="28"/>
+        </w:rPr>
+      </w:pPr>
+    </w:p>
+    <w:p>
+      <w:pPr>
+        <w:rPr>
+          <w:rFonts w:ascii="Times New Roman" w:hAnsi="Times New Roman" w:cs="Times New Roman"/>
+          <w:sz w:val="28"/>
+          <w:szCs w:val="28"/>
+        </w:rPr>
+      </w:pPr>
+      <w:r>
+        <w:rPr>
+          <w:rFonts w:ascii="Times New Roman" w:hAnsi="Times New Roman" w:cs="Times New Roman"/>
+          <w:sz w:val="28"/>
+          <w:szCs w:val="28"/>
+        </w:rPr>
+        <w:t>5</w:t>
+      </w:r>
+      <w:r>
+        <w:rPr>
+          <w:rFonts w:ascii="Times New Roman" w:hAnsi="Times New Roman" w:cs="Times New Roman"/>
+          <w:sz w:val="28"/>
+          <w:szCs w:val="28"/>
+        </w:rPr>
+        <w:t>.</w:t>
+      </w:r>
+      <w:r>
+        <w:rPr>
+          <w:rFonts w:ascii="Times New Roman" w:hAnsi="Times New Roman" w:cs="Times New Roman"/>
+          <w:sz w:val="28"/>
+          <w:szCs w:val="28"/>
+        </w:rPr>
+        <w:tab/>
+        <w:t>Налаштування інтерфейсу користувача.</w:t>
+      </w:r>
+    </w:p>
+    <w:p>
+      <w:pPr>
+        <w:ind w:left="705"/>
+        <w:rPr>
+          <w:rFonts w:ascii="Times New Roman" w:hAnsi="Times New Roman" w:cs="Times New Roman"/>
+          <w:sz w:val="28"/>
+          <w:szCs w:val="28"/>
+        </w:rPr>
+      </w:pPr>
+      <w:r>
+        <w:rPr>
+          <w:rFonts w:ascii="Times New Roman" w:hAnsi="Times New Roman" w:cs="Times New Roman"/>
+          <w:sz w:val="28"/>
+          <w:szCs w:val="28"/>
+        </w:rPr>
+        <w:t>Щоб змінити мову додатку оберіть потрібний варіант у полі</w:t>
+      </w:r>
+      <w:r>
+        <w:rPr>
+          <w:rFonts w:ascii="Times New Roman" w:hAnsi="Times New Roman" w:cs="Times New Roman"/>
+          <w:sz w:val="28"/>
+          <w:szCs w:val="28"/>
+        </w:rPr>
+        <w:t xml:space="preserve"> </w:t>
+      </w:r>
+      <w:proofErr w:type="spellStart"/>
+      <w:r>
+        <w:rPr>
+          <w:rFonts w:ascii="Times New Roman" w:hAnsi="Times New Roman" w:cs="Times New Roman"/>
+          <w:sz w:val="28"/>
+          <w:szCs w:val="28"/>
+        </w:rPr>
+        <w:t>тайтл</w:t>
+      </w:r>
+      <w:proofErr w:type="spellEnd"/>
+      <w:r>
+        <w:rPr>
+          <w:rFonts w:ascii="Times New Roman" w:hAnsi="Times New Roman" w:cs="Times New Roman"/>
+          <w:sz w:val="28"/>
+          <w:szCs w:val="28"/>
+        </w:rPr>
+        <w:t xml:space="preserve"> бару біля кнопок «</w:t>
+      </w:r>
+      <w:r>
+        <w:rPr>
+          <w:rFonts w:ascii="Times New Roman" w:hAnsi="Times New Roman" w:cs="Times New Roman"/>
+          <w:sz w:val="28"/>
+          <w:szCs w:val="28"/>
+        </w:rPr>
+        <w:t>з</w:t>
+      </w:r>
+      <w:r>
+        <w:rPr>
+          <w:rFonts w:ascii="Times New Roman" w:hAnsi="Times New Roman" w:cs="Times New Roman"/>
+          <w:sz w:val="28"/>
+          <w:szCs w:val="28"/>
+        </w:rPr>
+        <w:t>горнути, розгорнути, закрити»</w:t>
+      </w:r>
+    </w:p>
+    <w:p>
+      <w:pPr>
+        <w:ind w:left="705"/>
+        <w:rPr>
+          <w:rFonts w:ascii="Times New Roman" w:hAnsi="Times New Roman" w:cs="Times New Roman"/>
+          <w:sz w:val="28"/>
+          <w:szCs w:val="28"/>
+        </w:rPr>
+      </w:pPr>
+      <w:r>
+        <w:rPr>
+          <w:noProof/>
+          <w:lang w:val="ru-RU" w:eastAsia="ru-RU"/>
+        </w:rPr>
+        <w:drawing>
+          <wp:inline distT="0" distB="0" distL="0" distR="0" wp14:anchorId="077C2F50" wp14:editId="422FBCA5">
+            <wp:extent cx="2180952" cy="1133333"/>
+            <wp:effectExtent l="0" t="0" r="0" b="0"/>
+            <wp:docPr id="39" name="Рисунок 39"/>
+            <wp:cNvGraphicFramePr>
+              <a:graphicFrameLocks xmlns:a="http://schemas.openxmlformats.org/drawingml/2006/main" noChangeAspect="1"/>
+            </wp:cNvGraphicFramePr>
+            <a:graphic xmlns:a="http://schemas.openxmlformats.org/drawingml/2006/main">
+              <a:graphicData uri="http://schemas.openxmlformats.org/drawingml/2006/picture">
+                <pic:pic xmlns:pic="http://schemas.openxmlformats.org/drawingml/2006/picture">
+                  <pic:nvPicPr>
+                    <pic:cNvPr id="1" name=""/>
+                    <pic:cNvPicPr/>
+                  </pic:nvPicPr>
+                  <pic:blipFill>
+                    <a:blip r:embed="rId51"/>
+                    <a:stretch>
+                      <a:fillRect/>
+                    </a:stretch>
+                  </pic:blipFill>
+                  <pic:spPr>
+                    <a:xfrm>
+                      <a:off x="0" y="0"/>
                       <a:ext cx="2180952" cy="1133333"/>
                     </a:xfrm>
                     <a:prstGeom prst="rect">
@@ -6371,7 +8148,7 @@
 </file>
 
 <file path=word/numbering.xml><?xml version="1.0" encoding="utf-8"?>
-<w:numbering xmlns:wpc="http://schemas.microsoft.com/office/word/2010/wordprocessingCanvas" xmlns:cx="http://schemas.microsoft.com/office/drawing/2014/chartex" xmlns:cx1="http://schemas.microsoft.com/office/drawing/2015/9/8/chartex" xmlns:cx2="http://schemas.microsoft.com/office/drawing/2015/10/21/chartex" xmlns:cx3="http://schemas.microsoft.com/office/drawing/2016/5/9/chartex" xmlns:cx4="http://schemas.microsoft.com/office/drawing/2016/5/10/chartex" xmlns:cx5="http://schemas.microsoft.com/office/drawing/2016/5/11/chartex" xmlns:cx6="http://schemas.microsoft.com/office/drawing/2016/5/12/chartex" xmlns:cx7="http://schemas.microsoft.com/office/drawing/2016/5/13/chartex" xmlns:cx8="http://schemas.microsoft.com/office/drawing/2016/5/14/chartex" xmlns:mc="http://schemas.openxmlformats.org/markup-compatibility/2006" xmlns:aink="http://schemas.microsoft.com/office/drawing/2016/ink" xmlns:am3d="http://schemas.microsoft.com/office/drawing/2017/model3d" xmlns:o="urn:schemas-microsoft-com:office:office" xmlns:r="http://schemas.openxmlformats.org/officeDocument/2006/relationships" xmlns:m="http://schemas.openxmlformats.org/officeDocument/2006/math" xmlns:v="urn:schemas-microsoft-com:vml" xmlns:wp14="http://schemas.microsoft.com/office/word/2010/wordprocessingDrawing" xmlns:wp="http://schemas.openxmlformats.org/drawingml/2006/wordprocessingDrawing" xmlns:w10="urn:schemas-microsoft-com:office:word" xmlns:w="http://schemas.openxmlformats.org/wordprocessingml/2006/main" xmlns:w14="http://schemas.microsoft.com/office/word/2010/wordml" xmlns:w15="http://schemas.microsoft.com/office/word/2012/wordml" xmlns:w16cex="http://schemas.microsoft.com/office/word/2018/wordml/cex" xmlns:w16cid="http://schemas.microsoft.com/office/word/2016/wordml/cid" xmlns:w16="http://schemas.microsoft.com/office/word/2018/wordml" xmlns:w16se="http://schemas.microsoft.com/office/word/2015/wordml/symex" xmlns:wpg="http://schemas.microsoft.com/office/word/2010/wordprocessingGroup" xmlns:wpi="http://schemas.microsoft.com/office/word/2010/wordprocessingInk" xmlns:wne="http://schemas.microsoft.com/office/word/2006/wordml" xmlns:wps="http://schemas.microsoft.com/office/word/2010/wordprocessingShape" mc:Ignorable="w14 w15 w16se w16cid w16 w16cex wp14">
+<w:numbering xmlns:wpc="http://schemas.microsoft.com/office/word/2010/wordprocessingCanvas" xmlns:cx="http://schemas.microsoft.com/office/drawing/2014/chartex" xmlns:mc="http://schemas.openxmlformats.org/markup-compatibility/2006" xmlns:o="urn:schemas-microsoft-com:office:office" xmlns:r="http://schemas.openxmlformats.org/officeDocument/2006/relationships" xmlns:m="http://schemas.openxmlformats.org/officeDocument/2006/math" xmlns:v="urn:schemas-microsoft-com:vml" xmlns:wp14="http://schemas.microsoft.com/office/word/2010/wordprocessingDrawing" xmlns:wp="http://schemas.openxmlformats.org/drawingml/2006/wordprocessingDrawing" xmlns:w10="urn:schemas-microsoft-com:office:word" xmlns:w="http://schemas.openxmlformats.org/wordprocessingml/2006/main" xmlns:w14="http://schemas.microsoft.com/office/word/2010/wordml" xmlns:w15="http://schemas.microsoft.com/office/word/2012/wordml" xmlns:w16se="http://schemas.microsoft.com/office/word/2015/wordml/symex" xmlns:wpg="http://schemas.microsoft.com/office/word/2010/wordprocessingGroup" xmlns:wpi="http://schemas.microsoft.com/office/word/2010/wordprocessingInk" xmlns:wne="http://schemas.microsoft.com/office/word/2006/wordml" xmlns:wps="http://schemas.microsoft.com/office/word/2010/wordprocessingShape" mc:Ignorable="w14 w15 w16se wp14">
   <w:abstractNum w:abstractNumId="0" w15:restartNumberingAfterBreak="0">
     <w:nsid w:val="0FAE2CF2"/>
     <w:multiLevelType w:val="hybridMultilevel"/>
@@ -6924,7 +8701,7 @@
 </file>
 
 <file path=word/styles.xml><?xml version="1.0" encoding="utf-8"?>
-<w:styles xmlns:mc="http://schemas.openxmlformats.org/markup-compatibility/2006" xmlns:r="http://schemas.openxmlformats.org/officeDocument/2006/relationships" xmlns:w="http://schemas.openxmlformats.org/wordprocessingml/2006/main" xmlns:w14="http://schemas.microsoft.com/office/word/2010/wordml" xmlns:w15="http://schemas.microsoft.com/office/word/2012/wordml" xmlns:w16cex="http://schemas.microsoft.com/office/word/2018/wordml/cex" xmlns:w16cid="http://schemas.microsoft.com/office/word/2016/wordml/cid" xmlns:w16="http://schemas.microsoft.com/office/word/2018/wordml" xmlns:w16se="http://schemas.microsoft.com/office/word/2015/wordml/symex" mc:Ignorable="w14 w15 w16se w16cid w16 w16cex">
+<w:styles xmlns:mc="http://schemas.openxmlformats.org/markup-compatibility/2006" xmlns:r="http://schemas.openxmlformats.org/officeDocument/2006/relationships" xmlns:w="http://schemas.openxmlformats.org/wordprocessingml/2006/main" xmlns:w14="http://schemas.microsoft.com/office/word/2010/wordml" xmlns:w15="http://schemas.microsoft.com/office/word/2012/wordml" xmlns:w16se="http://schemas.microsoft.com/office/word/2015/wordml/symex" mc:Ignorable="w14 w15 w16se">
   <w:docDefaults>
     <w:rPrDefault>
       <w:rPr>
@@ -6940,7 +8717,7 @@
       </w:pPr>
     </w:pPrDefault>
   </w:docDefaults>
-  <w:latentStyles w:defLockedState="0" w:defUIPriority="99" w:defSemiHidden="0" w:defUnhideWhenUsed="0" w:defQFormat="0" w:count="376">
+  <w:latentStyles w:defLockedState="0" w:defUIPriority="99" w:defSemiHidden="0" w:defUnhideWhenUsed="0" w:defQFormat="0" w:count="371">
     <w:lsdException w:name="Normal" w:uiPriority="0" w:qFormat="1"/>
     <w:lsdException w:name="heading 1" w:uiPriority="9" w:qFormat="1"/>
     <w:lsdException w:name="heading 2" w:semiHidden="1" w:uiPriority="9" w:unhideWhenUsed="1" w:qFormat="1"/>
@@ -7312,11 +9089,6 @@
     <w:lsdException w:name="List Table 5 Dark Accent 6" w:uiPriority="50"/>
     <w:lsdException w:name="List Table 6 Colorful Accent 6" w:uiPriority="51"/>
     <w:lsdException w:name="List Table 7 Colorful Accent 6" w:uiPriority="52"/>
-    <w:lsdException w:name="Mention" w:semiHidden="1" w:unhideWhenUsed="1"/>
-    <w:lsdException w:name="Smart Hyperlink" w:semiHidden="1" w:unhideWhenUsed="1"/>
-    <w:lsdException w:name="Hashtag" w:semiHidden="1" w:unhideWhenUsed="1"/>
-    <w:lsdException w:name="Unresolved Mention" w:semiHidden="1" w:unhideWhenUsed="1"/>
-    <w:lsdException w:name="Smart Link" w:semiHidden="1" w:unhideWhenUsed="1"/>
   </w:latentStyles>
   <w:style w:type="paragraph" w:default="1" w:styleId="a">
     <w:name w:val="Normal"/>
@@ -7378,7 +9150,7 @@
     </w:rPr>
   </w:style>
   <w:style w:type="character" w:customStyle="1" w:styleId="a5">
-    <w:name w:val="Текст у виносці Знак"/>
+    <w:name w:val="Текст выноски Знак"/>
     <w:basedOn w:val="a0"/>
     <w:link w:val="a4"/>
     <w:uiPriority w:val="99"/>
@@ -7419,7 +9191,7 @@
     </w:rPr>
   </w:style>
   <w:style w:type="character" w:customStyle="1" w:styleId="a8">
-    <w:name w:val="Текст примітки Знак"/>
+    <w:name w:val="Текст примечания Знак"/>
     <w:basedOn w:val="a0"/>
     <w:link w:val="a7"/>
     <w:uiPriority w:val="99"/>
@@ -7445,7 +9217,7 @@
     </w:rPr>
   </w:style>
   <w:style w:type="character" w:customStyle="1" w:styleId="aa">
-    <w:name w:val="Тема примітки Знак"/>
+    <w:name w:val="Тема примечания Знак"/>
     <w:basedOn w:val="a8"/>
     <w:link w:val="a9"/>
     <w:uiPriority w:val="99"/>
